--- a/mon/ngu_van/khbd/lop11/KHBD_NGUVAN11_Bai2_CauTuVaHinhAnhTrongThoTruTinh_T12-22.docx
+++ b/mon/ngu_van/khbd/lop11/KHBD_NGUVAN11_Bai2_CauTuVaHinhAnhTrongThoTruTinh_T12-22.docx
@@ -1956,6 +1956,19 @@
     </w:p>
     <w:p>
       <w:pPr>
+        <w:spacing w:before="0" w:after="0"/>
+        <w:jc w:val="both"/>
+      </w:pPr>
+      <w:r>
+        <w:rPr>
+          <w:b w:val="0"/>
+          <w:i w:val="0"/>
+        </w:rPr>
+        <w:t>- Video tham khảo: Bài thơ Tràng giang – Huy Cận – Tô Kiều Ngân ngâm (kênh Lê &amp; H) – https://www.youtube.com/watch?v=zdVP4hMfcmk – Đọc diễn cảm Tràng giang</w:t>
+      </w:r>
+    </w:p>
+    <w:p>
+      <w:pPr>
         <w:spacing w:before="80" w:after="0"/>
         <w:jc w:val="center"/>
       </w:pPr>
@@ -2471,6 +2484,19 @@
           <w:i w:val="0"/>
         </w:rPr>
         <w:t>- Bước 1: HS đọc dịch nghĩa, dịch thơ (SGK tr.61 – 63); thảo luận cặp đôi 7 câu hỏi SGK tr.64.</w:t>
+      </w:r>
+    </w:p>
+    <w:p>
+      <w:pPr>
+        <w:spacing w:before="0" w:after="0"/>
+        <w:jc w:val="both"/>
+      </w:pPr>
+      <w:r>
+        <w:rPr>
+          <w:b w:val="0"/>
+          <w:i w:val="0"/>
+        </w:rPr>
+        <w:t>- Video tham khảo: Con đường mùa đông – Pu-skin (đọc thơ) (kênh MC Trần Thiện Tùng) – https://www.youtube.com/watch?v=n7mqfl4VM3c – Đọc diễn cảm Con đường mùa đông</w:t>
       </w:r>
     </w:p>
     <w:p>
@@ -3619,6 +3645,322 @@
         </w:rPr>
         <w:t>* PHỤ LỤC</w:t>
       </w:r>
+    </w:p>
+    <w:p>
+      <w:pPr>
+        <w:spacing w:before="80" w:after="0"/>
+        <w:jc w:val="center"/>
+      </w:pPr>
+      <w:r>
+        <w:rPr>
+          <w:b/>
+          <w:i w:val="0"/>
+        </w:rPr>
+        <w:t>Học liệu video (đã kiểm tra liên kết)</w:t>
+      </w:r>
+    </w:p>
+    <w:tbl>
+      <w:tblPr>
+        <w:tblStyle w:val="TableGrid"/>
+        <w:tblW w:type="auto" w:w="0"/>
+        <w:jc w:val="center"/>
+        <w:tblLayout w:type="fixed"/>
+        <w:tblLook w:firstColumn="1" w:firstRow="1" w:lastColumn="0" w:lastRow="0" w:noHBand="0" w:noVBand="1" w:val="04A0"/>
+      </w:tblPr>
+      <w:tblGrid>
+        <w:gridCol w:w="1985"/>
+        <w:gridCol w:w="1985"/>
+        <w:gridCol w:w="1985"/>
+        <w:gridCol w:w="1985"/>
+        <w:gridCol w:w="1985"/>
+      </w:tblGrid>
+      <w:tr>
+        <w:tc>
+          <w:tcPr>
+            <w:tcW w:type="dxa" w:w="794"/>
+            <w:shd w:val="clear" w:color="auto" w:fill="DCE6F2"/>
+          </w:tcPr>
+          <w:p>
+            <w:pPr>
+              <w:spacing w:before="80" w:after="0"/>
+              <w:jc w:val="center"/>
+            </w:pPr>
+            <w:r>
+              <w:rPr>
+                <w:b/>
+                <w:i w:val="0"/>
+              </w:rPr>
+              <w:t>STT</w:t>
+            </w:r>
+          </w:p>
+        </w:tc>
+        <w:tc>
+          <w:tcPr>
+            <w:tcW w:type="dxa" w:w="2282"/>
+            <w:shd w:val="clear" w:color="auto" w:fill="DCE6F2"/>
+          </w:tcPr>
+          <w:p>
+            <w:pPr>
+              <w:spacing w:before="80" w:after="0"/>
+              <w:jc w:val="center"/>
+            </w:pPr>
+            <w:r>
+              <w:rPr>
+                <w:b/>
+                <w:i w:val="0"/>
+              </w:rPr>
+              <w:t>Video</w:t>
+            </w:r>
+          </w:p>
+        </w:tc>
+        <w:tc>
+          <w:tcPr>
+            <w:tcW w:type="dxa" w:w="2282"/>
+            <w:shd w:val="clear" w:color="auto" w:fill="DCE6F2"/>
+          </w:tcPr>
+          <w:p>
+            <w:pPr>
+              <w:spacing w:before="80" w:after="0"/>
+              <w:jc w:val="center"/>
+            </w:pPr>
+            <w:r>
+              <w:rPr>
+                <w:b/>
+                <w:i w:val="0"/>
+              </w:rPr>
+              <w:t>Kênh</w:t>
+            </w:r>
+          </w:p>
+        </w:tc>
+        <w:tc>
+          <w:tcPr>
+            <w:tcW w:type="dxa" w:w="2282"/>
+            <w:shd w:val="clear" w:color="auto" w:fill="DCE6F2"/>
+          </w:tcPr>
+          <w:p>
+            <w:pPr>
+              <w:spacing w:before="80" w:after="0"/>
+              <w:jc w:val="center"/>
+            </w:pPr>
+            <w:r>
+              <w:rPr>
+                <w:b/>
+                <w:i w:val="0"/>
+              </w:rPr>
+              <w:t>Dùng ở</w:t>
+            </w:r>
+          </w:p>
+        </w:tc>
+        <w:tc>
+          <w:tcPr>
+            <w:tcW w:type="dxa" w:w="2282"/>
+            <w:shd w:val="clear" w:color="auto" w:fill="DCE6F2"/>
+          </w:tcPr>
+          <w:p>
+            <w:pPr>
+              <w:spacing w:before="80" w:after="0"/>
+              <w:jc w:val="center"/>
+            </w:pPr>
+            <w:r>
+              <w:rPr>
+                <w:b/>
+                <w:i w:val="0"/>
+              </w:rPr>
+              <w:t>Liên kết</w:t>
+            </w:r>
+          </w:p>
+        </w:tc>
+      </w:tr>
+      <w:tr>
+        <w:tc>
+          <w:tcPr>
+            <w:tcW w:type="dxa" w:w="794"/>
+          </w:tcPr>
+          <w:p>
+            <w:pPr>
+              <w:spacing w:before="0" w:after="0"/>
+              <w:jc w:val="both"/>
+            </w:pPr>
+            <w:r>
+              <w:rPr>
+                <w:b w:val="0"/>
+                <w:i w:val="0"/>
+              </w:rPr>
+              <w:t>1</w:t>
+            </w:r>
+          </w:p>
+        </w:tc>
+        <w:tc>
+          <w:tcPr>
+            <w:tcW w:type="dxa" w:w="2282"/>
+          </w:tcPr>
+          <w:p>
+            <w:pPr>
+              <w:spacing w:before="0" w:after="0"/>
+              <w:jc w:val="both"/>
+            </w:pPr>
+            <w:r>
+              <w:rPr>
+                <w:b w:val="0"/>
+                <w:i w:val="0"/>
+              </w:rPr>
+              <w:t>Bài thơ Tràng giang – Huy Cận – Tô Kiều Ngân ngâm</w:t>
+            </w:r>
+          </w:p>
+        </w:tc>
+        <w:tc>
+          <w:tcPr>
+            <w:tcW w:type="dxa" w:w="2282"/>
+          </w:tcPr>
+          <w:p>
+            <w:pPr>
+              <w:spacing w:before="0" w:after="0"/>
+              <w:jc w:val="both"/>
+            </w:pPr>
+            <w:r>
+              <w:rPr>
+                <w:b w:val="0"/>
+                <w:i w:val="0"/>
+              </w:rPr>
+              <w:t>Lê &amp; H</w:t>
+            </w:r>
+          </w:p>
+        </w:tc>
+        <w:tc>
+          <w:tcPr>
+            <w:tcW w:type="dxa" w:w="2282"/>
+          </w:tcPr>
+          <w:p>
+            <w:pPr>
+              <w:spacing w:before="0" w:after="0"/>
+              <w:jc w:val="both"/>
+            </w:pPr>
+            <w:r>
+              <w:rPr>
+                <w:b w:val="0"/>
+                <w:i w:val="0"/>
+              </w:rPr>
+              <w:t>Đọc diễn cảm Tràng giang</w:t>
+            </w:r>
+          </w:p>
+        </w:tc>
+        <w:tc>
+          <w:tcPr>
+            <w:tcW w:type="dxa" w:w="2282"/>
+          </w:tcPr>
+          <w:p>
+            <w:pPr>
+              <w:spacing w:before="0" w:after="0"/>
+              <w:jc w:val="both"/>
+            </w:pPr>
+            <w:r>
+              <w:rPr>
+                <w:b w:val="0"/>
+                <w:i w:val="0"/>
+              </w:rPr>
+              <w:t>https://www.youtube.com/watch?v=zdVP4hMfcmk</w:t>
+            </w:r>
+          </w:p>
+        </w:tc>
+      </w:tr>
+      <w:tr>
+        <w:tc>
+          <w:tcPr>
+            <w:tcW w:type="dxa" w:w="794"/>
+          </w:tcPr>
+          <w:p>
+            <w:pPr>
+              <w:spacing w:before="0" w:after="0"/>
+              <w:jc w:val="both"/>
+            </w:pPr>
+            <w:r>
+              <w:rPr>
+                <w:b w:val="0"/>
+                <w:i w:val="0"/>
+              </w:rPr>
+              <w:t>2</w:t>
+            </w:r>
+          </w:p>
+        </w:tc>
+        <w:tc>
+          <w:tcPr>
+            <w:tcW w:type="dxa" w:w="2282"/>
+          </w:tcPr>
+          <w:p>
+            <w:pPr>
+              <w:spacing w:before="0" w:after="0"/>
+              <w:jc w:val="both"/>
+            </w:pPr>
+            <w:r>
+              <w:rPr>
+                <w:b w:val="0"/>
+                <w:i w:val="0"/>
+              </w:rPr>
+              <w:t>Con đường mùa đông – Pu-skin (đọc thơ)</w:t>
+            </w:r>
+          </w:p>
+        </w:tc>
+        <w:tc>
+          <w:tcPr>
+            <w:tcW w:type="dxa" w:w="2282"/>
+          </w:tcPr>
+          <w:p>
+            <w:pPr>
+              <w:spacing w:before="0" w:after="0"/>
+              <w:jc w:val="both"/>
+            </w:pPr>
+            <w:r>
+              <w:rPr>
+                <w:b w:val="0"/>
+                <w:i w:val="0"/>
+              </w:rPr>
+              <w:t>MC Trần Thiện Tùng</w:t>
+            </w:r>
+          </w:p>
+        </w:tc>
+        <w:tc>
+          <w:tcPr>
+            <w:tcW w:type="dxa" w:w="2282"/>
+          </w:tcPr>
+          <w:p>
+            <w:pPr>
+              <w:spacing w:before="0" w:after="0"/>
+              <w:jc w:val="both"/>
+            </w:pPr>
+            <w:r>
+              <w:rPr>
+                <w:b w:val="0"/>
+                <w:i w:val="0"/>
+              </w:rPr>
+              <w:t>Đọc diễn cảm Con đường mùa đông</w:t>
+            </w:r>
+          </w:p>
+        </w:tc>
+        <w:tc>
+          <w:tcPr>
+            <w:tcW w:type="dxa" w:w="2282"/>
+          </w:tcPr>
+          <w:p>
+            <w:pPr>
+              <w:spacing w:before="0" w:after="0"/>
+              <w:jc w:val="both"/>
+            </w:pPr>
+            <w:r>
+              <w:rPr>
+                <w:b w:val="0"/>
+                <w:i w:val="0"/>
+              </w:rPr>
+              <w:t>https://www.youtube.com/watch?v=n7mqfl4VM3c</w:t>
+            </w:r>
+          </w:p>
+        </w:tc>
+      </w:tr>
+    </w:tbl>
+    <w:p>
+      <w:pPr>
+        <w:spacing w:before="0" w:after="0"/>
+        <w:jc w:val="both"/>
+      </w:pPr>
     </w:p>
     <w:p>
       <w:pPr>

--- a/mon/ngu_van/khbd/lop11/KHBD_NGUVAN11_Bai2_CauTuVaHinhAnhTrongThoTruTinh_T12-22.docx
+++ b/mon/ngu_van/khbd/lop11/KHBD_NGUVAN11_Bai2_CauTuVaHinhAnhTrongThoTruTinh_T12-22.docx
@@ -697,6 +697,19 @@
           <w:i w:val="0"/>
         </w:rPr>
         <w:t>- GV dẫn vào bài: Tháng 7/1939, trong nhà lao Thừa Phủ, một tiếng hò vọng vào giữa buổi trưa đã đánh thức trong lòng người tù trẻ Tố Hữu cả một trời thương nhớ. Nỗi nhớ ấy được tổ chức thành bài thơ như thế nào?</w:t>
+      </w:r>
+    </w:p>
+    <w:p>
+      <w:pPr>
+        <w:spacing w:before="0" w:after="0"/>
+        <w:jc w:val="both"/>
+      </w:pPr>
+      <w:r>
+        <w:rPr>
+          <w:b w:val="0"/>
+          <w:i w:val="0"/>
+        </w:rPr>
+        <w:t>- Video tham khảo: Tố Hữu – Nhà thơ lớn của cách mạng Việt Nam (Danh nhân Thăng Long – Hà Nội) (kênh HTV – Đài Hà Nội) – https://www.youtube.com/watch?v=PaS9osKcC4E – Tìm hiểu tác giả Tố Hữu (Nhớ đồng)</w:t>
       </w:r>
     </w:p>
     <w:p>
@@ -1964,7 +1977,7 @@
           <w:b w:val="0"/>
           <w:i w:val="0"/>
         </w:rPr>
-        <w:t>- Video tham khảo: Bài thơ Tràng giang – Huy Cận – Tô Kiều Ngân ngâm (kênh Lê &amp; H) – https://www.youtube.com/watch?v=zdVP4hMfcmk – Đọc diễn cảm Tràng giang</w:t>
+        <w:t>- Video tham khảo: Nhà thơ Cù Huy Cận: Người suốt đời gắn bó với cách mạng và thơ (kênh Trung tâm Thư viện và Tri thức số) – https://www.youtube.com/watch?v=GjkqYB9E38U – Tìm hiểu tác giả Huy Cận (Tràng giang)</w:t>
       </w:r>
     </w:p>
     <w:p>
@@ -2496,7 +2509,7 @@
           <w:b w:val="0"/>
           <w:i w:val="0"/>
         </w:rPr>
-        <w:t>- Video tham khảo: Con đường mùa đông – Pu-skin (đọc thơ) (kênh MC Trần Thiện Tùng) – https://www.youtube.com/watch?v=n7mqfl4VM3c – Đọc diễn cảm Con đường mùa đông</w:t>
+        <w:t>- Video tham khảo: Phóng sự quốc tế: Aleksandr Sergeyevich Pushkin – Nhà thơ tình nổi tiếng (kênh Báo Nhân Dân) – https://www.youtube.com/watch?v=nV4ovO1sp74 – Tìm hiểu tác giả Pu-skin (Con đường mùa đông)</w:t>
       </w:r>
     </w:p>
     <w:p>
@@ -3804,7 +3817,7 @@
                 <w:b w:val="0"/>
                 <w:i w:val="0"/>
               </w:rPr>
-              <w:t>Bài thơ Tràng giang – Huy Cận – Tô Kiều Ngân ngâm</w:t>
+              <w:t>Tố Hữu – Nhà thơ lớn của cách mạng Việt Nam (Danh nhân Thăng Long – Hà Nội)</w:t>
             </w:r>
           </w:p>
         </w:tc>
@@ -3822,7 +3835,7 @@
                 <w:b w:val="0"/>
                 <w:i w:val="0"/>
               </w:rPr>
-              <w:t>Lê &amp; H</w:t>
+              <w:t>HTV – Đài Hà Nội</w:t>
             </w:r>
           </w:p>
         </w:tc>
@@ -3840,7 +3853,7 @@
                 <w:b w:val="0"/>
                 <w:i w:val="0"/>
               </w:rPr>
-              <w:t>Đọc diễn cảm Tràng giang</w:t>
+              <w:t>Tìm hiểu tác giả Tố Hữu (Nhớ đồng)</w:t>
             </w:r>
           </w:p>
         </w:tc>
@@ -3858,7 +3871,7 @@
                 <w:b w:val="0"/>
                 <w:i w:val="0"/>
               </w:rPr>
-              <w:t>https://www.youtube.com/watch?v=zdVP4hMfcmk</w:t>
+              <w:t>https://www.youtube.com/watch?v=PaS9osKcC4E</w:t>
             </w:r>
           </w:p>
         </w:tc>
@@ -3896,7 +3909,7 @@
                 <w:b w:val="0"/>
                 <w:i w:val="0"/>
               </w:rPr>
-              <w:t>Con đường mùa đông – Pu-skin (đọc thơ)</w:t>
+              <w:t>Nhà thơ Cù Huy Cận: Người suốt đời gắn bó với cách mạng và thơ</w:t>
             </w:r>
           </w:p>
         </w:tc>
@@ -3914,7 +3927,7 @@
                 <w:b w:val="0"/>
                 <w:i w:val="0"/>
               </w:rPr>
-              <w:t>MC Trần Thiện Tùng</w:t>
+              <w:t>Trung tâm Thư viện và Tri thức số</w:t>
             </w:r>
           </w:p>
         </w:tc>
@@ -3932,7 +3945,7 @@
                 <w:b w:val="0"/>
                 <w:i w:val="0"/>
               </w:rPr>
-              <w:t>Đọc diễn cảm Con đường mùa đông</w:t>
+              <w:t>Tìm hiểu tác giả Huy Cận (Tràng giang)</w:t>
             </w:r>
           </w:p>
         </w:tc>
@@ -3950,7 +3963,99 @@
                 <w:b w:val="0"/>
                 <w:i w:val="0"/>
               </w:rPr>
-              <w:t>https://www.youtube.com/watch?v=n7mqfl4VM3c</w:t>
+              <w:t>https://www.youtube.com/watch?v=GjkqYB9E38U</w:t>
+            </w:r>
+          </w:p>
+        </w:tc>
+      </w:tr>
+      <w:tr>
+        <w:tc>
+          <w:tcPr>
+            <w:tcW w:type="dxa" w:w="794"/>
+          </w:tcPr>
+          <w:p>
+            <w:pPr>
+              <w:spacing w:before="0" w:after="0"/>
+              <w:jc w:val="both"/>
+            </w:pPr>
+            <w:r>
+              <w:rPr>
+                <w:b w:val="0"/>
+                <w:i w:val="0"/>
+              </w:rPr>
+              <w:t>3</w:t>
+            </w:r>
+          </w:p>
+        </w:tc>
+        <w:tc>
+          <w:tcPr>
+            <w:tcW w:type="dxa" w:w="2282"/>
+          </w:tcPr>
+          <w:p>
+            <w:pPr>
+              <w:spacing w:before="0" w:after="0"/>
+              <w:jc w:val="both"/>
+            </w:pPr>
+            <w:r>
+              <w:rPr>
+                <w:b w:val="0"/>
+                <w:i w:val="0"/>
+              </w:rPr>
+              <w:t>Phóng sự quốc tế: Aleksandr Sergeyevich Pushkin – Nhà thơ tình nổi tiếng</w:t>
+            </w:r>
+          </w:p>
+        </w:tc>
+        <w:tc>
+          <w:tcPr>
+            <w:tcW w:type="dxa" w:w="2282"/>
+          </w:tcPr>
+          <w:p>
+            <w:pPr>
+              <w:spacing w:before="0" w:after="0"/>
+              <w:jc w:val="both"/>
+            </w:pPr>
+            <w:r>
+              <w:rPr>
+                <w:b w:val="0"/>
+                <w:i w:val="0"/>
+              </w:rPr>
+              <w:t>Báo Nhân Dân</w:t>
+            </w:r>
+          </w:p>
+        </w:tc>
+        <w:tc>
+          <w:tcPr>
+            <w:tcW w:type="dxa" w:w="2282"/>
+          </w:tcPr>
+          <w:p>
+            <w:pPr>
+              <w:spacing w:before="0" w:after="0"/>
+              <w:jc w:val="both"/>
+            </w:pPr>
+            <w:r>
+              <w:rPr>
+                <w:b w:val="0"/>
+                <w:i w:val="0"/>
+              </w:rPr>
+              <w:t>Tìm hiểu tác giả Pu-skin (Con đường mùa đông)</w:t>
+            </w:r>
+          </w:p>
+        </w:tc>
+        <w:tc>
+          <w:tcPr>
+            <w:tcW w:type="dxa" w:w="2282"/>
+          </w:tcPr>
+          <w:p>
+            <w:pPr>
+              <w:spacing w:before="0" w:after="0"/>
+              <w:jc w:val="both"/>
+            </w:pPr>
+            <w:r>
+              <w:rPr>
+                <w:b w:val="0"/>
+                <w:i w:val="0"/>
+              </w:rPr>
+              <w:t>https://www.youtube.com/watch?v=nV4ovO1sp74</w:t>
             </w:r>
           </w:p>
         </w:tc>

--- a/mon/ngu_van/khbd/lop11/KHBD_NGUVAN11_Bai2_CauTuVaHinhAnhTrongThoTruTinh_T12-22.docx
+++ b/mon/ngu_van/khbd/lop11/KHBD_NGUVAN11_Bai2_CauTuVaHinhAnhTrongThoTruTinh_T12-22.docx
@@ -12,20 +12,18 @@
           <w:b/>
           <w:i/>
         </w:rPr>
-        <w:t>Ngày …… tháng …… năm 2026</w:t>
-      </w:r>
-      <w:r>
+        <w:t>Ngày …… tháng …… năm ……</w:t>
         <w:tab/>
         <w:tab/>
         <w:tab/>
-        <w:t xml:space="preserve">       </w:t>
-      </w:r>
+        <w:t xml:space="preserve">       Họ và tên giáo viên: ……………………………</w:t>
+      </w:r>
+      <w:r/>
       <w:r>
         <w:rPr>
           <w:b/>
           <w:i/>
         </w:rPr>
-        <w:t xml:space="preserve">Họ và tên giáo viên: </w:t>
       </w:r>
     </w:p>
     <w:p>
@@ -3601,8 +3599,8 @@
       <w:r>
         <w:drawing>
           <wp:inline xmlns:a="http://schemas.openxmlformats.org/drawingml/2006/main" xmlns:pic="http://schemas.openxmlformats.org/drawingml/2006/picture">
-            <wp:extent cx="5760000" cy="3217752"/>
-            <wp:docPr id="3" name="Picture 3"/>
+            <wp:extent cx="5940000" cy="3335425"/>
+            <wp:docPr id="7" name="Picture 7"/>
             <wp:cNvGraphicFramePr>
               <a:graphicFrameLocks noChangeAspect="1"/>
             </wp:cNvGraphicFramePr>
@@ -3610,11 +3608,11 @@
               <a:graphicData uri="http://schemas.openxmlformats.org/drawingml/2006/picture">
                 <pic:pic>
                   <pic:nvPicPr>
-                    <pic:cNvPr id="0" name="SoDoTuDuy_NGUVAN11_Bai2_CauTuVaHinhAnhTrongThoTruTinh_T12-22.png"/>
+                    <pic:cNvPr id="0" name="image.png"/>
                     <pic:cNvPicPr/>
                   </pic:nvPicPr>
                   <pic:blipFill>
-                    <a:blip r:embed="rId19"/>
+                    <a:blip r:embed="rId23"/>
                     <a:stretch>
                       <a:fillRect/>
                     </a:stretch>
@@ -3622,7 +3620,7 @@
                   <pic:spPr>
                     <a:xfrm>
                       <a:off x="0" y="0"/>
-                      <a:ext cx="5760000" cy="3217752"/>
+                      <a:ext cx="5940000" cy="3335425"/>
                     </a:xfrm>
                     <a:prstGeom prst="rect"/>
                   </pic:spPr>
@@ -3631,6 +3629,18 @@
             </a:graphic>
           </wp:inline>
         </w:drawing>
+      </w:r>
+    </w:p>
+    <w:p>
+      <w:pPr>
+        <w:jc w:val="center"/>
+      </w:pPr>
+      <w:r>
+        <w:rPr>
+          <w:i/>
+          <w:sz w:val="20"/>
+        </w:rPr>
+        <w:t>Sơ đồ tư duy – Cấu tứ và hình ảnh (TTT biên soạn theo SGK)</w:t>
       </w:r>
     </w:p>
     <w:p>
@@ -5493,156 +5503,11 @@
         </w:tc>
       </w:tr>
     </w:tbl>
-    <w:p>
-      <w:pPr>
-        <w:spacing w:before="0" w:after="0"/>
-        <w:jc w:val="both"/>
-      </w:pPr>
-    </w:p>
-    <w:p>
-      <w:pPr>
-        <w:spacing w:before="0" w:after="0"/>
-        <w:jc w:val="both"/>
-      </w:pPr>
-    </w:p>
-    <w:tbl>
-      <w:tblPr>
-        <w:tblStyle w:val="TableGrid"/>
-        <w:tblW w:type="auto" w:w="0"/>
-        <w:jc w:val="center"/>
-        <w:tblLook w:firstColumn="1" w:firstRow="1" w:lastColumn="0" w:lastRow="0" w:noHBand="0" w:noVBand="1" w:val="04A0"/>
-      </w:tblPr>
-      <w:tblGrid>
-        <w:gridCol w:w="4961"/>
-        <w:gridCol w:w="4961"/>
-      </w:tblGrid>
-      <w:tr>
-        <w:tc>
-          <w:tcPr>
-            <w:tcW w:type="dxa" w:w="4961"/>
-            <w:tcBorders>
-              <w:top w:val="nil"/>
-              <w:left w:val="nil"/>
-              <w:bottom w:val="nil"/>
-              <w:right w:val="nil"/>
-            </w:tcBorders>
-          </w:tcPr>
-          <w:p>
-            <w:pPr>
-              <w:spacing w:before="80" w:after="0"/>
-              <w:jc w:val="center"/>
-            </w:pPr>
-            <w:r>
-              <w:rPr>
-                <w:b/>
-                <w:i w:val="0"/>
-              </w:rPr>
-              <w:t>TỔ TRƯỞNG CHUYÊN MÔN</w:t>
-            </w:r>
-          </w:p>
-          <w:p>
-            <w:pPr>
-              <w:spacing w:before="0" w:after="0"/>
-              <w:jc w:val="both"/>
-            </w:pPr>
-          </w:p>
-          <w:p>
-            <w:pPr>
-              <w:spacing w:before="0" w:after="0"/>
-              <w:jc w:val="both"/>
-            </w:pPr>
-          </w:p>
-          <w:p>
-            <w:pPr>
-              <w:spacing w:before="0" w:after="0"/>
-              <w:jc w:val="both"/>
-            </w:pPr>
-          </w:p>
-          <w:p>
-            <w:pPr>
-              <w:spacing w:before="0" w:after="0"/>
-              <w:jc w:val="both"/>
-            </w:pPr>
-          </w:p>
-        </w:tc>
-        <w:tc>
-          <w:tcPr>
-            <w:tcW w:type="dxa" w:w="4961"/>
-            <w:tcBorders>
-              <w:top w:val="nil"/>
-              <w:left w:val="nil"/>
-              <w:bottom w:val="nil"/>
-              <w:right w:val="nil"/>
-            </w:tcBorders>
-          </w:tcPr>
-          <w:p>
-            <w:pPr>
-              <w:spacing w:before="80" w:after="0"/>
-              <w:jc w:val="center"/>
-            </w:pPr>
-            <w:r>
-              <w:rPr>
-                <w:b/>
-                <w:i w:val="0"/>
-              </w:rPr>
-              <w:t>NGƯỜI SOẠN</w:t>
-            </w:r>
-          </w:p>
-          <w:p>
-            <w:pPr>
-              <w:spacing w:before="0" w:after="0"/>
-              <w:jc w:val="both"/>
-            </w:pPr>
-          </w:p>
-          <w:p>
-            <w:pPr>
-              <w:spacing w:before="0" w:after="0"/>
-              <w:jc w:val="both"/>
-            </w:pPr>
-          </w:p>
-          <w:p>
-            <w:pPr>
-              <w:spacing w:before="0" w:after="0"/>
-              <w:jc w:val="both"/>
-            </w:pPr>
-          </w:p>
-          <w:p>
-            <w:pPr>
-              <w:spacing w:before="0" w:after="0"/>
-              <w:jc w:val="both"/>
-            </w:pPr>
-          </w:p>
-        </w:tc>
-      </w:tr>
-    </w:tbl>
-    <w:p>
-      <w:pPr>
-        <w:spacing w:before="240" w:after="0"/>
-        <w:jc w:val="center"/>
-      </w:pPr>
-      <w:r>
-        <w:rPr>
-          <w:b/>
-          <w:i w:val="0"/>
-        </w:rPr>
-        <w:t>KIỂM TRA CỦA LÃNH ĐẠO</w:t>
-      </w:r>
-    </w:p>
-    <w:p>
-      <w:pPr>
-        <w:spacing w:before="0" w:after="0"/>
-        <w:jc w:val="center"/>
-      </w:pPr>
-      <w:r>
-        <w:rPr>
-          <w:b/>
-          <w:i w:val="0"/>
-        </w:rPr>
-        <w:t>PHÓ HIỆU TRƯỞNG</w:t>
-      </w:r>
-    </w:p>
     <w:sectPr>
       <w:footerReference w:type="default" r:id="rId14"/>
+      <w:headerReference w:type="default" r:id="rId20"/>
+      <w:headerReference w:type="first" r:id="rId21"/>
+      <w:footerReference w:type="first" r:id="rId22"/>
       <w:type w:val="continuous"/>
       <w:pgSz w:w="11907" w:h="16840" w:code="9"/>
       <w:pgMar w:top="851" w:right="708" w:bottom="851" w:left="1276" w:header="0" w:footer="283" w:gutter="0"/>
@@ -5742,6 +5607,16 @@
 </w:ftr>
 </file>
 
+<file path=word/footer2.xml><?xml version="1.0" encoding="utf-8"?>
+<w:ftr xmlns:m="http://schemas.openxmlformats.org/officeDocument/2006/math" xmlns:mc="http://schemas.openxmlformats.org/markup-compatibility/2006" xmlns:mo="http://schemas.microsoft.com/office/mac/office/2008/main" xmlns:mv="urn:schemas-microsoft-com:mac:vml" xmlns:o="urn:schemas-microsoft-com:office:office" xmlns:r="http://schemas.openxmlformats.org/officeDocument/2006/relationships" xmlns:v="urn:schemas-microsoft-com:vml" xmlns:w10="urn:schemas-microsoft-com:office:word" xmlns:w14="http://schemas.microsoft.com/office/word/2010/wordml" xmlns:w="http://schemas.openxmlformats.org/wordprocessingml/2006/main" xmlns:wne="http://schemas.microsoft.com/office/word/2006/wordml" xmlns:wp14="http://schemas.microsoft.com/office/word/2010/wordprocessingDrawing" xmlns:wp="http://schemas.openxmlformats.org/drawingml/2006/wordprocessingDrawing" xmlns:wpc="http://schemas.microsoft.com/office/word/2010/wordprocessingCanvas" xmlns:wpg="http://schemas.microsoft.com/office/word/2010/wordprocessingGroup" xmlns:wpi="http://schemas.microsoft.com/office/word/2010/wordprocessingInk" xmlns:wps="http://schemas.microsoft.com/office/word/2010/wordprocessingShape" mc:Ignorable="w14 wp14">
+  <w:p>
+    <w:pPr>
+      <w:pStyle w:val="Footer"/>
+    </w:pPr>
+  </w:p>
+</w:ftr>
+</file>
+
 <file path=word/footnotes.xml><?xml version="1.0" encoding="utf-8"?>
 <w:footnotes xmlns:wpc="http://schemas.microsoft.com/office/word/2010/wordprocessingCanvas" xmlns:cx="http://schemas.microsoft.com/office/drawing/2014/chartex" xmlns:cx1="http://schemas.microsoft.com/office/drawing/2015/9/8/chartex" xmlns:cx2="http://schemas.microsoft.com/office/drawing/2015/10/21/chartex" xmlns:cx3="http://schemas.microsoft.com/office/drawing/2016/5/9/chartex" xmlns:cx4="http://schemas.microsoft.com/office/drawing/2016/5/10/chartex" xmlns:cx5="http://schemas.microsoft.com/office/drawing/2016/5/11/chartex" xmlns:cx6="http://schemas.microsoft.com/office/drawing/2016/5/12/chartex" xmlns:cx7="http://schemas.microsoft.com/office/drawing/2016/5/13/chartex" xmlns:cx8="http://schemas.microsoft.com/office/drawing/2016/5/14/chartex" xmlns:mc="http://schemas.openxmlformats.org/markup-compatibility/2006" xmlns:aink="http://schemas.microsoft.com/office/drawing/2016/ink" xmlns:am3d="http://schemas.microsoft.com/office/drawing/2017/model3d" xmlns:o="urn:schemas-microsoft-com:office:office" xmlns:r="http://schemas.openxmlformats.org/officeDocument/2006/relationships" xmlns:m="http://schemas.openxmlformats.org/officeDocument/2006/math" xmlns:v="urn:schemas-microsoft-com:vml" xmlns:wp14="http://schemas.microsoft.com/office/word/2010/wordprocessingDrawing" xmlns:wp="http://schemas.openxmlformats.org/drawingml/2006/wordprocessingDrawing" xmlns:w10="urn:schemas-microsoft-com:office:word" xmlns:w="http://schemas.openxmlformats.org/wordprocessingml/2006/main" xmlns:w14="http://schemas.microsoft.com/office/word/2010/wordml" xmlns:w15="http://schemas.microsoft.com/office/word/2012/wordml" xmlns:w16cid="http://schemas.microsoft.com/office/word/2016/wordml/cid" xmlns:w16se="http://schemas.microsoft.com/office/word/2015/wordml/symex" xmlns:wpg="http://schemas.microsoft.com/office/word/2010/wordprocessingGroup" xmlns:wpi="http://schemas.microsoft.com/office/word/2010/wordprocessingInk" xmlns:wne="http://schemas.microsoft.com/office/word/2006/wordml" xmlns:wps="http://schemas.microsoft.com/office/word/2010/wordprocessingShape" mc:Ignorable="w14 w15 w16se w16cid wp14">
   <w:footnote w:type="separator" w:id="-1">
@@ -5765,6 +5640,26 @@
     </w:p>
   </w:footnote>
 </w:footnotes>
+</file>
+
+<file path=word/header1.xml><?xml version="1.0" encoding="utf-8"?>
+<w:hdr xmlns:m="http://schemas.openxmlformats.org/officeDocument/2006/math" xmlns:mc="http://schemas.openxmlformats.org/markup-compatibility/2006" xmlns:mo="http://schemas.microsoft.com/office/mac/office/2008/main" xmlns:mv="urn:schemas-microsoft-com:mac:vml" xmlns:o="urn:schemas-microsoft-com:office:office" xmlns:r="http://schemas.openxmlformats.org/officeDocument/2006/relationships" xmlns:v="urn:schemas-microsoft-com:vml" xmlns:w10="urn:schemas-microsoft-com:office:word" xmlns:w14="http://schemas.microsoft.com/office/word/2010/wordml" xmlns:w="http://schemas.openxmlformats.org/wordprocessingml/2006/main" xmlns:wne="http://schemas.microsoft.com/office/word/2006/wordml" xmlns:wp14="http://schemas.microsoft.com/office/word/2010/wordprocessingDrawing" xmlns:wp="http://schemas.openxmlformats.org/drawingml/2006/wordprocessingDrawing" xmlns:wpc="http://schemas.microsoft.com/office/word/2010/wordprocessingCanvas" xmlns:wpg="http://schemas.microsoft.com/office/word/2010/wordprocessingGroup" xmlns:wpi="http://schemas.microsoft.com/office/word/2010/wordprocessingInk" xmlns:wps="http://schemas.microsoft.com/office/word/2010/wordprocessingShape" mc:Ignorable="w14 wp14">
+  <w:p>
+    <w:pPr>
+      <w:pStyle w:val="Header"/>
+    </w:pPr>
+  </w:p>
+</w:hdr>
+</file>
+
+<file path=word/header2.xml><?xml version="1.0" encoding="utf-8"?>
+<w:hdr xmlns:m="http://schemas.openxmlformats.org/officeDocument/2006/math" xmlns:mc="http://schemas.openxmlformats.org/markup-compatibility/2006" xmlns:mo="http://schemas.microsoft.com/office/mac/office/2008/main" xmlns:mv="urn:schemas-microsoft-com:mac:vml" xmlns:o="urn:schemas-microsoft-com:office:office" xmlns:r="http://schemas.openxmlformats.org/officeDocument/2006/relationships" xmlns:v="urn:schemas-microsoft-com:vml" xmlns:w10="urn:schemas-microsoft-com:office:word" xmlns:w14="http://schemas.microsoft.com/office/word/2010/wordml" xmlns:w="http://schemas.openxmlformats.org/wordprocessingml/2006/main" xmlns:wne="http://schemas.microsoft.com/office/word/2006/wordml" xmlns:wp14="http://schemas.microsoft.com/office/word/2010/wordprocessingDrawing" xmlns:wp="http://schemas.openxmlformats.org/drawingml/2006/wordprocessingDrawing" xmlns:wpc="http://schemas.microsoft.com/office/word/2010/wordprocessingCanvas" xmlns:wpg="http://schemas.microsoft.com/office/word/2010/wordprocessingGroup" xmlns:wpi="http://schemas.microsoft.com/office/word/2010/wordprocessingInk" xmlns:wps="http://schemas.microsoft.com/office/word/2010/wordprocessingShape" mc:Ignorable="w14 wp14">
+  <w:p>
+    <w:pPr>
+      <w:pStyle w:val="Header"/>
+    </w:pPr>
+  </w:p>
+</w:hdr>
 </file>
 
 <file path=word/numbering.xml><?xml version="1.0" encoding="utf-8"?>

--- a/mon/ngu_van/khbd/lop11/KHBD_NGUVAN11_Bai2_CauTuVaHinhAnhTrongThoTruTinh_T12-22.docx
+++ b/mon/ngu_van/khbd/lop11/KHBD_NGUVAN11_Bai2_CauTuVaHinhAnhTrongThoTruTinh_T12-22.docx
@@ -93,6 +93,394 @@
     </w:p>
     <w:p>
       <w:pPr>
+        <w:spacing w:before="0" w:after="0"/>
+        <w:jc w:val="both"/>
+      </w:pPr>
+      <w:r>
+        <w:rPr>
+          <w:b/>
+          <w:i w:val="0"/>
+        </w:rPr>
+        <w:t>1. Về kiến thức:</w:t>
+      </w:r>
+    </w:p>
+    <w:p>
+      <w:pPr>
+        <w:spacing w:before="0" w:after="0"/>
+        <w:jc w:val="both"/>
+      </w:pPr>
+      <w:r>
+        <w:rPr>
+          <w:b w:val="0"/>
+          <w:i w:val="0"/>
+        </w:rPr>
+        <w:t>- Đánh giá được giá trị thẩm mĩ của một số yếu tố trong thơ như ngôn từ, cấu tứ, hình thức bài thơ thể hiện trong văn bản; nhận biết và phân tích được vai trò của yếu tố tượng trưng trong thơ.</w:t>
+      </w:r>
+    </w:p>
+    <w:p>
+      <w:pPr>
+        <w:spacing w:before="0" w:after="0"/>
+        <w:jc w:val="both"/>
+      </w:pPr>
+      <w:r>
+        <w:rPr>
+          <w:b w:val="0"/>
+          <w:i w:val="0"/>
+        </w:rPr>
+        <w:t>- Phân tích và đánh giá được tình cảm, cảm xúc và cảm hứng chủ đạo của người viết thể hiện qua văn bản thơ; phát hiện được các giá trị văn hoá, triết lí nhân sinh từ văn bản thơ.</w:t>
+      </w:r>
+    </w:p>
+    <w:p>
+      <w:pPr>
+        <w:spacing w:before="0" w:after="0"/>
+        <w:jc w:val="both"/>
+      </w:pPr>
+      <w:r>
+        <w:rPr>
+          <w:b w:val="0"/>
+          <w:i w:val="0"/>
+        </w:rPr>
+        <w:t>- Nhận biết và phân tích được một số đặc điểm cơ bản của ngôn ngữ văn học; phân tích được tính đa nghĩa của ngôn từ trong tác phẩm văn học.</w:t>
+      </w:r>
+    </w:p>
+    <w:p>
+      <w:pPr>
+        <w:spacing w:before="0" w:after="0"/>
+        <w:jc w:val="both"/>
+      </w:pPr>
+      <w:r>
+        <w:rPr>
+          <w:b w:val="0"/>
+          <w:i w:val="0"/>
+        </w:rPr>
+        <w:t>- Nhận biết được đặc điểm và tác dụng của một số hiện tượng phá vỡ những quy tắc ngôn ngữ thông thường.</w:t>
+      </w:r>
+    </w:p>
+    <w:p>
+      <w:pPr>
+        <w:spacing w:before="0" w:after="0"/>
+        <w:jc w:val="both"/>
+      </w:pPr>
+      <w:r>
+        <w:rPr>
+          <w:b w:val="0"/>
+          <w:i w:val="0"/>
+        </w:rPr>
+        <w:t>- Viết được văn bản nghị luận về một bài thơ: tìm hiểu cấu tứ và hình ảnh của tác phẩm; biết giới thiệu (dưới hình thức nói) về một tác phẩm nghệ thuật.</w:t>
+      </w:r>
+    </w:p>
+    <w:p>
+      <w:pPr>
+        <w:spacing w:before="0" w:after="0"/>
+        <w:jc w:val="both"/>
+      </w:pPr>
+      <w:r>
+        <w:rPr>
+          <w:b/>
+          <w:i w:val="0"/>
+        </w:rPr>
+        <w:t>2. Về năng lực</w:t>
+      </w:r>
+    </w:p>
+    <w:p>
+      <w:pPr>
+        <w:spacing w:before="0" w:after="0"/>
+        <w:jc w:val="both"/>
+      </w:pPr>
+      <w:r>
+        <w:rPr>
+          <w:b/>
+          <w:i w:val="0"/>
+        </w:rPr>
+        <w:t>a. Năng lực chung:</w:t>
+      </w:r>
+      <w:r>
+        <w:rPr>
+          <w:b w:val="0"/>
+          <w:i w:val="0"/>
+        </w:rPr>
+        <w:t xml:space="preserve"> Năng lực tự chủ và tự học (đọc diễn cảm, tìm hiểu tác giả ở nhà), năng lực giao tiếp và hợp tác (thảo luận nhóm, thuyết trình), năng lực giải quyết vấn đề và sáng tạo (phát hiện tứ thơ, liên hệ, so sánh).</w:t>
+      </w:r>
+    </w:p>
+    <w:p>
+      <w:pPr>
+        <w:spacing w:before="0" w:after="0"/>
+        <w:jc w:val="both"/>
+      </w:pPr>
+      <w:r>
+        <w:rPr>
+          <w:b/>
+          <w:i w:val="0"/>
+        </w:rPr>
+        <w:t>b. Năng lực đặc thù:</w:t>
+      </w:r>
+    </w:p>
+    <w:p>
+      <w:pPr>
+        <w:spacing w:before="0" w:after="0"/>
+        <w:jc w:val="both"/>
+      </w:pPr>
+      <w:r>
+        <w:rPr>
+          <w:b w:val="0"/>
+          <w:i w:val="0"/>
+        </w:rPr>
+        <w:t>- Nhận biết và phân tích được cấu tứ, hệ thống hình ảnh, yếu tố tượng trưng trong Nhớ đồng (Tố Hữu), Tràng giang (Huy Cận), Con đường mùa đông (Pu-skin).</w:t>
+      </w:r>
+    </w:p>
+    <w:p>
+      <w:pPr>
+        <w:spacing w:before="0" w:after="0"/>
+        <w:jc w:val="both"/>
+      </w:pPr>
+      <w:r>
+        <w:rPr>
+          <w:b w:val="0"/>
+          <w:i w:val="0"/>
+        </w:rPr>
+        <w:t>- Phân tích được tâm trạng, phẩm chất, lí tưởng của nhân vật trữ tình; giá trị văn hoá, triết lí nhân sinh.</w:t>
+      </w:r>
+    </w:p>
+    <w:p>
+      <w:pPr>
+        <w:spacing w:before="0" w:after="0"/>
+        <w:jc w:val="both"/>
+      </w:pPr>
+      <w:r>
+        <w:rPr>
+          <w:b w:val="0"/>
+          <w:i w:val="0"/>
+        </w:rPr>
+        <w:t>- Phát hiện và lí giải được các hiện tượng phá vỡ quy tắc ngôn ngữ thông thường trong thơ.</w:t>
+      </w:r>
+    </w:p>
+    <w:p>
+      <w:pPr>
+        <w:spacing w:before="0" w:after="0"/>
+        <w:jc w:val="both"/>
+      </w:pPr>
+      <w:r>
+        <w:rPr>
+          <w:b w:val="0"/>
+          <w:i w:val="0"/>
+        </w:rPr>
+        <w:t>- Viết bài nghị luận về cấu tứ, hình ảnh của một bài thơ; giới thiệu một tác phẩm nghệ thuật.</w:t>
+      </w:r>
+    </w:p>
+    <w:p>
+      <w:pPr>
+        <w:spacing w:before="0" w:after="0"/>
+        <w:jc w:val="both"/>
+      </w:pPr>
+      <w:r>
+        <w:rPr>
+          <w:b/>
+          <w:i w:val="0"/>
+        </w:rPr>
+        <w:t>c. Năng lực số</w:t>
+      </w:r>
+    </w:p>
+    <w:p>
+      <w:pPr>
+        <w:spacing w:before="0" w:after="0"/>
+        <w:jc w:val="both"/>
+      </w:pPr>
+      <w:r>
+        <w:rPr>
+          <w:b/>
+          <w:i w:val="0"/>
+        </w:rPr>
+        <w:t>*Tích hợp năng lực số:</w:t>
+      </w:r>
+    </w:p>
+    <w:p>
+      <w:pPr>
+        <w:spacing w:before="0" w:after="0"/>
+        <w:jc w:val="both"/>
+      </w:pPr>
+      <w:r>
+        <w:rPr>
+          <w:b w:val="0"/>
+          <w:i w:val="0"/>
+          <w:color w:val="EE0000"/>
+        </w:rPr>
+        <w:t>- 1.1.NC1a: Sử dụng công cụ tìm kiếm, kho học liệu số tìm hiểu Tố Hữu, Huy Cận, Pu-skin; nhà lao Thừa Phủ, phong trào Thơ mới, khởi nghĩa tháng Chạp 1825.</w:t>
+      </w:r>
+    </w:p>
+    <w:p>
+      <w:pPr>
+        <w:spacing w:before="0" w:after="0"/>
+        <w:jc w:val="both"/>
+      </w:pPr>
+      <w:r>
+        <w:rPr>
+          <w:b w:val="0"/>
+          <w:i w:val="0"/>
+          <w:color w:val="EE0000"/>
+        </w:rPr>
+        <w:t>- 6.2.NC1a: Sử dụng câu lệnh (prompt) để AI gợi ý sơ đồ cấu tứ của bài thơ; tự kiểm chứng bằng văn bản.</w:t>
+      </w:r>
+    </w:p>
+    <w:p>
+      <w:pPr>
+        <w:spacing w:before="0" w:after="0"/>
+        <w:jc w:val="both"/>
+      </w:pPr>
+      <w:r>
+        <w:rPr>
+          <w:b w:val="0"/>
+          <w:i w:val="0"/>
+          <w:color w:val="EE0000"/>
+        </w:rPr>
+        <w:t>- 6.3.NC1a: Sử dụng thiết bị số để vẽ sơ đồ cấu tứ, làm video đọc diễn cảm, bài trình chiếu giới thiệu tác phẩm nghệ thuật.</w:t>
+      </w:r>
+    </w:p>
+    <w:p>
+      <w:pPr>
+        <w:spacing w:before="0" w:after="0"/>
+        <w:jc w:val="both"/>
+      </w:pPr>
+      <w:r>
+        <w:rPr>
+          <w:b w:val="0"/>
+          <w:i w:val="0"/>
+          <w:color w:val="EE0000"/>
+        </w:rPr>
+        <w:t>- 5.2.NC1b; 2.5.NC1a: Sử dụng hệ thống luyện tập trực tuyến do giáo viên/tổ chuyên môn tổ chức để củng cố nội dung bài học, nhận phản hồi và tự đánh giá kết quả; thực hiện đúng quy tắc an toàn, bảo mật và trung thực trong môi trường số.</w:t>
+      </w:r>
+    </w:p>
+    <w:p>
+      <w:pPr>
+        <w:spacing w:before="0" w:after="0"/>
+        <w:jc w:val="both"/>
+      </w:pPr>
+      <w:r>
+        <w:rPr>
+          <w:b/>
+          <w:i w:val="0"/>
+        </w:rPr>
+        <w:t>*Tích hợp năng lực AI:</w:t>
+      </w:r>
+    </w:p>
+    <w:p>
+      <w:pPr>
+        <w:spacing w:before="0" w:after="0"/>
+        <w:jc w:val="both"/>
+      </w:pPr>
+      <w:r>
+        <w:rPr>
+          <w:b/>
+          <w:i w:val="0"/>
+          <w:color w:val="7030A0"/>
+        </w:rPr>
+        <w:t>11.A3.1.a:</w:t>
+      </w:r>
+      <w:r>
+        <w:rPr>
+          <w:b w:val="0"/>
+          <w:i w:val="0"/>
+          <w:color w:val="7030A0"/>
+        </w:rPr>
+        <w:t xml:space="preserve"> Học sinh nhận biết giới hạn của AI khi lí giải yếu tố tượng trưng, tính đa nghĩa của ngôn từ thơ (AI dễ áp đặt một cách hiểu).</w:t>
+      </w:r>
+    </w:p>
+    <w:p>
+      <w:pPr>
+        <w:spacing w:before="0" w:after="0"/>
+        <w:jc w:val="both"/>
+      </w:pPr>
+      <w:r>
+        <w:rPr>
+          <w:b/>
+          <w:i w:val="0"/>
+          <w:color w:val="7030A0"/>
+        </w:rPr>
+        <w:t>11.A1.1.a:</w:t>
+      </w:r>
+      <w:r>
+        <w:rPr>
+          <w:b w:val="0"/>
+          <w:i w:val="0"/>
+          <w:color w:val="7030A0"/>
+        </w:rPr>
+        <w:t xml:space="preserve"> Học sinh đối chiếu thông tin AI cung cấp với SGK và nguồn học liệu chính thống để phát hiện sai sót.</w:t>
+      </w:r>
+    </w:p>
+    <w:p>
+      <w:pPr>
+        <w:spacing w:before="0" w:after="0"/>
+        <w:jc w:val="both"/>
+      </w:pPr>
+      <w:r>
+        <w:rPr>
+          <w:b/>
+          <w:i w:val="0"/>
+        </w:rPr>
+        <w:t>3. Về phẩm chất:</w:t>
+      </w:r>
+      <w:r>
+        <w:rPr>
+          <w:b w:val="0"/>
+          <w:i w:val="0"/>
+        </w:rPr>
+        <w:t xml:space="preserve"> Biết sống hoà đồng với con người, thiên nhiên; biết trân trọng những nỗi buồn trong sáng vốn thể hiện tình cảm gắn bó sâu nặng với cuộc đời; yêu quê hương, đất nước.</w:t>
+      </w:r>
+    </w:p>
+    <w:p>
+      <w:pPr>
+        <w:spacing w:before="0" w:after="0"/>
+        <w:jc w:val="both"/>
+      </w:pPr>
+      <w:r>
+        <w:rPr>
+          <w:b/>
+          <w:i w:val="0"/>
+          <w:color w:val="FF0000"/>
+        </w:rPr>
+        <w:t>* Tích hợp nội dung Giáo dục đạo đức liêm chính:</w:t>
+      </w:r>
+    </w:p>
+    <w:p>
+      <w:pPr>
+        <w:spacing w:before="0" w:after="0"/>
+        <w:jc w:val="both"/>
+      </w:pPr>
+      <w:r>
+        <w:rPr>
+          <w:b/>
+          <w:i w:val="0"/>
+        </w:rPr>
+        <w:t>- Nhớ đồng (Tố Hữu); Con đường mùa đông (Pu-skin).</w:t>
+      </w:r>
+    </w:p>
+    <w:p>
+      <w:pPr>
+        <w:spacing w:before="0" w:after="0"/>
+        <w:jc w:val="both"/>
+      </w:pPr>
+      <w:r>
+        <w:rPr>
+          <w:b w:val="0"/>
+          <w:i w:val="0"/>
+        </w:rPr>
+        <w:t>- Giúp học sinh trân trọng bản lĩnh, lí tưởng sống trong sạch của người chiến sĩ trẻ không khuất phục trong nhà tù; của nhà thơ bị đày ải vì đứng về phía tự do, chống cường quyền.</w:t>
+      </w:r>
+    </w:p>
+    <w:p>
+      <w:pPr>
+        <w:spacing w:before="0" w:after="0"/>
+        <w:jc w:val="both"/>
+      </w:pPr>
+      <w:r>
+        <w:rPr>
+          <w:b w:val="0"/>
+          <w:i w:val="0"/>
+        </w:rPr>
+        <w:t>- Bồi dưỡng thái độ trung thực khi cảm thụ và viết về thơ: trích dẫn chính xác, ghi rõ nguồn khi tham khảo lời bình hoặc nội dung do AI gợi ý.</w:t>
+      </w:r>
+    </w:p>
+    <w:p>
+      <w:pPr>
         <w:spacing w:before="60" w:after="0"/>
         <w:jc w:val="both"/>
       </w:pPr>
@@ -101,384 +489,62 @@
           <w:b/>
           <w:i w:val="0"/>
         </w:rPr>
-        <w:t>1. Về kiến thức:</w:t>
-      </w:r>
-    </w:p>
-    <w:p>
-      <w:pPr>
-        <w:spacing w:before="0" w:after="0"/>
-        <w:jc w:val="both"/>
-      </w:pPr>
-      <w:r>
-        <w:rPr>
-          <w:b w:val="0"/>
-          <w:i w:val="0"/>
-        </w:rPr>
-        <w:t>- Đánh giá được giá trị thẩm mĩ của một số yếu tố trong thơ như ngôn từ, cấu tứ, hình thức bài thơ thể hiện trong văn bản; nhận biết và phân tích được vai trò của yếu tố tượng trưng trong thơ.</w:t>
-      </w:r>
-    </w:p>
-    <w:p>
-      <w:pPr>
-        <w:spacing w:before="0" w:after="0"/>
-        <w:jc w:val="both"/>
-      </w:pPr>
-      <w:r>
-        <w:rPr>
-          <w:b w:val="0"/>
-          <w:i w:val="0"/>
-        </w:rPr>
-        <w:t>- Phân tích và đánh giá được tình cảm, cảm xúc và cảm hứng chủ đạo của người viết thể hiện qua văn bản thơ; phát hiện được các giá trị văn hoá, triết lí nhân sinh từ văn bản thơ.</w:t>
-      </w:r>
-    </w:p>
-    <w:p>
-      <w:pPr>
-        <w:spacing w:before="0" w:after="0"/>
-        <w:jc w:val="both"/>
-      </w:pPr>
-      <w:r>
-        <w:rPr>
-          <w:b w:val="0"/>
-          <w:i w:val="0"/>
-        </w:rPr>
-        <w:t>- Nhận biết và phân tích được một số đặc điểm cơ bản của ngôn ngữ văn học; phân tích được tính đa nghĩa của ngôn từ trong tác phẩm văn học.</w:t>
-      </w:r>
-    </w:p>
-    <w:p>
-      <w:pPr>
-        <w:spacing w:before="0" w:after="0"/>
-        <w:jc w:val="both"/>
-      </w:pPr>
-      <w:r>
-        <w:rPr>
-          <w:b w:val="0"/>
-          <w:i w:val="0"/>
-        </w:rPr>
-        <w:t>- Nhận biết được đặc điểm và tác dụng của một số hiện tượng phá vỡ những quy tắc ngôn ngữ thông thường.</w:t>
-      </w:r>
-    </w:p>
-    <w:p>
-      <w:pPr>
-        <w:spacing w:before="0" w:after="0"/>
-        <w:jc w:val="both"/>
-      </w:pPr>
-      <w:r>
-        <w:rPr>
-          <w:b w:val="0"/>
-          <w:i w:val="0"/>
-        </w:rPr>
-        <w:t>- Viết được văn bản nghị luận về một bài thơ: tìm hiểu cấu tứ và hình ảnh của tác phẩm; biết giới thiệu (dưới hình thức nói) về một tác phẩm nghệ thuật.</w:t>
-      </w:r>
-    </w:p>
-    <w:p>
-      <w:pPr>
-        <w:spacing w:before="60" w:after="0"/>
-        <w:jc w:val="both"/>
-      </w:pPr>
-      <w:r>
-        <w:rPr>
-          <w:b/>
-          <w:i w:val="0"/>
-        </w:rPr>
-        <w:t>2. Về năng lực</w:t>
-      </w:r>
-    </w:p>
-    <w:p>
-      <w:pPr>
-        <w:spacing w:before="60" w:after="0"/>
-        <w:jc w:val="both"/>
-      </w:pPr>
-      <w:r>
-        <w:rPr>
-          <w:b/>
-          <w:i w:val="0"/>
-        </w:rPr>
-        <w:t>a. Năng lực chung: Năng lực tự chủ và tự học (đọc diễn cảm, tìm hiểu tác giả ở nhà), năng lực giao tiếp và hợp tác (thảo luận nhóm, thuyết trình), năng lực giải quyết vấn đề và sáng tạo (phát hiện tứ thơ, liên hệ, so sánh).</w:t>
-      </w:r>
-    </w:p>
-    <w:p>
-      <w:pPr>
-        <w:spacing w:before="60" w:after="0"/>
-        <w:jc w:val="both"/>
-      </w:pPr>
-      <w:r>
-        <w:rPr>
-          <w:b/>
-          <w:i w:val="0"/>
-        </w:rPr>
-        <w:t>b. Năng lực đặc thù:</w:t>
-      </w:r>
-    </w:p>
-    <w:p>
-      <w:pPr>
-        <w:spacing w:before="0" w:after="0"/>
-        <w:jc w:val="both"/>
-      </w:pPr>
-      <w:r>
-        <w:rPr>
-          <w:b w:val="0"/>
-          <w:i w:val="0"/>
-        </w:rPr>
-        <w:t>- Nhận biết và phân tích được cấu tứ, hệ thống hình ảnh, yếu tố tượng trưng trong Nhớ đồng (Tố Hữu), Tràng giang (Huy Cận), Con đường mùa đông (Pu-skin).</w:t>
-      </w:r>
-    </w:p>
-    <w:p>
-      <w:pPr>
-        <w:spacing w:before="0" w:after="0"/>
-        <w:jc w:val="both"/>
-      </w:pPr>
-      <w:r>
-        <w:rPr>
-          <w:b w:val="0"/>
-          <w:i w:val="0"/>
-        </w:rPr>
-        <w:t>- Phân tích được tâm trạng, phẩm chất, lí tưởng của nhân vật trữ tình; giá trị văn hoá, triết lí nhân sinh.</w:t>
-      </w:r>
-    </w:p>
-    <w:p>
-      <w:pPr>
-        <w:spacing w:before="0" w:after="0"/>
-        <w:jc w:val="both"/>
-      </w:pPr>
-      <w:r>
-        <w:rPr>
-          <w:b w:val="0"/>
-          <w:i w:val="0"/>
-        </w:rPr>
-        <w:t>- Phát hiện và lí giải được các hiện tượng phá vỡ quy tắc ngôn ngữ thông thường trong thơ.</w:t>
-      </w:r>
-    </w:p>
-    <w:p>
-      <w:pPr>
-        <w:spacing w:before="0" w:after="0"/>
-        <w:jc w:val="both"/>
-      </w:pPr>
-      <w:r>
-        <w:rPr>
-          <w:b w:val="0"/>
-          <w:i w:val="0"/>
-        </w:rPr>
-        <w:t>- Viết bài nghị luận về cấu tứ, hình ảnh của một bài thơ; giới thiệu một tác phẩm nghệ thuật.</w:t>
-      </w:r>
-    </w:p>
-    <w:p>
-      <w:pPr>
-        <w:spacing w:before="60" w:after="0"/>
-        <w:jc w:val="both"/>
-      </w:pPr>
-      <w:r>
-        <w:rPr>
-          <w:b/>
-          <w:i w:val="0"/>
-        </w:rPr>
-        <w:t>c. Năng lực số</w:t>
-      </w:r>
-    </w:p>
-    <w:p>
-      <w:pPr>
-        <w:spacing w:before="0" w:after="0"/>
-        <w:jc w:val="both"/>
-      </w:pPr>
-      <w:r>
-        <w:rPr>
-          <w:b/>
-          <w:i w:val="0"/>
-        </w:rPr>
-        <w:t>*Tích hợp năng lực số:</w:t>
-      </w:r>
-    </w:p>
-    <w:p>
-      <w:pPr>
-        <w:spacing w:before="0" w:after="0"/>
-        <w:jc w:val="both"/>
-      </w:pPr>
-      <w:r>
-        <w:rPr>
-          <w:b w:val="0"/>
-          <w:i w:val="0"/>
-        </w:rPr>
-        <w:t>- 1.1.NC1a: Sử dụng công cụ tìm kiếm, kho học liệu số tìm hiểu Tố Hữu, Huy Cận, Pu-skin; nhà lao Thừa Phủ, phong trào Thơ mới, khởi nghĩa tháng Chạp 1825.</w:t>
-      </w:r>
-    </w:p>
-    <w:p>
-      <w:pPr>
-        <w:spacing w:before="0" w:after="0"/>
-        <w:jc w:val="both"/>
-      </w:pPr>
-      <w:r>
-        <w:rPr>
-          <w:b w:val="0"/>
-          <w:i w:val="0"/>
-        </w:rPr>
-        <w:t>- 6.2.NC1a: Sử dụng câu lệnh (prompt) để AI gợi ý sơ đồ cấu tứ của bài thơ; tự kiểm chứng bằng văn bản.</w:t>
-      </w:r>
-    </w:p>
-    <w:p>
-      <w:pPr>
-        <w:spacing w:before="0" w:after="0"/>
-        <w:jc w:val="both"/>
-      </w:pPr>
-      <w:r>
-        <w:rPr>
-          <w:b w:val="0"/>
-          <w:i w:val="0"/>
-        </w:rPr>
-        <w:t>- 6.3.NC1a: Sử dụng thiết bị số để vẽ sơ đồ cấu tứ, làm video đọc diễn cảm, slide giới thiệu tác phẩm nghệ thuật.</w:t>
-      </w:r>
-    </w:p>
-    <w:p>
-      <w:pPr>
-        <w:spacing w:before="0" w:after="0"/>
-        <w:jc w:val="both"/>
-      </w:pPr>
-      <w:r>
-        <w:rPr>
-          <w:b w:val="0"/>
-          <w:i w:val="0"/>
-        </w:rPr>
-        <w:t>- 5.2.NC1b; 2.5.NC1a: Sử dụng hệ thống luyện tập trực tuyến do giáo viên/tổ chuyên môn tổ chức để củng cố nội dung bài học, nhận phản hồi và tự đánh giá kết quả; thực hiện đúng quy tắc an toàn, bảo mật và trung thực trong môi trường số.</w:t>
-      </w:r>
-    </w:p>
-    <w:p>
-      <w:pPr>
-        <w:spacing w:before="0" w:after="0"/>
-        <w:jc w:val="both"/>
-      </w:pPr>
-      <w:r>
-        <w:rPr>
-          <w:b/>
-          <w:i w:val="0"/>
-        </w:rPr>
-        <w:t>*Tích hợp năng lực AI:</w:t>
-      </w:r>
-    </w:p>
-    <w:p>
-      <w:pPr>
-        <w:spacing w:before="0" w:after="0"/>
-        <w:jc w:val="both"/>
-      </w:pPr>
-      <w:r>
-        <w:rPr>
-          <w:b/>
-          <w:i w:val="0"/>
-        </w:rPr>
-        <w:t>11.A3.1.a: Học sinh nhận biết giới hạn của AI khi lí giải yếu tố tượng trưng, tính đa nghĩa của ngôn từ thơ (AI dễ áp đặt một cách hiểu).</w:t>
-      </w:r>
-    </w:p>
-    <w:p>
-      <w:pPr>
-        <w:spacing w:before="0" w:after="0"/>
-        <w:jc w:val="both"/>
-      </w:pPr>
-      <w:r>
-        <w:rPr>
-          <w:b/>
-          <w:i w:val="0"/>
-        </w:rPr>
-        <w:t>11.A1.1.a: Học sinh đối chiếu thông tin AI cung cấp với SGK và nguồn học liệu chính thống để phát hiện sai sót.</w:t>
-      </w:r>
-    </w:p>
-    <w:p>
-      <w:pPr>
-        <w:spacing w:before="60" w:after="0"/>
-        <w:jc w:val="both"/>
-      </w:pPr>
-      <w:r>
-        <w:rPr>
-          <w:b/>
-          <w:i w:val="0"/>
-        </w:rPr>
-        <w:t>3. Về phẩm chất: Biết sống hoà đồng với con người, thiên nhiên; biết trân trọng những nỗi buồn trong sáng vốn thể hiện tình cảm gắn bó sâu nặng với cuộc đời; yêu quê hương, đất nước.</w:t>
-      </w:r>
-    </w:p>
-    <w:p>
-      <w:pPr>
-        <w:spacing w:before="0" w:after="0"/>
-        <w:jc w:val="both"/>
-      </w:pPr>
-      <w:r>
-        <w:rPr>
-          <w:b/>
-          <w:i w:val="0"/>
-        </w:rPr>
-        <w:t>* Tích hợp nội dung Giáo dục đạo đức liêm chính:</w:t>
-      </w:r>
-    </w:p>
-    <w:p>
-      <w:pPr>
-        <w:spacing w:before="0" w:after="0"/>
-        <w:jc w:val="both"/>
-      </w:pPr>
-      <w:r>
-        <w:rPr>
-          <w:b/>
-          <w:i/>
-        </w:rPr>
-        <w:t>- Nhớ đồng (Tố Hữu); Con đường mùa đông (Pu-skin).</w:t>
-      </w:r>
-    </w:p>
-    <w:p>
-      <w:pPr>
-        <w:spacing w:before="0" w:after="0"/>
-        <w:jc w:val="both"/>
-      </w:pPr>
-      <w:r>
-        <w:rPr>
-          <w:b w:val="0"/>
-          <w:i w:val="0"/>
-        </w:rPr>
-        <w:t>- Giúp học sinh trân trọng bản lĩnh, lí tưởng sống trong sạch của người chiến sĩ trẻ không khuất phục trong nhà tù; của nhà thơ bị đày ải vì đứng về phía tự do, chống cường quyền.</w:t>
-      </w:r>
-    </w:p>
-    <w:p>
-      <w:pPr>
-        <w:spacing w:before="0" w:after="0"/>
-        <w:jc w:val="both"/>
-      </w:pPr>
-      <w:r>
-        <w:rPr>
-          <w:b w:val="0"/>
-          <w:i w:val="0"/>
-        </w:rPr>
-        <w:t>- Bồi dưỡng thái độ trung thực khi cảm thụ và viết về thơ: trích dẫn chính xác, ghi rõ nguồn khi tham khảo lời bình hoặc nội dung do AI gợi ý.</w:t>
-      </w:r>
-    </w:p>
-    <w:p>
-      <w:pPr>
-        <w:spacing w:before="60" w:after="0"/>
-        <w:jc w:val="both"/>
-      </w:pPr>
-      <w:r>
-        <w:rPr>
-          <w:b/>
-          <w:i w:val="0"/>
-        </w:rPr>
         <w:t>II. THIẾT BỊ DẠY HỌC VÀ HỌC LIỆU</w:t>
       </w:r>
     </w:p>
     <w:p>
       <w:pPr>
-        <w:spacing w:before="60" w:after="0"/>
-        <w:jc w:val="both"/>
-      </w:pPr>
-      <w:r>
-        <w:rPr>
-          <w:b/>
-          <w:i w:val="0"/>
-        </w:rPr>
-        <w:t>1. Thiết bị dạy học: Máy tính, máy chiếu, loa, bảng nhóm, điện thoại thông minh có kết nối Internet (nếu điều kiện cho phép).</w:t>
-      </w:r>
-    </w:p>
-    <w:p>
-      <w:pPr>
-        <w:spacing w:before="60" w:after="0"/>
-        <w:jc w:val="both"/>
-      </w:pPr>
-      <w:r>
-        <w:rPr>
-          <w:b/>
-          <w:i w:val="0"/>
-        </w:rPr>
-        <w:t>2. Học liệu: SGK Ngữ văn 11, tập một; SGV Ngữ văn 11, tập một; Kế hoạch bài dạy; slide; phiếu học tập; rubric; bài củng cố trực tuyến (mã QR).</w:t>
+        <w:spacing w:before="0" w:after="0"/>
+        <w:jc w:val="both"/>
+      </w:pPr>
+      <w:r>
+        <w:rPr>
+          <w:b/>
+          <w:i w:val="0"/>
+        </w:rPr>
+        <w:t>1. Thiết bị dạy học:</w:t>
+      </w:r>
+      <w:r>
+        <w:rPr>
+          <w:b w:val="0"/>
+          <w:i w:val="0"/>
+        </w:rPr>
+        <w:t xml:space="preserve"> Máy tính, máy chiếu, loa, bảng nhóm, </w:t>
+      </w:r>
+      <w:r>
+        <w:rPr>
+          <w:b w:val="0"/>
+          <w:i w:val="0"/>
+          <w:color w:val="EE0000"/>
+        </w:rPr>
+        <w:t>điện thoại thông minh (nếu điều kiện cho phép) có kết nối Internet,</w:t>
+      </w:r>
+      <w:r>
+        <w:rPr>
+          <w:b w:val="0"/>
+          <w:i w:val="0"/>
+        </w:rPr>
+        <w:t xml:space="preserve"> các thiết bị bổ trợ (nếu cần), …</w:t>
+      </w:r>
+    </w:p>
+    <w:p>
+      <w:pPr>
+        <w:spacing w:before="0" w:after="0"/>
+        <w:jc w:val="both"/>
+      </w:pPr>
+      <w:r>
+        <w:rPr>
+          <w:b/>
+          <w:i w:val="0"/>
+        </w:rPr>
+        <w:t>2. Học liệu:</w:t>
+      </w:r>
+      <w:r>
+        <w:rPr>
+          <w:b w:val="0"/>
+          <w:i w:val="0"/>
+        </w:rPr>
+        <w:t xml:space="preserve"> SGK Ngữ văn 11, tập một; SGV Ngữ văn 11, tập một; Kế hoạch bài dạy; phiếu học tập; rubric; bài củng cố trực tuyến (mã QR).</w:t>
       </w:r>
     </w:p>
     <w:p>
@@ -517,7 +583,7 @@
           <w:b/>
           <w:i w:val="0"/>
         </w:rPr>
-        <w:t>VĂN BẢN 1: NHỚ ĐỒNG</w:t>
+        <w:t>VĂN BẢN 1:</w:t>
       </w:r>
     </w:p>
     <w:p>
@@ -530,20 +596,7 @@
           <w:b/>
           <w:i w:val="0"/>
         </w:rPr>
-        <w:t>– Tố Hữu –</w:t>
-      </w:r>
-    </w:p>
-    <w:p>
-      <w:pPr>
-        <w:spacing w:before="0" w:after="0"/>
-        <w:jc w:val="center"/>
-      </w:pPr>
-      <w:r>
-        <w:rPr>
-          <w:b w:val="0"/>
-          <w:i w:val="0"/>
-        </w:rPr>
-        <w:t>(Dự kiến thời gian: 03 tiết – Tiết 12, 13, 14)</w:t>
+        <w:t>NHỚ ĐỒNG</w:t>
       </w:r>
     </w:p>
     <w:p>
@@ -556,6 +609,32 @@
           <w:b/>
           <w:i w:val="0"/>
         </w:rPr>
+        <w:t>(Tố Hữu)</w:t>
+      </w:r>
+    </w:p>
+    <w:p>
+      <w:pPr>
+        <w:spacing w:before="0" w:after="0"/>
+        <w:jc w:val="center"/>
+      </w:pPr>
+      <w:r>
+        <w:rPr>
+          <w:b w:val="0"/>
+          <w:i w:val="0"/>
+        </w:rPr>
+        <w:t>(Dự kiến thời gian: 03 tiết – Tiết 12, 13, 14)</w:t>
+      </w:r>
+    </w:p>
+    <w:p>
+      <w:pPr>
+        <w:spacing w:before="0" w:after="0"/>
+        <w:jc w:val="both"/>
+      </w:pPr>
+      <w:r>
+        <w:rPr>
+          <w:b/>
+          <w:i w:val="0"/>
+        </w:rPr>
         <w:t>1. Hoạt động 1: Mở đầu (Dự kiến thời gian: 5 phút)</w:t>
       </w:r>
     </w:p>
@@ -567,67 +646,67 @@
       <w:r>
         <w:rPr>
           <w:b/>
-          <w:i/>
-        </w:rPr>
-        <w:t xml:space="preserve">a) Mục tiêu: </w:t>
-      </w:r>
-      <w:r>
-        <w:rPr>
-          <w:b w:val="0"/>
-          <w:i w:val="0"/>
-        </w:rPr>
-        <w:t>Kết nối trải nghiệm về nỗi nhớ.</w:t>
-      </w:r>
-    </w:p>
-    <w:p>
-      <w:pPr>
-        <w:spacing w:before="0" w:after="0"/>
-        <w:jc w:val="both"/>
-      </w:pPr>
-      <w:r>
-        <w:rPr>
-          <w:b/>
-          <w:i/>
-        </w:rPr>
-        <w:t xml:space="preserve">b) Nội dung: </w:t>
-      </w:r>
-      <w:r>
-        <w:rPr>
-          <w:b w:val="0"/>
-          <w:i w:val="0"/>
-        </w:rPr>
-        <w:t>Câu hỏi Trước khi đọc (SGK tr.56).</w:t>
-      </w:r>
-    </w:p>
-    <w:p>
-      <w:pPr>
-        <w:spacing w:before="0" w:after="0"/>
-        <w:jc w:val="both"/>
-      </w:pPr>
-      <w:r>
-        <w:rPr>
-          <w:b/>
-          <w:i/>
-        </w:rPr>
-        <w:t xml:space="preserve">c) Sản phẩm: </w:t>
-      </w:r>
-      <w:r>
-        <w:rPr>
-          <w:b w:val="0"/>
-          <w:i w:val="0"/>
-        </w:rPr>
-        <w:t>Chia sẻ của HS.</w:t>
-      </w:r>
-    </w:p>
-    <w:p>
-      <w:pPr>
-        <w:spacing w:before="0" w:after="0"/>
-        <w:jc w:val="both"/>
-      </w:pPr>
-      <w:r>
-        <w:rPr>
-          <w:b/>
-          <w:i/>
+          <w:i w:val="0"/>
+        </w:rPr>
+        <w:t>a) Mục tiêu:</w:t>
+      </w:r>
+      <w:r>
+        <w:rPr>
+          <w:b w:val="0"/>
+          <w:i w:val="0"/>
+        </w:rPr>
+        <w:t xml:space="preserve"> Kết nối trải nghiệm về nỗi nhớ.</w:t>
+      </w:r>
+    </w:p>
+    <w:p>
+      <w:pPr>
+        <w:spacing w:before="0" w:after="0"/>
+        <w:jc w:val="both"/>
+      </w:pPr>
+      <w:r>
+        <w:rPr>
+          <w:b/>
+          <w:i w:val="0"/>
+        </w:rPr>
+        <w:t>b) Nội dung:</w:t>
+      </w:r>
+      <w:r>
+        <w:rPr>
+          <w:b w:val="0"/>
+          <w:i w:val="0"/>
+        </w:rPr>
+        <w:t xml:space="preserve"> Câu hỏi Trước khi đọc (SGK tr.56).</w:t>
+      </w:r>
+    </w:p>
+    <w:p>
+      <w:pPr>
+        <w:spacing w:before="0" w:after="0"/>
+        <w:jc w:val="both"/>
+      </w:pPr>
+      <w:r>
+        <w:rPr>
+          <w:b/>
+          <w:i w:val="0"/>
+        </w:rPr>
+        <w:t>c) Sản phẩm:</w:t>
+      </w:r>
+      <w:r>
+        <w:rPr>
+          <w:b w:val="0"/>
+          <w:i w:val="0"/>
+        </w:rPr>
+        <w:t xml:space="preserve"> Chia sẻ của HS.</w:t>
+      </w:r>
+    </w:p>
+    <w:p>
+      <w:pPr>
+        <w:spacing w:before="0" w:after="0"/>
+        <w:jc w:val="both"/>
+      </w:pPr>
+      <w:r>
+        <w:rPr>
+          <w:b/>
+          <w:i w:val="0"/>
         </w:rPr>
         <w:t>d) Tổ chức thực hiện</w:t>
       </w:r>
@@ -640,7 +719,7 @@
       <w:r>
         <w:rPr>
           <w:b/>
-          <w:i/>
+          <w:i w:val="0"/>
         </w:rPr>
         <w:t>Bước 1: Giao nhiệm vụ học tập</w:t>
       </w:r>
@@ -653,7 +732,7 @@
       <w:r>
         <w:rPr>
           <w:b w:val="0"/>
-          <w:i/>
+          <w:i w:val="0"/>
         </w:rPr>
         <w:t>- GV hỏi: Theo trải nghiệm của bạn, một nỗi nhớ thường được khởi đầu và phát triển như thế nào? Nếu viết về nỗi nhớ của mình, điều gì sẽ được nói đến trước hết? Vì sao?</w:t>
       </w:r>
@@ -666,20 +745,47 @@
       <w:r>
         <w:rPr>
           <w:b/>
-          <w:i/>
-        </w:rPr>
-        <w:t>Bước 2 – 3: HS suy nghĩ, 2 – 3 HS chia sẻ.</w:t>
-      </w:r>
-    </w:p>
-    <w:p>
-      <w:pPr>
-        <w:spacing w:before="0" w:after="0"/>
-        <w:jc w:val="both"/>
-      </w:pPr>
-      <w:r>
-        <w:rPr>
-          <w:b/>
-          <w:i/>
+          <w:i w:val="0"/>
+        </w:rPr>
+        <w:t>Bước 2: Thực hiện nhiệm vụ:</w:t>
+      </w:r>
+      <w:r>
+        <w:rPr>
+          <w:b w:val="0"/>
+          <w:i w:val="0"/>
+        </w:rPr>
+        <w:t xml:space="preserve"> HS suy nghĩ cá nhân.</w:t>
+      </w:r>
+    </w:p>
+    <w:p>
+      <w:pPr>
+        <w:spacing w:before="0" w:after="0"/>
+        <w:jc w:val="both"/>
+      </w:pPr>
+      <w:r>
+        <w:rPr>
+          <w:b/>
+          <w:i w:val="0"/>
+        </w:rPr>
+        <w:t>Bước 3: Báo cáo, thảo luận:</w:t>
+      </w:r>
+      <w:r>
+        <w:rPr>
+          <w:b w:val="0"/>
+          <w:i w:val="0"/>
+        </w:rPr>
+        <w:t xml:space="preserve"> 2 – 3 HS chia sẻ.</w:t>
+      </w:r>
+    </w:p>
+    <w:p>
+      <w:pPr>
+        <w:spacing w:before="0" w:after="0"/>
+        <w:jc w:val="both"/>
+      </w:pPr>
+      <w:r>
+        <w:rPr>
+          <w:b/>
+          <w:i w:val="0"/>
         </w:rPr>
         <w:t>Bước 4: Kết luận, nhận định</w:t>
       </w:r>
@@ -707,13 +813,28 @@
           <w:b w:val="0"/>
           <w:i w:val="0"/>
         </w:rPr>
-        <w:t>- Video tham khảo: Tố Hữu – Nhà thơ lớn của cách mạng Việt Nam (Danh nhân Thăng Long – Hà Nội) (kênh HTV – Đài Hà Nội) – https://www.youtube.com/watch?v=PaS9osKcC4E – Tìm hiểu tác giả Tố Hữu (Nhớ đồng)</w:t>
-      </w:r>
-    </w:p>
-    <w:p>
-      <w:pPr>
-        <w:spacing w:before="80" w:after="0"/>
-        <w:jc w:val="center"/>
+        <w:t xml:space="preserve">- Video tham khảo: Tố Hữu – Nhà thơ lớn của cách mạng Việt Nam (Danh nhân Thăng Long – Hà Nội) (kênh HTV – Đài Hà Nội) – </w:t>
+      </w:r>
+      <w:r>
+        <w:rPr>
+          <w:b w:val="0"/>
+          <w:i w:val="0"/>
+          <w:color w:val="0000FF"/>
+        </w:rPr>
+        <w:t>https://www.youtube.com/watch?v=PaS9osKcC4E</w:t>
+      </w:r>
+      <w:r>
+        <w:rPr>
+          <w:b w:val="0"/>
+          <w:i w:val="0"/>
+        </w:rPr>
+        <w:t xml:space="preserve"> – Tìm hiểu tác giả Tố Hữu (Nhớ đồng)</w:t>
+      </w:r>
+    </w:p>
+    <w:p>
+      <w:pPr>
+        <w:spacing w:before="0" w:after="0"/>
+        <w:jc w:val="both"/>
       </w:pPr>
       <w:r>
         <w:rPr>
@@ -731,7 +852,7 @@
       <w:r>
         <w:rPr>
           <w:b/>
-          <w:i/>
+          <w:i w:val="0"/>
         </w:rPr>
         <w:t>a) Mục tiêu:</w:t>
       </w:r>
@@ -770,36 +891,36 @@
       <w:r>
         <w:rPr>
           <w:b/>
-          <w:i/>
-        </w:rPr>
-        <w:t xml:space="preserve">b) Nội dung: </w:t>
-      </w:r>
-      <w:r>
-        <w:rPr>
-          <w:b w:val="0"/>
-          <w:i w:val="0"/>
-        </w:rPr>
-        <w:t>HS đọc SGK tr.54 – 58, trả lời 7 câu hỏi SGK tr.58.</w:t>
-      </w:r>
-    </w:p>
-    <w:p>
-      <w:pPr>
-        <w:spacing w:before="0" w:after="0"/>
-        <w:jc w:val="both"/>
-      </w:pPr>
-      <w:r>
-        <w:rPr>
-          <w:b/>
-          <w:i/>
-        </w:rPr>
-        <w:t xml:space="preserve">c) Sản phẩm: </w:t>
-      </w:r>
-      <w:r>
-        <w:rPr>
-          <w:b w:val="0"/>
-          <w:i w:val="0"/>
-        </w:rPr>
-        <w:t>Phiếu học tập, câu trả lời; nội dung chốt:</w:t>
+          <w:i w:val="0"/>
+        </w:rPr>
+        <w:t>b) Nội dung:</w:t>
+      </w:r>
+      <w:r>
+        <w:rPr>
+          <w:b w:val="0"/>
+          <w:i w:val="0"/>
+        </w:rPr>
+        <w:t xml:space="preserve"> HS đọc SGK tr.54 – 58, trả lời 7 câu hỏi SGK tr.58.</w:t>
+      </w:r>
+    </w:p>
+    <w:p>
+      <w:pPr>
+        <w:spacing w:before="0" w:after="0"/>
+        <w:jc w:val="both"/>
+      </w:pPr>
+      <w:r>
+        <w:rPr>
+          <w:b/>
+          <w:i w:val="0"/>
+        </w:rPr>
+        <w:t>c) Sản phẩm:</w:t>
+      </w:r>
+      <w:r>
+        <w:rPr>
+          <w:b w:val="0"/>
+          <w:i w:val="0"/>
+        </w:rPr>
+        <w:t xml:space="preserve"> Phiếu học tập, câu trả lời; nội dung chốt:</w:t>
       </w:r>
     </w:p>
     <w:tbl>
@@ -1042,7 +1163,7 @@
       <w:r>
         <w:rPr>
           <w:b/>
-          <w:i/>
+          <w:i w:val="0"/>
         </w:rPr>
         <w:t>d) Tổ chức thực hiện</w:t>
       </w:r>
@@ -1055,7 +1176,7 @@
       <w:r>
         <w:rPr>
           <w:b/>
-          <w:i/>
+          <w:i w:val="0"/>
         </w:rPr>
         <w:t>d.1. Nhiệm vụ 1: Tri thức ngữ văn, tìm hiểu chung</w:t>
       </w:r>
@@ -1068,7 +1189,7 @@
       <w:r>
         <w:rPr>
           <w:b/>
-          <w:i/>
+          <w:i w:val="0"/>
         </w:rPr>
         <w:t>Bước 1: Giao nhiệm vụ học tập</w:t>
       </w:r>
@@ -1095,6 +1216,7 @@
         <w:rPr>
           <w:b w:val="0"/>
           <w:i w:val="0"/>
+          <w:color w:val="EE0000"/>
         </w:rPr>
         <w:t>- 6.2.NC1a; 11.A3.1.a: HS hỏi AI “cấu tứ và tứ thơ khác nhau thế nào”, sau đó đối chiếu với SGK và chỉ ra chỗ AI diễn đạt chưa chính xác.</w:t>
       </w:r>
@@ -1107,20 +1229,47 @@
       <w:r>
         <w:rPr>
           <w:b/>
-          <w:i/>
-        </w:rPr>
-        <w:t>Bước 2 – 3: HS làm việc cá nhân, trình bày; lớp bổ sung.</w:t>
-      </w:r>
-    </w:p>
-    <w:p>
-      <w:pPr>
-        <w:spacing w:before="0" w:after="0"/>
-        <w:jc w:val="both"/>
-      </w:pPr>
-      <w:r>
-        <w:rPr>
-          <w:b/>
-          <w:i/>
+          <w:i w:val="0"/>
+        </w:rPr>
+        <w:t>Bước 2: Thực hiện nhiệm vụ:</w:t>
+      </w:r>
+      <w:r>
+        <w:rPr>
+          <w:b w:val="0"/>
+          <w:i w:val="0"/>
+        </w:rPr>
+        <w:t xml:space="preserve"> HS làm việc cá nhân.</w:t>
+      </w:r>
+    </w:p>
+    <w:p>
+      <w:pPr>
+        <w:spacing w:before="0" w:after="0"/>
+        <w:jc w:val="both"/>
+      </w:pPr>
+      <w:r>
+        <w:rPr>
+          <w:b/>
+          <w:i w:val="0"/>
+        </w:rPr>
+        <w:t>Bước 3: Báo cáo, thảo luận:</w:t>
+      </w:r>
+      <w:r>
+        <w:rPr>
+          <w:b w:val="0"/>
+          <w:i w:val="0"/>
+        </w:rPr>
+        <w:t xml:space="preserve"> 2 – 3 HS trình bày; lớp bổ sung.</w:t>
+      </w:r>
+    </w:p>
+    <w:p>
+      <w:pPr>
+        <w:spacing w:before="0" w:after="0"/>
+        <w:jc w:val="both"/>
+      </w:pPr>
+      <w:r>
+        <w:rPr>
+          <w:b/>
+          <w:i w:val="0"/>
         </w:rPr>
         <w:t>Bước 4: Kết luận, nhận định</w:t>
       </w:r>
@@ -1148,18 +1297,18 @@
           <w:b/>
           <w:i w:val="0"/>
         </w:rPr>
-        <w:t>HẾT TIẾT 12 CHUYỂN SANG TIẾT 13</w:t>
-      </w:r>
-    </w:p>
-    <w:p>
-      <w:pPr>
-        <w:spacing w:before="0" w:after="0"/>
-        <w:jc w:val="both"/>
-      </w:pPr>
-      <w:r>
-        <w:rPr>
-          <w:b/>
-          <w:i/>
+        <w:t>----------HẾT TIẾT 12 CHUYỂN SANG TIẾT 13----------</w:t>
+      </w:r>
+    </w:p>
+    <w:p>
+      <w:pPr>
+        <w:spacing w:before="0" w:after="0"/>
+        <w:jc w:val="both"/>
+      </w:pPr>
+      <w:r>
+        <w:rPr>
+          <w:b/>
+          <w:i w:val="0"/>
         </w:rPr>
         <w:t>d.2. Nhiệm vụ 2: Khám phá văn bản (thảo luận nhóm)</w:t>
       </w:r>
@@ -1172,7 +1321,7 @@
       <w:r>
         <w:rPr>
           <w:b/>
-          <w:i/>
+          <w:i w:val="0"/>
         </w:rPr>
         <w:t>Bước 1: Giao nhiệm vụ học tập</w:t>
       </w:r>
@@ -1636,6 +1785,7 @@
         <w:rPr>
           <w:b w:val="0"/>
           <w:i w:val="0"/>
+          <w:color w:val="EE0000"/>
         </w:rPr>
         <w:t>- 6.3.NC1a: Mỗi nhóm vẽ sơ đồ cấu tứ (giấy A0 hoặc Canva).</w:t>
       </w:r>
@@ -1648,7 +1798,7 @@
       <w:r>
         <w:rPr>
           <w:b/>
-          <w:i/>
+          <w:i w:val="0"/>
         </w:rPr>
         <w:t>Bước 2: Thực hiện nhiệm vụ</w:t>
       </w:r>
@@ -1676,18 +1826,18 @@
           <w:b/>
           <w:i w:val="0"/>
         </w:rPr>
-        <w:t>HẾT TIẾT 13 CHUYỂN SANG TIẾT 14</w:t>
-      </w:r>
-    </w:p>
-    <w:p>
-      <w:pPr>
-        <w:spacing w:before="0" w:after="0"/>
-        <w:jc w:val="both"/>
-      </w:pPr>
-      <w:r>
-        <w:rPr>
-          <w:b/>
-          <w:i/>
+        <w:t>----------HẾT TIẾT 13 CHUYỂN SANG TIẾT 14----------</w:t>
+      </w:r>
+    </w:p>
+    <w:p>
+      <w:pPr>
+        <w:spacing w:before="0" w:after="0"/>
+        <w:jc w:val="both"/>
+      </w:pPr>
+      <w:r>
+        <w:rPr>
+          <w:b/>
+          <w:i w:val="0"/>
         </w:rPr>
         <w:t>Bước 3: Báo cáo, thảo luận</w:t>
       </w:r>
@@ -1713,7 +1863,7 @@
       <w:r>
         <w:rPr>
           <w:b/>
-          <w:i/>
+          <w:i w:val="0"/>
         </w:rPr>
         <w:t>Bước 4: Kết luận, nhận định</w:t>
       </w:r>
@@ -1727,6 +1877,7 @@
         <w:rPr>
           <w:b w:val="0"/>
           <w:i w:val="0"/>
+          <w:color w:val="FF0000"/>
         </w:rPr>
         <w:t>- GV chốt mục II; câu hỏi 7 SGK: tâm trạng, phẩm chất, lí tưởng của nhân vật trữ tình; liên hệ giáo dục liêm chính (bản lĩnh, lí tưởng sống trong sạch của người chiến sĩ trẻ).</w:t>
       </w:r>
@@ -1746,8 +1897,8 @@
     </w:p>
     <w:p>
       <w:pPr>
-        <w:spacing w:before="80" w:after="0"/>
-        <w:jc w:val="center"/>
+        <w:spacing w:before="0" w:after="0"/>
+        <w:jc w:val="both"/>
       </w:pPr>
       <w:r>
         <w:rPr>
@@ -1764,10 +1915,90 @@
       </w:pPr>
       <w:r>
         <w:rPr>
-          <w:b w:val="0"/>
-          <w:i w:val="0"/>
-        </w:rPr>
-        <w:t>- Bước 1: GV chiếu mã QR; HS làm bài củng cố Nhớ đồng trong 12 phút (5.2.NC1b; 2.5.NC1a).</w:t>
+          <w:b/>
+          <w:i w:val="0"/>
+        </w:rPr>
+        <w:t>a) Mục tiêu:</w:t>
+      </w:r>
+      <w:r>
+        <w:rPr>
+          <w:b w:val="0"/>
+          <w:i w:val="0"/>
+        </w:rPr>
+        <w:t xml:space="preserve"> Củng cố kiến thức về cấu tứ, hình ảnh bài thơ Nhớ đồng.</w:t>
+      </w:r>
+    </w:p>
+    <w:p>
+      <w:pPr>
+        <w:spacing w:before="0" w:after="0"/>
+        <w:jc w:val="both"/>
+      </w:pPr>
+      <w:r>
+        <w:rPr>
+          <w:b/>
+          <w:i w:val="0"/>
+        </w:rPr>
+        <w:t>b) Nội dung:</w:t>
+      </w:r>
+      <w:r>
+        <w:rPr>
+          <w:b w:val="0"/>
+          <w:i w:val="0"/>
+        </w:rPr>
+        <w:t xml:space="preserve"> Bài củng cố trực tuyến (10 câu nhiều lựa chọn, 1 câu đúng sai).</w:t>
+      </w:r>
+    </w:p>
+    <w:p>
+      <w:pPr>
+        <w:spacing w:before="0" w:after="0"/>
+        <w:jc w:val="both"/>
+      </w:pPr>
+      <w:r>
+        <w:rPr>
+          <w:b/>
+          <w:i w:val="0"/>
+        </w:rPr>
+        <w:t>c) Sản phẩm:</w:t>
+      </w:r>
+      <w:r>
+        <w:rPr>
+          <w:b w:val="0"/>
+          <w:i w:val="0"/>
+        </w:rPr>
+        <w:t xml:space="preserve"> Kết quả bài làm.</w:t>
+      </w:r>
+    </w:p>
+    <w:p>
+      <w:pPr>
+        <w:spacing w:before="0" w:after="0"/>
+        <w:jc w:val="both"/>
+      </w:pPr>
+      <w:r>
+        <w:rPr>
+          <w:b/>
+          <w:i w:val="0"/>
+        </w:rPr>
+        <w:t>d) Tổ chức thực hiện</w:t>
+      </w:r>
+    </w:p>
+    <w:p>
+      <w:pPr>
+        <w:spacing w:before="0" w:after="0"/>
+        <w:jc w:val="both"/>
+      </w:pPr>
+      <w:r>
+        <w:rPr>
+          <w:b/>
+          <w:i w:val="0"/>
+        </w:rPr>
+        <w:t>Bước 1: Giao nhiệm vụ học tập:</w:t>
+      </w:r>
+      <w:r>
+        <w:rPr>
+          <w:b w:val="0"/>
+          <w:i w:val="0"/>
+        </w:rPr>
+        <w:t xml:space="preserve"> GV chiếu mã QR; HS làm bài trong 12 phút.</w:t>
       </w:r>
     </w:p>
     <w:p>
@@ -1844,8 +2075,248 @@
         <w:rPr>
           <w:b w:val="0"/>
           <w:i w:val="0"/>
-        </w:rPr>
-        <w:t>- Bước 2 – 4: HS làm bài cá nhân, trung thực; GV xem kết quả, chữa câu nhiều HS sai; nhận xét.</w:t>
+          <w:color w:val="EE0000"/>
+        </w:rPr>
+        <w:t>[5.2.NC1b; 2.5.NC1a: HS luyện tập trên môi trường số, làm bài trung thực.]</w:t>
+      </w:r>
+    </w:p>
+    <w:p>
+      <w:pPr>
+        <w:spacing w:before="0" w:after="0"/>
+        <w:jc w:val="both"/>
+      </w:pPr>
+      <w:r>
+        <w:rPr>
+          <w:b/>
+          <w:i w:val="0"/>
+        </w:rPr>
+        <w:t>Bước 2: Thực hiện nhiệm vụ:</w:t>
+      </w:r>
+      <w:r>
+        <w:rPr>
+          <w:b w:val="0"/>
+          <w:i w:val="0"/>
+        </w:rPr>
+        <w:t xml:space="preserve"> HS làm bài cá nhân.</w:t>
+      </w:r>
+    </w:p>
+    <w:p>
+      <w:pPr>
+        <w:spacing w:before="0" w:after="0"/>
+        <w:jc w:val="both"/>
+      </w:pPr>
+      <w:r>
+        <w:rPr>
+          <w:b/>
+          <w:i w:val="0"/>
+        </w:rPr>
+        <w:t>Bước 3: Báo cáo, thảo luận:</w:t>
+      </w:r>
+      <w:r>
+        <w:rPr>
+          <w:b w:val="0"/>
+          <w:i w:val="0"/>
+        </w:rPr>
+        <w:t xml:space="preserve"> GV xem kết quả, chữa câu nhiều HS sai (gọi theo nội dung phương án).</w:t>
+      </w:r>
+    </w:p>
+    <w:p>
+      <w:pPr>
+        <w:spacing w:before="0" w:after="0"/>
+        <w:jc w:val="both"/>
+      </w:pPr>
+      <w:r>
+        <w:rPr>
+          <w:b/>
+          <w:i w:val="0"/>
+        </w:rPr>
+        <w:t>Bước 4: Kết luận, nhận định:</w:t>
+      </w:r>
+      <w:r>
+        <w:rPr>
+          <w:b w:val="0"/>
+          <w:i w:val="0"/>
+        </w:rPr>
+        <w:t xml:space="preserve"> GV nhận xét, tuyên dương.</w:t>
+      </w:r>
+    </w:p>
+    <w:p>
+      <w:pPr>
+        <w:spacing w:before="0" w:after="0"/>
+        <w:jc w:val="both"/>
+      </w:pPr>
+      <w:r>
+        <w:rPr>
+          <w:b/>
+          <w:i w:val="0"/>
+        </w:rPr>
+        <w:t>4. Hoạt động 4: Vận dụng (Kết nối đọc – viết, làm ở nhà)</w:t>
+      </w:r>
+    </w:p>
+    <w:p>
+      <w:pPr>
+        <w:spacing w:before="0" w:after="0"/>
+        <w:jc w:val="both"/>
+      </w:pPr>
+      <w:r>
+        <w:rPr>
+          <w:b/>
+          <w:i w:val="0"/>
+        </w:rPr>
+        <w:t>a) Mục tiêu:</w:t>
+      </w:r>
+      <w:r>
+        <w:rPr>
+          <w:b w:val="0"/>
+          <w:i w:val="0"/>
+        </w:rPr>
+        <w:t xml:space="preserve"> Viết đoạn văn phân tích.</w:t>
+      </w:r>
+    </w:p>
+    <w:p>
+      <w:pPr>
+        <w:spacing w:before="0" w:after="0"/>
+        <w:jc w:val="both"/>
+      </w:pPr>
+      <w:r>
+        <w:rPr>
+          <w:b/>
+          <w:i w:val="0"/>
+        </w:rPr>
+        <w:t>b) Nội dung:</w:t>
+      </w:r>
+      <w:r>
+        <w:rPr>
+          <w:b w:val="0"/>
+          <w:i w:val="0"/>
+        </w:rPr>
+        <w:t xml:space="preserve"> Viết đoạn văn (khoảng 150 chữ) làm sáng tỏ mối liên hệ giữa các chi tiết, hình ảnh đã làm nên thế giới cảm xúc “nhớ đồng” trong bài thơ.</w:t>
+      </w:r>
+    </w:p>
+    <w:p>
+      <w:pPr>
+        <w:spacing w:before="0" w:after="0"/>
+        <w:jc w:val="both"/>
+      </w:pPr>
+      <w:r>
+        <w:rPr>
+          <w:b/>
+          <w:i w:val="0"/>
+        </w:rPr>
+        <w:t>c) Sản phẩm:</w:t>
+      </w:r>
+      <w:r>
+        <w:rPr>
+          <w:b w:val="0"/>
+          <w:i w:val="0"/>
+        </w:rPr>
+        <w:t xml:space="preserve"> Đoạn văn của HS.</w:t>
+      </w:r>
+    </w:p>
+    <w:p>
+      <w:pPr>
+        <w:spacing w:before="0" w:after="0"/>
+        <w:jc w:val="both"/>
+      </w:pPr>
+      <w:r>
+        <w:rPr>
+          <w:b/>
+          <w:i w:val="0"/>
+        </w:rPr>
+        <w:t>d) Tổ chức thực hiện</w:t>
+      </w:r>
+    </w:p>
+    <w:p>
+      <w:pPr>
+        <w:spacing w:before="0" w:after="0"/>
+        <w:jc w:val="both"/>
+      </w:pPr>
+      <w:r>
+        <w:rPr>
+          <w:b/>
+          <w:i w:val="0"/>
+        </w:rPr>
+        <w:t>Bước 1: Giao nhiệm vụ học tập:</w:t>
+      </w:r>
+      <w:r>
+        <w:rPr>
+          <w:b w:val="0"/>
+          <w:i w:val="0"/>
+        </w:rPr>
+        <w:t xml:space="preserve"> GV nêu yêu cầu.</w:t>
+      </w:r>
+    </w:p>
+    <w:p>
+      <w:pPr>
+        <w:spacing w:before="0" w:after="0"/>
+        <w:jc w:val="both"/>
+      </w:pPr>
+      <w:r>
+        <w:rPr>
+          <w:b/>
+          <w:i w:val="0"/>
+        </w:rPr>
+        <w:t>Bước 2: Thực hiện nhiệm vụ:</w:t>
+      </w:r>
+      <w:r>
+        <w:rPr>
+          <w:b w:val="0"/>
+          <w:i w:val="0"/>
+        </w:rPr>
+        <w:t xml:space="preserve"> HS viết ở nhà.</w:t>
+      </w:r>
+    </w:p>
+    <w:p>
+      <w:pPr>
+        <w:spacing w:before="0" w:after="0"/>
+        <w:jc w:val="both"/>
+      </w:pPr>
+      <w:r>
+        <w:rPr>
+          <w:b/>
+          <w:i w:val="0"/>
+        </w:rPr>
+        <w:t>Bước 3: Báo cáo, thảo luận:</w:t>
+      </w:r>
+      <w:r>
+        <w:rPr>
+          <w:b w:val="0"/>
+          <w:i w:val="0"/>
+        </w:rPr>
+        <w:t xml:space="preserve"> Nộp qua Google Classroom.</w:t>
+      </w:r>
+    </w:p>
+    <w:p>
+      <w:pPr>
+        <w:spacing w:before="0" w:after="0"/>
+        <w:jc w:val="both"/>
+      </w:pPr>
+      <w:r>
+        <w:rPr>
+          <w:b/>
+          <w:i w:val="0"/>
+        </w:rPr>
+        <w:t>Bước 4: Kết luận, nhận định:</w:t>
+      </w:r>
+      <w:r>
+        <w:rPr>
+          <w:b w:val="0"/>
+          <w:i w:val="0"/>
+        </w:rPr>
+        <w:t xml:space="preserve"> GV nhận xét theo bảng kiểm (Phụ lục).</w:t>
+      </w:r>
+    </w:p>
+    <w:p>
+      <w:pPr>
+        <w:spacing w:before="80" w:after="80"/>
+        <w:jc w:val="center"/>
+      </w:pPr>
+      <w:r>
+        <w:rPr>
+          <w:b/>
+          <w:i w:val="0"/>
+        </w:rPr>
+        <w:t>----------HẾT TIẾT 14 CHUYỂN SANG TIẾT 15----------</w:t>
       </w:r>
     </w:p>
     <w:p>
@@ -1858,33 +2329,7 @@
           <w:b/>
           <w:i w:val="0"/>
         </w:rPr>
-        <w:t>4. Hoạt động 4: Vận dụng (Kết nối đọc – viết, làm ở nhà)</w:t>
-      </w:r>
-    </w:p>
-    <w:p>
-      <w:pPr>
-        <w:spacing w:before="0" w:after="0"/>
-        <w:jc w:val="both"/>
-      </w:pPr>
-      <w:r>
-        <w:rPr>
-          <w:b w:val="0"/>
-          <w:i w:val="0"/>
-        </w:rPr>
-        <w:t>- Viết đoạn văn (khoảng 150 chữ) làm sáng tỏ mối liên hệ giữa các chi tiết, hình ảnh đã làm nên thế giới cảm xúc “nhớ đồng” trong bài thơ.</w:t>
-      </w:r>
-    </w:p>
-    <w:p>
-      <w:pPr>
-        <w:spacing w:before="80" w:after="80"/>
-        <w:jc w:val="center"/>
-      </w:pPr>
-      <w:r>
-        <w:rPr>
-          <w:b/>
-          <w:i w:val="0"/>
-        </w:rPr>
-        <w:t>HẾT TIẾT 14 CHUYỂN SANG TIẾT 15</w:t>
+        <w:t>VĂN BẢN 2:</w:t>
       </w:r>
     </w:p>
     <w:p>
@@ -1897,7 +2342,7 @@
           <w:b/>
           <w:i w:val="0"/>
         </w:rPr>
-        <w:t>VĂN BẢN 2: TRÀNG GIANG</w:t>
+        <w:t>TRÀNG GIANG</w:t>
       </w:r>
     </w:p>
     <w:p>
@@ -1910,7 +2355,7 @@
           <w:b/>
           <w:i w:val="0"/>
         </w:rPr>
-        <w:t>– Huy Cận –</w:t>
+        <w:t>(Huy Cận)</w:t>
       </w:r>
     </w:p>
     <w:p>
@@ -1928,8 +2373,8 @@
     </w:p>
     <w:p>
       <w:pPr>
-        <w:spacing w:before="80" w:after="0"/>
-        <w:jc w:val="center"/>
+        <w:spacing w:before="0" w:after="0"/>
+        <w:jc w:val="both"/>
       </w:pPr>
       <w:r>
         <w:rPr>
@@ -1946,63 +2391,205 @@
       </w:pPr>
       <w:r>
         <w:rPr>
-          <w:b w:val="0"/>
-          <w:i/>
-        </w:rPr>
-        <w:t>- GV hỏi (SGK tr.59): Vì sao người đọc có thể rung động trước bài thơ được viết bởi một người xa lạ? Cảnh trời đất mênh mông buổi chiều tà có ý nghĩa đặc biệt gì với tâm hồn mỗi người? Đọc một số câu thơ bạn biết nói về cảnh ấy.</w:t>
-      </w:r>
-    </w:p>
-    <w:p>
-      <w:pPr>
-        <w:spacing w:before="0" w:after="0"/>
-        <w:jc w:val="both"/>
-      </w:pPr>
-      <w:r>
-        <w:rPr>
-          <w:b w:val="0"/>
-          <w:i w:val="0"/>
-        </w:rPr>
-        <w:t>- HS chia sẻ; GV dẫn vào bài.</w:t>
-      </w:r>
-    </w:p>
-    <w:p>
-      <w:pPr>
-        <w:spacing w:before="0" w:after="0"/>
-        <w:jc w:val="both"/>
-      </w:pPr>
-      <w:r>
-        <w:rPr>
-          <w:b w:val="0"/>
-          <w:i w:val="0"/>
-        </w:rPr>
-        <w:t>- Video tham khảo: Nhà thơ Cù Huy Cận: Người suốt đời gắn bó với cách mạng và thơ (kênh Trung tâm Thư viện và Tri thức số) – https://www.youtube.com/watch?v=GjkqYB9E38U – Tìm hiểu tác giả Huy Cận (Tràng giang)</w:t>
-      </w:r>
-    </w:p>
-    <w:p>
-      <w:pPr>
-        <w:spacing w:before="80" w:after="0"/>
-        <w:jc w:val="center"/>
-      </w:pPr>
-      <w:r>
-        <w:rPr>
-          <w:b/>
-          <w:i w:val="0"/>
-        </w:rPr>
-        <w:t>2. Hoạt động 2: Hình thành kiến thức mới</w:t>
-      </w:r>
-    </w:p>
-    <w:p>
-      <w:pPr>
-        <w:spacing w:before="0" w:after="0"/>
-        <w:jc w:val="both"/>
-      </w:pPr>
-      <w:r>
-        <w:rPr>
-          <w:b/>
-          <w:i/>
+          <w:b/>
+          <w:i w:val="0"/>
         </w:rPr>
         <w:t>a) Mục tiêu:</w:t>
       </w:r>
+      <w:r>
+        <w:rPr>
+          <w:b w:val="0"/>
+          <w:i w:val="0"/>
+        </w:rPr>
+        <w:t xml:space="preserve"> Kết nối cảm xúc trước cảnh trời đất chiều tà.</w:t>
+      </w:r>
+    </w:p>
+    <w:p>
+      <w:pPr>
+        <w:spacing w:before="0" w:after="0"/>
+        <w:jc w:val="both"/>
+      </w:pPr>
+      <w:r>
+        <w:rPr>
+          <w:b/>
+          <w:i w:val="0"/>
+        </w:rPr>
+        <w:t>b) Nội dung:</w:t>
+      </w:r>
+      <w:r>
+        <w:rPr>
+          <w:b w:val="0"/>
+          <w:i w:val="0"/>
+        </w:rPr>
+        <w:t xml:space="preserve"> Câu hỏi Trước khi đọc (SGK tr.59).</w:t>
+      </w:r>
+    </w:p>
+    <w:p>
+      <w:pPr>
+        <w:spacing w:before="0" w:after="0"/>
+        <w:jc w:val="both"/>
+      </w:pPr>
+      <w:r>
+        <w:rPr>
+          <w:b/>
+          <w:i w:val="0"/>
+        </w:rPr>
+        <w:t>c) Sản phẩm:</w:t>
+      </w:r>
+      <w:r>
+        <w:rPr>
+          <w:b w:val="0"/>
+          <w:i w:val="0"/>
+        </w:rPr>
+        <w:t xml:space="preserve"> Chia sẻ của HS.</w:t>
+      </w:r>
+    </w:p>
+    <w:p>
+      <w:pPr>
+        <w:spacing w:before="0" w:after="0"/>
+        <w:jc w:val="both"/>
+      </w:pPr>
+      <w:r>
+        <w:rPr>
+          <w:b/>
+          <w:i w:val="0"/>
+        </w:rPr>
+        <w:t>d) Tổ chức thực hiện</w:t>
+      </w:r>
+    </w:p>
+    <w:p>
+      <w:pPr>
+        <w:spacing w:before="0" w:after="0"/>
+        <w:jc w:val="both"/>
+      </w:pPr>
+      <w:r>
+        <w:rPr>
+          <w:b/>
+          <w:i w:val="0"/>
+        </w:rPr>
+        <w:t>Bước 1: Giao nhiệm vụ học tập:</w:t>
+      </w:r>
+      <w:r>
+        <w:rPr>
+          <w:b w:val="0"/>
+          <w:i w:val="0"/>
+        </w:rPr>
+        <w:t xml:space="preserve"> GV hỏi: Vì sao người đọc có thể rung động trước bài thơ được viết bởi một người xa lạ? Cảnh trời đất mênh mông buổi chiều tà có ý nghĩa đặc biệt gì với tâm hồn mỗi người? Đọc một số câu thơ bạn biết nói về cảnh ấy.</w:t>
+      </w:r>
+    </w:p>
+    <w:p>
+      <w:pPr>
+        <w:spacing w:before="0" w:after="0"/>
+        <w:jc w:val="both"/>
+      </w:pPr>
+      <w:r>
+        <w:rPr>
+          <w:b/>
+          <w:i w:val="0"/>
+        </w:rPr>
+        <w:t>Bước 2: Thực hiện nhiệm vụ:</w:t>
+      </w:r>
+      <w:r>
+        <w:rPr>
+          <w:b w:val="0"/>
+          <w:i w:val="0"/>
+        </w:rPr>
+        <w:t xml:space="preserve"> HS suy nghĩ.</w:t>
+      </w:r>
+    </w:p>
+    <w:p>
+      <w:pPr>
+        <w:spacing w:before="0" w:after="0"/>
+        <w:jc w:val="both"/>
+      </w:pPr>
+      <w:r>
+        <w:rPr>
+          <w:b/>
+          <w:i w:val="0"/>
+        </w:rPr>
+        <w:t>Bước 3: Báo cáo, thảo luận:</w:t>
+      </w:r>
+      <w:r>
+        <w:rPr>
+          <w:b w:val="0"/>
+          <w:i w:val="0"/>
+        </w:rPr>
+        <w:t xml:space="preserve"> 2 – 3 HS chia sẻ.</w:t>
+      </w:r>
+    </w:p>
+    <w:p>
+      <w:pPr>
+        <w:spacing w:before="0" w:after="0"/>
+        <w:jc w:val="both"/>
+      </w:pPr>
+      <w:r>
+        <w:rPr>
+          <w:b/>
+          <w:i w:val="0"/>
+        </w:rPr>
+        <w:t>Bước 4: Kết luận, nhận định:</w:t>
+      </w:r>
+      <w:r>
+        <w:rPr>
+          <w:b w:val="0"/>
+          <w:i w:val="0"/>
+        </w:rPr>
+        <w:t xml:space="preserve"> GV dẫn: những buổi chiều trên sông Hồng ở Chèm năm 1939 đã gợi cho Huy Cận nỗi “bâng khuâng trời rộng nhớ sông dài”.</w:t>
+      </w:r>
+    </w:p>
+    <w:p>
+      <w:pPr>
+        <w:spacing w:before="0" w:after="0"/>
+        <w:jc w:val="both"/>
+      </w:pPr>
+      <w:r>
+        <w:rPr>
+          <w:b w:val="0"/>
+          <w:i w:val="0"/>
+        </w:rPr>
+        <w:t xml:space="preserve">- Video tham khảo: Nhà thơ Cù Huy Cận: Người suốt đời gắn bó với cách mạng và thơ (kênh Trung tâm Thư viện và Tri thức số) – </w:t>
+      </w:r>
+      <w:r>
+        <w:rPr>
+          <w:b w:val="0"/>
+          <w:i w:val="0"/>
+          <w:color w:val="0000FF"/>
+        </w:rPr>
+        <w:t>https://www.youtube.com/watch?v=GjkqYB9E38U</w:t>
+      </w:r>
+      <w:r>
+        <w:rPr>
+          <w:b w:val="0"/>
+          <w:i w:val="0"/>
+        </w:rPr>
+        <w:t xml:space="preserve"> – Tìm hiểu tác giả Huy Cận (Tràng giang)</w:t>
+      </w:r>
+    </w:p>
+    <w:p>
+      <w:pPr>
+        <w:spacing w:before="0" w:after="0"/>
+        <w:jc w:val="both"/>
+      </w:pPr>
+      <w:r>
+        <w:rPr>
+          <w:b/>
+          <w:i w:val="0"/>
+        </w:rPr>
+        <w:t>2. Hoạt động 2: Hình thành kiến thức mới (Dự kiến thời gian: 100 phút)</w:t>
+      </w:r>
+    </w:p>
+    <w:p>
+      <w:pPr>
+        <w:spacing w:before="0" w:after="0"/>
+        <w:jc w:val="both"/>
+      </w:pPr>
+      <w:r>
+        <w:rPr>
+          <w:b/>
+          <w:i w:val="0"/>
+        </w:rPr>
+        <w:t>a) Mục tiêu:</w:t>
+      </w:r>
     </w:p>
     <w:p>
       <w:pPr>
@@ -2025,36 +2612,36 @@
       <w:r>
         <w:rPr>
           <w:b/>
-          <w:i/>
-        </w:rPr>
-        <w:t xml:space="preserve">b) Nội dung: </w:t>
-      </w:r>
-      <w:r>
-        <w:rPr>
-          <w:b w:val="0"/>
-          <w:i w:val="0"/>
-        </w:rPr>
-        <w:t>HS đọc SGK tr.59 – 60, trả lời 8 câu hỏi SGK tr.60.</w:t>
-      </w:r>
-    </w:p>
-    <w:p>
-      <w:pPr>
-        <w:spacing w:before="0" w:after="0"/>
-        <w:jc w:val="both"/>
-      </w:pPr>
-      <w:r>
-        <w:rPr>
-          <w:b/>
-          <w:i/>
-        </w:rPr>
-        <w:t xml:space="preserve">c) Sản phẩm: </w:t>
-      </w:r>
-      <w:r>
-        <w:rPr>
-          <w:b w:val="0"/>
-          <w:i w:val="0"/>
-        </w:rPr>
-        <w:t>Phiếu học tập, câu trả lời; nội dung chốt:</w:t>
+          <w:i w:val="0"/>
+        </w:rPr>
+        <w:t>b) Nội dung:</w:t>
+      </w:r>
+      <w:r>
+        <w:rPr>
+          <w:b w:val="0"/>
+          <w:i w:val="0"/>
+        </w:rPr>
+        <w:t xml:space="preserve"> HS đọc SGK tr.59 – 60, trả lời 8 câu hỏi SGK tr.60.</w:t>
+      </w:r>
+    </w:p>
+    <w:p>
+      <w:pPr>
+        <w:spacing w:before="0" w:after="0"/>
+        <w:jc w:val="both"/>
+      </w:pPr>
+      <w:r>
+        <w:rPr>
+          <w:b/>
+          <w:i w:val="0"/>
+        </w:rPr>
+        <w:t>c) Sản phẩm:</w:t>
+      </w:r>
+      <w:r>
+        <w:rPr>
+          <w:b w:val="0"/>
+          <w:i w:val="0"/>
+        </w:rPr>
+        <w:t xml:space="preserve"> Phiếu học tập, câu trả lời; nội dung chốt:</w:t>
       </w:r>
     </w:p>
     <w:tbl>
@@ -2271,7 +2858,7 @@
       <w:r>
         <w:rPr>
           <w:b/>
-          <w:i/>
+          <w:i w:val="0"/>
         </w:rPr>
         <w:t>d) Tổ chức thực hiện</w:t>
       </w:r>
@@ -2283,10 +2870,104 @@
       </w:pPr>
       <w:r>
         <w:rPr>
-          <w:b w:val="0"/>
-          <w:i w:val="0"/>
-        </w:rPr>
-        <w:t>- Bước 1: Nhiệm vụ 1 (cá nhân): tìm hiểu tác giả, tác phẩm; câu hỏi 1, 2 SGK (nhan đề, đề từ, tính chất khung cảnh).</w:t>
+          <w:b/>
+          <w:i w:val="0"/>
+        </w:rPr>
+        <w:t>d.1. Nhiệm vụ 1: Tìm hiểu chung, nhan đề, đề từ, khung cảnh</w:t>
+      </w:r>
+    </w:p>
+    <w:p>
+      <w:pPr>
+        <w:spacing w:before="0" w:after="0"/>
+        <w:jc w:val="both"/>
+      </w:pPr>
+      <w:r>
+        <w:rPr>
+          <w:b/>
+          <w:i w:val="0"/>
+        </w:rPr>
+        <w:t>Bước 1: Giao nhiệm vụ học tập:</w:t>
+      </w:r>
+      <w:r>
+        <w:rPr>
+          <w:b w:val="0"/>
+          <w:i w:val="0"/>
+        </w:rPr>
+        <w:t xml:space="preserve"> HS đọc diễn cảm; tìm hiểu tác giả, tác phẩm; trả lời câu hỏi 1, 2 SGK (nhan đề, đề từ, tính chất khung cảnh).</w:t>
+      </w:r>
+    </w:p>
+    <w:p>
+      <w:pPr>
+        <w:spacing w:before="0" w:after="0"/>
+        <w:jc w:val="both"/>
+      </w:pPr>
+      <w:r>
+        <w:rPr>
+          <w:b w:val="0"/>
+          <w:i w:val="0"/>
+          <w:color w:val="EE0000"/>
+        </w:rPr>
+        <w:t>- GV yêu cầu HS dùng thiết bị cá nhân tra cứu về tập Lửa thiêng và phong trào Thơ mới trên nguồn chính thống.</w:t>
+      </w:r>
+    </w:p>
+    <w:p>
+      <w:pPr>
+        <w:spacing w:before="0" w:after="0"/>
+        <w:jc w:val="both"/>
+      </w:pPr>
+      <w:r>
+        <w:rPr>
+          <w:b/>
+          <w:i w:val="0"/>
+        </w:rPr>
+        <w:t>Bước 2: Thực hiện nhiệm vụ:</w:t>
+      </w:r>
+      <w:r>
+        <w:rPr>
+          <w:b w:val="0"/>
+          <w:i w:val="0"/>
+        </w:rPr>
+        <w:t xml:space="preserve"> HS làm việc cá nhân, cặp đôi.</w:t>
+      </w:r>
+    </w:p>
+    <w:p>
+      <w:pPr>
+        <w:spacing w:before="0" w:after="0"/>
+        <w:jc w:val="both"/>
+      </w:pPr>
+      <w:r>
+        <w:rPr>
+          <w:b/>
+          <w:i w:val="0"/>
+        </w:rPr>
+        <w:t>Bước 3: Báo cáo, thảo luận:</w:t>
+      </w:r>
+      <w:r>
+        <w:rPr>
+          <w:b w:val="0"/>
+          <w:i w:val="0"/>
+        </w:rPr>
+        <w:t xml:space="preserve"> 2 – 3 HS trình bày.</w:t>
+      </w:r>
+    </w:p>
+    <w:p>
+      <w:pPr>
+        <w:spacing w:before="0" w:after="0"/>
+        <w:jc w:val="both"/>
+      </w:pPr>
+      <w:r>
+        <w:rPr>
+          <w:b/>
+          <w:i w:val="0"/>
+        </w:rPr>
+        <w:t>Bước 4: Kết luận, nhận định:</w:t>
+      </w:r>
+      <w:r>
+        <w:rPr>
+          <w:b w:val="0"/>
+          <w:i w:val="0"/>
+        </w:rPr>
+        <w:t xml:space="preserve"> GV chốt mục I và ý 1, 2 của mục II.</w:t>
       </w:r>
     </w:p>
     <w:p>
@@ -2299,46 +2980,571 @@
           <w:b/>
           <w:i w:val="0"/>
         </w:rPr>
-        <w:t>HẾT TIẾT 15 CHUYỂN SANG TIẾT 16</w:t>
-      </w:r>
-    </w:p>
-    <w:p>
-      <w:pPr>
-        <w:spacing w:before="0" w:after="0"/>
-        <w:jc w:val="both"/>
-      </w:pPr>
-      <w:r>
-        <w:rPr>
-          <w:b w:val="0"/>
-          <w:i w:val="0"/>
-        </w:rPr>
-        <w:t>- Nhiệm vụ 2 (nhóm): Nhóm 1, 2 – câu 3, 4 (cấu tứ, tương phản khổ 2 và sự triển khai ở khổ 3, 4); Nhóm 3, 4 – câu 5, 6 (sử dụng ngôn ngữ, thi liệu truyền thống); Nhóm 5, 6 – câu 7, 8 (yếu tố tượng trưng, quan hệ cá nhân – vũ trụ).</w:t>
-      </w:r>
-    </w:p>
-    <w:p>
-      <w:pPr>
-        <w:spacing w:before="0" w:after="0"/>
-        <w:jc w:val="both"/>
-      </w:pPr>
-      <w:r>
-        <w:rPr>
-          <w:b w:val="0"/>
-          <w:i w:val="0"/>
-        </w:rPr>
-        <w:t>- 6.2.NC1a; 11.A3.1.a: Nhóm 5, 6 thử yêu cầu AI giải nghĩa “củi một cành khô”, đánh giá xem AI có áp đặt một cách hiểu duy nhất hay không.</w:t>
-      </w:r>
-    </w:p>
-    <w:p>
-      <w:pPr>
-        <w:spacing w:before="0" w:after="0"/>
-        <w:jc w:val="both"/>
-      </w:pPr>
-      <w:r>
-        <w:rPr>
-          <w:b w:val="0"/>
-          <w:i w:val="0"/>
-        </w:rPr>
-        <w:t>- Bước 2 – 3: Các nhóm trình bày, chất vấn, bổ sung.</w:t>
+        <w:t>----------HẾT TIẾT 15 CHUYỂN SANG TIẾT 16----------</w:t>
+      </w:r>
+    </w:p>
+    <w:p>
+      <w:pPr>
+        <w:spacing w:before="0" w:after="0"/>
+        <w:jc w:val="both"/>
+      </w:pPr>
+      <w:r>
+        <w:rPr>
+          <w:b/>
+          <w:i w:val="0"/>
+        </w:rPr>
+        <w:t>d.2. Nhiệm vụ 2: Cấu tứ, hình ảnh, ngôn ngữ (thảo luận nhóm)</w:t>
+      </w:r>
+    </w:p>
+    <w:p>
+      <w:pPr>
+        <w:spacing w:before="0" w:after="0"/>
+        <w:jc w:val="both"/>
+      </w:pPr>
+      <w:r>
+        <w:rPr>
+          <w:b/>
+          <w:i w:val="0"/>
+        </w:rPr>
+        <w:t>Bước 1: Giao nhiệm vụ học tập</w:t>
+      </w:r>
+    </w:p>
+    <w:p>
+      <w:pPr>
+        <w:spacing w:before="0" w:after="0"/>
+        <w:jc w:val="both"/>
+      </w:pPr>
+      <w:r>
+        <w:rPr>
+          <w:b/>
+          <w:i w:val="0"/>
+        </w:rPr>
+        <w:t>+ Nhóm 1, 2:</w:t>
+      </w:r>
+    </w:p>
+    <w:tbl>
+      <w:tblPr>
+        <w:tblStyle w:val="TableGrid"/>
+        <w:tblW w:type="auto" w:w="0"/>
+        <w:jc w:val="center"/>
+        <w:tblLook w:firstColumn="1" w:firstRow="1" w:lastColumn="0" w:lastRow="0" w:noHBand="0" w:noVBand="1" w:val="04A0"/>
+      </w:tblPr>
+      <w:tblGrid>
+        <w:gridCol w:w="4961"/>
+        <w:gridCol w:w="4961"/>
+      </w:tblGrid>
+      <w:tr>
+        <w:tc>
+          <w:tcPr>
+            <w:tcW w:type="dxa" w:w="9922"/>
+            <w:gridSpan w:val="2"/>
+          </w:tcPr>
+          <w:p>
+            <w:pPr>
+              <w:spacing w:before="80" w:after="0"/>
+              <w:jc w:val="center"/>
+            </w:pPr>
+            <w:r>
+              <w:rPr>
+                <w:b/>
+                <w:i w:val="0"/>
+              </w:rPr>
+              <w:t>PHIẾU HỌC TẬP SỐ 4</w:t>
+            </w:r>
+          </w:p>
+          <w:p>
+            <w:pPr>
+              <w:spacing w:before="80" w:after="0"/>
+              <w:jc w:val="center"/>
+            </w:pPr>
+            <w:r>
+              <w:rPr>
+                <w:b/>
+                <w:i w:val="0"/>
+              </w:rPr>
+              <w:t>Bài 2: CẤU TỨ VÀ HÌNH ẢNH TRONG THƠ TRỮ TÌNH</w:t>
+            </w:r>
+          </w:p>
+          <w:p>
+            <w:pPr>
+              <w:spacing w:before="80" w:after="0"/>
+              <w:jc w:val="center"/>
+            </w:pPr>
+            <w:r>
+              <w:rPr>
+                <w:b/>
+                <w:i w:val="0"/>
+              </w:rPr>
+              <w:t>Đọc: Văn bản 2 – TRÀNG GIANG (Huy Cận)</w:t>
+            </w:r>
+          </w:p>
+        </w:tc>
+      </w:tr>
+      <w:tr>
+        <w:tc>
+          <w:tcPr>
+            <w:tcW w:type="dxa" w:w="4961"/>
+          </w:tcPr>
+          <w:p>
+            <w:pPr>
+              <w:spacing w:before="0" w:after="0"/>
+              <w:jc w:val="both"/>
+            </w:pPr>
+            <w:r>
+              <w:rPr>
+                <w:b/>
+                <w:i w:val="0"/>
+              </w:rPr>
+              <w:t>Lớp/Nhóm:</w:t>
+            </w:r>
+          </w:p>
+        </w:tc>
+        <w:tc>
+          <w:tcPr>
+            <w:tcW w:type="dxa" w:w="4961"/>
+          </w:tcPr>
+          <w:p>
+            <w:pPr>
+              <w:spacing w:before="0" w:after="0"/>
+              <w:jc w:val="both"/>
+            </w:pPr>
+            <w:r>
+              <w:rPr>
+                <w:b/>
+                <w:i w:val="0"/>
+              </w:rPr>
+              <w:t>Họ tên các thành viên:……………………………………………</w:t>
+            </w:r>
+          </w:p>
+        </w:tc>
+      </w:tr>
+      <w:tr>
+        <w:tc>
+          <w:tcPr>
+            <w:tcW w:type="dxa" w:w="9922"/>
+            <w:gridSpan w:val="2"/>
+          </w:tcPr>
+          <w:p>
+            <w:pPr>
+              <w:spacing w:before="0" w:after="0"/>
+              <w:jc w:val="both"/>
+            </w:pPr>
+            <w:r>
+              <w:rPr>
+                <w:b/>
+                <w:i w:val="0"/>
+              </w:rPr>
+              <w:t>Nhiệm vụ:</w:t>
+            </w:r>
+          </w:p>
+          <w:p>
+            <w:pPr>
+              <w:spacing w:before="0" w:after="0"/>
+              <w:jc w:val="both"/>
+            </w:pPr>
+            <w:r>
+              <w:rPr>
+                <w:b w:val="0"/>
+                <w:i w:val="0"/>
+              </w:rPr>
+              <w:t>Xác định cấu tứ của bài thơ. Phân tích sự tương phản giữa các hình ảnh ở khổ 2 và sự triển khai ở khổ 3, 4 (câu hỏi 3, 4 SGK).</w:t>
+            </w:r>
+          </w:p>
+        </w:tc>
+      </w:tr>
+    </w:tbl>
+    <w:p>
+      <w:pPr>
+        <w:spacing w:before="0" w:after="0"/>
+        <w:jc w:val="both"/>
+      </w:pPr>
+    </w:p>
+    <w:p>
+      <w:pPr>
+        <w:spacing w:before="0" w:after="0"/>
+        <w:jc w:val="both"/>
+      </w:pPr>
+      <w:r>
+        <w:rPr>
+          <w:b/>
+          <w:i w:val="0"/>
+        </w:rPr>
+        <w:t>+ Nhóm 3, 4:</w:t>
+      </w:r>
+    </w:p>
+    <w:tbl>
+      <w:tblPr>
+        <w:tblStyle w:val="TableGrid"/>
+        <w:tblW w:type="auto" w:w="0"/>
+        <w:jc w:val="center"/>
+        <w:tblLook w:firstColumn="1" w:firstRow="1" w:lastColumn="0" w:lastRow="0" w:noHBand="0" w:noVBand="1" w:val="04A0"/>
+      </w:tblPr>
+      <w:tblGrid>
+        <w:gridCol w:w="4961"/>
+        <w:gridCol w:w="4961"/>
+      </w:tblGrid>
+      <w:tr>
+        <w:tc>
+          <w:tcPr>
+            <w:tcW w:type="dxa" w:w="9922"/>
+            <w:gridSpan w:val="2"/>
+          </w:tcPr>
+          <w:p>
+            <w:pPr>
+              <w:spacing w:before="80" w:after="0"/>
+              <w:jc w:val="center"/>
+            </w:pPr>
+            <w:r>
+              <w:rPr>
+                <w:b/>
+                <w:i w:val="0"/>
+              </w:rPr>
+              <w:t>PHIẾU HỌC TẬP SỐ 5</w:t>
+            </w:r>
+          </w:p>
+          <w:p>
+            <w:pPr>
+              <w:spacing w:before="80" w:after="0"/>
+              <w:jc w:val="center"/>
+            </w:pPr>
+            <w:r>
+              <w:rPr>
+                <w:b/>
+                <w:i w:val="0"/>
+              </w:rPr>
+              <w:t>Bài 2: CẤU TỨ VÀ HÌNH ẢNH TRONG THƠ TRỮ TÌNH</w:t>
+            </w:r>
+          </w:p>
+          <w:p>
+            <w:pPr>
+              <w:spacing w:before="80" w:after="0"/>
+              <w:jc w:val="center"/>
+            </w:pPr>
+            <w:r>
+              <w:rPr>
+                <w:b/>
+                <w:i w:val="0"/>
+              </w:rPr>
+              <w:t>Đọc: Văn bản 2 – TRÀNG GIANG (Huy Cận)</w:t>
+            </w:r>
+          </w:p>
+        </w:tc>
+      </w:tr>
+      <w:tr>
+        <w:tc>
+          <w:tcPr>
+            <w:tcW w:type="dxa" w:w="4961"/>
+          </w:tcPr>
+          <w:p>
+            <w:pPr>
+              <w:spacing w:before="0" w:after="0"/>
+              <w:jc w:val="both"/>
+            </w:pPr>
+            <w:r>
+              <w:rPr>
+                <w:b/>
+                <w:i w:val="0"/>
+              </w:rPr>
+              <w:t>Lớp/Nhóm:</w:t>
+            </w:r>
+          </w:p>
+        </w:tc>
+        <w:tc>
+          <w:tcPr>
+            <w:tcW w:type="dxa" w:w="4961"/>
+          </w:tcPr>
+          <w:p>
+            <w:pPr>
+              <w:spacing w:before="0" w:after="0"/>
+              <w:jc w:val="both"/>
+            </w:pPr>
+            <w:r>
+              <w:rPr>
+                <w:b/>
+                <w:i w:val="0"/>
+              </w:rPr>
+              <w:t>Họ tên các thành viên:……………………………………………</w:t>
+            </w:r>
+          </w:p>
+        </w:tc>
+      </w:tr>
+      <w:tr>
+        <w:tc>
+          <w:tcPr>
+            <w:tcW w:type="dxa" w:w="9922"/>
+            <w:gridSpan w:val="2"/>
+          </w:tcPr>
+          <w:p>
+            <w:pPr>
+              <w:spacing w:before="0" w:after="0"/>
+              <w:jc w:val="both"/>
+            </w:pPr>
+            <w:r>
+              <w:rPr>
+                <w:b/>
+                <w:i w:val="0"/>
+              </w:rPr>
+              <w:t>Nhiệm vụ:</w:t>
+            </w:r>
+          </w:p>
+          <w:p>
+            <w:pPr>
+              <w:spacing w:before="0" w:after="0"/>
+              <w:jc w:val="both"/>
+            </w:pPr>
+            <w:r>
+              <w:rPr>
+                <w:b w:val="0"/>
+                <w:i w:val="0"/>
+              </w:rPr>
+              <w:t>Chỉ ra điểm khác lạ trong cách sử dụng ngôn ngữ (“buồn điệp điệp”, “sâu chót vót”, dấu hai chấm…). Bài thơ sử dụng những thi liệu truyền thống nào, tác dụng ra sao (câu hỏi 5, 6 SGK)?</w:t>
+            </w:r>
+          </w:p>
+        </w:tc>
+      </w:tr>
+    </w:tbl>
+    <w:p>
+      <w:pPr>
+        <w:spacing w:before="0" w:after="0"/>
+        <w:jc w:val="both"/>
+      </w:pPr>
+    </w:p>
+    <w:p>
+      <w:pPr>
+        <w:spacing w:before="0" w:after="0"/>
+        <w:jc w:val="both"/>
+      </w:pPr>
+      <w:r>
+        <w:rPr>
+          <w:b/>
+          <w:i w:val="0"/>
+        </w:rPr>
+        <w:t>+ Nhóm 5, 6:</w:t>
+      </w:r>
+    </w:p>
+    <w:tbl>
+      <w:tblPr>
+        <w:tblStyle w:val="TableGrid"/>
+        <w:tblW w:type="auto" w:w="0"/>
+        <w:jc w:val="center"/>
+        <w:tblLook w:firstColumn="1" w:firstRow="1" w:lastColumn="0" w:lastRow="0" w:noHBand="0" w:noVBand="1" w:val="04A0"/>
+      </w:tblPr>
+      <w:tblGrid>
+        <w:gridCol w:w="4961"/>
+        <w:gridCol w:w="4961"/>
+      </w:tblGrid>
+      <w:tr>
+        <w:tc>
+          <w:tcPr>
+            <w:tcW w:type="dxa" w:w="9922"/>
+            <w:gridSpan w:val="2"/>
+          </w:tcPr>
+          <w:p>
+            <w:pPr>
+              <w:spacing w:before="80" w:after="0"/>
+              <w:jc w:val="center"/>
+            </w:pPr>
+            <w:r>
+              <w:rPr>
+                <w:b/>
+                <w:i w:val="0"/>
+              </w:rPr>
+              <w:t>PHIẾU HỌC TẬP SỐ 6</w:t>
+            </w:r>
+          </w:p>
+          <w:p>
+            <w:pPr>
+              <w:spacing w:before="80" w:after="0"/>
+              <w:jc w:val="center"/>
+            </w:pPr>
+            <w:r>
+              <w:rPr>
+                <w:b/>
+                <w:i w:val="0"/>
+              </w:rPr>
+              <w:t>Bài 2: CẤU TỨ VÀ HÌNH ẢNH TRONG THƠ TRỮ TÌNH</w:t>
+            </w:r>
+          </w:p>
+          <w:p>
+            <w:pPr>
+              <w:spacing w:before="80" w:after="0"/>
+              <w:jc w:val="center"/>
+            </w:pPr>
+            <w:r>
+              <w:rPr>
+                <w:b/>
+                <w:i w:val="0"/>
+              </w:rPr>
+              <w:t>Đọc: Văn bản 2 – TRÀNG GIANG (Huy Cận)</w:t>
+            </w:r>
+          </w:p>
+        </w:tc>
+      </w:tr>
+      <w:tr>
+        <w:tc>
+          <w:tcPr>
+            <w:tcW w:type="dxa" w:w="4961"/>
+          </w:tcPr>
+          <w:p>
+            <w:pPr>
+              <w:spacing w:before="0" w:after="0"/>
+              <w:jc w:val="both"/>
+            </w:pPr>
+            <w:r>
+              <w:rPr>
+                <w:b/>
+                <w:i w:val="0"/>
+              </w:rPr>
+              <w:t>Lớp/Nhóm:</w:t>
+            </w:r>
+          </w:p>
+        </w:tc>
+        <w:tc>
+          <w:tcPr>
+            <w:tcW w:type="dxa" w:w="4961"/>
+          </w:tcPr>
+          <w:p>
+            <w:pPr>
+              <w:spacing w:before="0" w:after="0"/>
+              <w:jc w:val="both"/>
+            </w:pPr>
+            <w:r>
+              <w:rPr>
+                <w:b/>
+                <w:i w:val="0"/>
+              </w:rPr>
+              <w:t>Họ tên các thành viên:……………………………………………</w:t>
+            </w:r>
+          </w:p>
+        </w:tc>
+      </w:tr>
+      <w:tr>
+        <w:tc>
+          <w:tcPr>
+            <w:tcW w:type="dxa" w:w="9922"/>
+            <w:gridSpan w:val="2"/>
+          </w:tcPr>
+          <w:p>
+            <w:pPr>
+              <w:spacing w:before="0" w:after="0"/>
+              <w:jc w:val="both"/>
+            </w:pPr>
+            <w:r>
+              <w:rPr>
+                <w:b/>
+                <w:i w:val="0"/>
+              </w:rPr>
+              <w:t>Nhiệm vụ:</w:t>
+            </w:r>
+          </w:p>
+          <w:p>
+            <w:pPr>
+              <w:spacing w:before="0" w:after="0"/>
+              <w:jc w:val="both"/>
+            </w:pPr>
+            <w:r>
+              <w:rPr>
+                <w:b w:val="0"/>
+                <w:i w:val="0"/>
+              </w:rPr>
+              <w:t>Phân tích yếu tố tượng trưng (“củi một cành khô”, “bèo dạt”…). Bài thơ thể hiện mối quan hệ giữa cá nhân và vũ trụ như thế nào (câu hỏi 7, 8 SGK)?</w:t>
+            </w:r>
+          </w:p>
+        </w:tc>
+      </w:tr>
+    </w:tbl>
+    <w:p>
+      <w:pPr>
+        <w:spacing w:before="0" w:after="0"/>
+        <w:jc w:val="both"/>
+      </w:pPr>
+    </w:p>
+    <w:p>
+      <w:pPr>
+        <w:spacing w:before="0" w:after="0"/>
+        <w:jc w:val="both"/>
+      </w:pPr>
+      <w:r>
+        <w:rPr>
+          <w:b w:val="0"/>
+          <w:i w:val="0"/>
+          <w:color w:val="EE0000"/>
+        </w:rPr>
+        <w:t>- 6.2.NC1a: Nhóm 5, 6 thử yêu cầu AI giải nghĩa “củi một cành khô”, đánh giá xem AI có áp đặt một cách hiểu duy nhất hay không.</w:t>
+      </w:r>
+    </w:p>
+    <w:p>
+      <w:pPr>
+        <w:spacing w:before="0" w:after="0"/>
+        <w:jc w:val="both"/>
+      </w:pPr>
+      <w:r>
+        <w:rPr>
+          <w:b w:val="0"/>
+          <w:i w:val="0"/>
+          <w:color w:val="7030A0"/>
+        </w:rPr>
+        <w:t>(11.A3.1.a: HS nhận biết AI dễ khẳng định một chiều hàm nghĩa hình ảnh tượng trưng.)</w:t>
+      </w:r>
+    </w:p>
+    <w:p>
+      <w:pPr>
+        <w:spacing w:before="0" w:after="0"/>
+        <w:jc w:val="both"/>
+      </w:pPr>
+      <w:r>
+        <w:rPr>
+          <w:b/>
+          <w:i w:val="0"/>
+        </w:rPr>
+        <w:t>Bước 2: Thực hiện nhiệm vụ:</w:t>
+      </w:r>
+      <w:r>
+        <w:rPr>
+          <w:b w:val="0"/>
+          <w:i w:val="0"/>
+        </w:rPr>
+        <w:t xml:space="preserve"> HS thảo luận nhóm 15 phút.</w:t>
+      </w:r>
+    </w:p>
+    <w:p>
+      <w:pPr>
+        <w:spacing w:before="0" w:after="0"/>
+        <w:jc w:val="both"/>
+      </w:pPr>
+      <w:r>
+        <w:rPr>
+          <w:b/>
+          <w:i w:val="0"/>
+        </w:rPr>
+        <w:t>Bước 3: Báo cáo, thảo luận:</w:t>
+      </w:r>
+      <w:r>
+        <w:rPr>
+          <w:b w:val="0"/>
+          <w:i w:val="0"/>
+        </w:rPr>
+        <w:t xml:space="preserve"> Đại diện nhóm 1, 3, 5 trình bày; nhóm 2, 4, 6 chất vấn, bổ sung.</w:t>
+      </w:r>
+    </w:p>
+    <w:p>
+      <w:pPr>
+        <w:spacing w:before="0" w:after="0"/>
+        <w:jc w:val="both"/>
+      </w:pPr>
+      <w:r>
+        <w:rPr>
+          <w:b/>
+          <w:i w:val="0"/>
+        </w:rPr>
+        <w:t>Bước 4: Kết luận, nhận định:</w:t>
+      </w:r>
+      <w:r>
+        <w:rPr>
+          <w:b w:val="0"/>
+          <w:i w:val="0"/>
+        </w:rPr>
+        <w:t xml:space="preserve"> GV chốt ý 3 – 6 của mục II.</w:t>
       </w:r>
     </w:p>
     <w:p>
@@ -2351,46 +3557,432 @@
           <w:b/>
           <w:i w:val="0"/>
         </w:rPr>
-        <w:t>HẾT TIẾT 16 CHUYỂN SANG TIẾT 17</w:t>
-      </w:r>
-    </w:p>
-    <w:p>
-      <w:pPr>
-        <w:spacing w:before="0" w:after="0"/>
-        <w:jc w:val="both"/>
-      </w:pPr>
-      <w:r>
-        <w:rPr>
-          <w:b w:val="0"/>
-          <w:i w:val="0"/>
-        </w:rPr>
-        <w:t>- Bước 4: GV chốt mục II, III.</w:t>
-      </w:r>
-    </w:p>
-    <w:p>
-      <w:pPr>
-        <w:spacing w:before="0" w:after="0"/>
-        <w:jc w:val="both"/>
-      </w:pPr>
-      <w:r>
-        <w:rPr>
-          <w:b w:val="0"/>
-          <w:i w:val="0"/>
-        </w:rPr>
-        <w:t>- Hoạt động 3 (Luyện tập): HS làm bài củng cố Tràng giang, Con đường mùa đông (sau tiết 18) – xem mã QR ở phần Văn bản 3.</w:t>
-      </w:r>
-    </w:p>
-    <w:p>
-      <w:pPr>
-        <w:spacing w:before="0" w:after="0"/>
-        <w:jc w:val="both"/>
-      </w:pPr>
-      <w:r>
-        <w:rPr>
-          <w:b w:val="0"/>
-          <w:i w:val="0"/>
-        </w:rPr>
-        <w:t>- Hoạt động 4 (Vận dụng – Kết nối đọc – viết): Viết đoạn văn (khoảng 150 chữ) bày tỏ sự tâm đắc của bạn về một phương diện nổi bật của bài thơ Tràng giang.</w:t>
+        <w:t>----------HẾT TIẾT 16 CHUYỂN SANG TIẾT 17----------</w:t>
+      </w:r>
+    </w:p>
+    <w:p>
+      <w:pPr>
+        <w:spacing w:before="0" w:after="0"/>
+        <w:jc w:val="both"/>
+      </w:pPr>
+      <w:r>
+        <w:rPr>
+          <w:b/>
+          <w:i w:val="0"/>
+        </w:rPr>
+        <w:t>d.3. Nhiệm vụ 3: Cá nhân – vũ trụ; tổng kết</w:t>
+      </w:r>
+    </w:p>
+    <w:p>
+      <w:pPr>
+        <w:spacing w:before="0" w:after="0"/>
+        <w:jc w:val="both"/>
+      </w:pPr>
+      <w:r>
+        <w:rPr>
+          <w:b/>
+          <w:i w:val="0"/>
+        </w:rPr>
+        <w:t>Bước 1: Giao nhiệm vụ học tập:</w:t>
+      </w:r>
+      <w:r>
+        <w:rPr>
+          <w:b w:val="0"/>
+          <w:i w:val="0"/>
+        </w:rPr>
+        <w:t xml:space="preserve"> Nhóm 5, 6 trình bày phiếu số 6; cả lớp so sánh nỗi buồn trong Tràng giang với nỗi buồn trong thơ cổ (Hoàng Hạc lâu – Thôi Hiệu).</w:t>
+      </w:r>
+    </w:p>
+    <w:p>
+      <w:pPr>
+        <w:spacing w:before="0" w:after="0"/>
+        <w:jc w:val="both"/>
+      </w:pPr>
+      <w:r>
+        <w:rPr>
+          <w:b/>
+          <w:i w:val="0"/>
+        </w:rPr>
+        <w:t>Bước 2: Thực hiện nhiệm vụ:</w:t>
+      </w:r>
+      <w:r>
+        <w:rPr>
+          <w:b w:val="0"/>
+          <w:i w:val="0"/>
+        </w:rPr>
+        <w:t xml:space="preserve"> HS làm việc nhóm, cá nhân.</w:t>
+      </w:r>
+    </w:p>
+    <w:p>
+      <w:pPr>
+        <w:spacing w:before="0" w:after="0"/>
+        <w:jc w:val="both"/>
+      </w:pPr>
+      <w:r>
+        <w:rPr>
+          <w:b/>
+          <w:i w:val="0"/>
+        </w:rPr>
+        <w:t>Bước 3: Báo cáo, thảo luận:</w:t>
+      </w:r>
+      <w:r>
+        <w:rPr>
+          <w:b w:val="0"/>
+          <w:i w:val="0"/>
+        </w:rPr>
+        <w:t xml:space="preserve"> 2 – 3 HS trình bày.</w:t>
+      </w:r>
+    </w:p>
+    <w:p>
+      <w:pPr>
+        <w:spacing w:before="0" w:after="0"/>
+        <w:jc w:val="both"/>
+      </w:pPr>
+      <w:r>
+        <w:rPr>
+          <w:b/>
+          <w:i w:val="0"/>
+        </w:rPr>
+        <w:t>Bước 4: Kết luận, nhận định:</w:t>
+      </w:r>
+      <w:r>
+        <w:rPr>
+          <w:b w:val="0"/>
+          <w:i w:val="0"/>
+        </w:rPr>
+        <w:t xml:space="preserve"> GV chốt ý 7 của mục II và mục III.</w:t>
+      </w:r>
+    </w:p>
+    <w:p>
+      <w:pPr>
+        <w:spacing w:before="0" w:after="0"/>
+        <w:jc w:val="both"/>
+      </w:pPr>
+      <w:r>
+        <w:rPr>
+          <w:b/>
+          <w:i w:val="0"/>
+        </w:rPr>
+        <w:t>3. Hoạt động 3: Luyện tập (Dự kiến thời gian: 10 phút)</w:t>
+      </w:r>
+    </w:p>
+    <w:p>
+      <w:pPr>
+        <w:spacing w:before="0" w:after="0"/>
+        <w:jc w:val="both"/>
+      </w:pPr>
+      <w:r>
+        <w:rPr>
+          <w:b/>
+          <w:i w:val="0"/>
+        </w:rPr>
+        <w:t>a) Mục tiêu:</w:t>
+      </w:r>
+      <w:r>
+        <w:rPr>
+          <w:b w:val="0"/>
+          <w:i w:val="0"/>
+        </w:rPr>
+        <w:t xml:space="preserve"> Củng cố kiến thức Tràng giang.</w:t>
+      </w:r>
+    </w:p>
+    <w:p>
+      <w:pPr>
+        <w:spacing w:before="0" w:after="0"/>
+        <w:jc w:val="both"/>
+      </w:pPr>
+      <w:r>
+        <w:rPr>
+          <w:b/>
+          <w:i w:val="0"/>
+        </w:rPr>
+        <w:t>b) Nội dung:</w:t>
+      </w:r>
+      <w:r>
+        <w:rPr>
+          <w:b w:val="0"/>
+          <w:i w:val="0"/>
+        </w:rPr>
+        <w:t xml:space="preserve"> HS làm bài củng cố chung Tràng giang, Con đường mùa đông sau Tiết 18 (mã QR ở Văn bản 3); tại lớp: đọc diễn cảm, nêu hình ảnh ấn tượng.</w:t>
+      </w:r>
+    </w:p>
+    <w:p>
+      <w:pPr>
+        <w:spacing w:before="0" w:after="0"/>
+        <w:jc w:val="both"/>
+      </w:pPr>
+      <w:r>
+        <w:rPr>
+          <w:b/>
+          <w:i w:val="0"/>
+        </w:rPr>
+        <w:t>c) Sản phẩm:</w:t>
+      </w:r>
+      <w:r>
+        <w:rPr>
+          <w:b w:val="0"/>
+          <w:i w:val="0"/>
+        </w:rPr>
+        <w:t xml:space="preserve"> Phần đọc, chia sẻ của HS.</w:t>
+      </w:r>
+    </w:p>
+    <w:p>
+      <w:pPr>
+        <w:spacing w:before="0" w:after="0"/>
+        <w:jc w:val="both"/>
+      </w:pPr>
+      <w:r>
+        <w:rPr>
+          <w:b/>
+          <w:i w:val="0"/>
+        </w:rPr>
+        <w:t>d) Tổ chức thực hiện</w:t>
+      </w:r>
+    </w:p>
+    <w:p>
+      <w:pPr>
+        <w:spacing w:before="0" w:after="0"/>
+        <w:jc w:val="both"/>
+      </w:pPr>
+      <w:r>
+        <w:rPr>
+          <w:b/>
+          <w:i w:val="0"/>
+        </w:rPr>
+        <w:t>Bước 1: Giao nhiệm vụ học tập:</w:t>
+      </w:r>
+      <w:r>
+        <w:rPr>
+          <w:b w:val="0"/>
+          <w:i w:val="0"/>
+        </w:rPr>
+        <w:t xml:space="preserve"> 2 HS đọc diễn cảm bài thơ.</w:t>
+      </w:r>
+    </w:p>
+    <w:p>
+      <w:pPr>
+        <w:spacing w:before="0" w:after="0"/>
+        <w:jc w:val="both"/>
+      </w:pPr>
+      <w:r>
+        <w:rPr>
+          <w:b/>
+          <w:i w:val="0"/>
+        </w:rPr>
+        <w:t>Bước 2: Thực hiện nhiệm vụ:</w:t>
+      </w:r>
+      <w:r>
+        <w:rPr>
+          <w:b w:val="0"/>
+          <w:i w:val="0"/>
+        </w:rPr>
+        <w:t xml:space="preserve"> HS đọc, lớp lắng nghe.</w:t>
+      </w:r>
+    </w:p>
+    <w:p>
+      <w:pPr>
+        <w:spacing w:before="0" w:after="0"/>
+        <w:jc w:val="both"/>
+      </w:pPr>
+      <w:r>
+        <w:rPr>
+          <w:b/>
+          <w:i w:val="0"/>
+        </w:rPr>
+        <w:t>Bước 3: Báo cáo, thảo luận:</w:t>
+      </w:r>
+      <w:r>
+        <w:rPr>
+          <w:b w:val="0"/>
+          <w:i w:val="0"/>
+        </w:rPr>
+        <w:t xml:space="preserve"> HS nhận xét giọng đọc.</w:t>
+      </w:r>
+    </w:p>
+    <w:p>
+      <w:pPr>
+        <w:spacing w:before="0" w:after="0"/>
+        <w:jc w:val="both"/>
+      </w:pPr>
+      <w:r>
+        <w:rPr>
+          <w:b/>
+          <w:i w:val="0"/>
+        </w:rPr>
+        <w:t>Bước 4: Kết luận, nhận định:</w:t>
+      </w:r>
+      <w:r>
+        <w:rPr>
+          <w:b w:val="0"/>
+          <w:i w:val="0"/>
+        </w:rPr>
+        <w:t xml:space="preserve"> GV nhận xét.</w:t>
+      </w:r>
+    </w:p>
+    <w:p>
+      <w:pPr>
+        <w:spacing w:before="0" w:after="0"/>
+        <w:jc w:val="both"/>
+      </w:pPr>
+      <w:r>
+        <w:rPr>
+          <w:b/>
+          <w:i w:val="0"/>
+        </w:rPr>
+        <w:t>4. Hoạt động 4: Vận dụng (Kết nối đọc – viết, làm ở nhà)</w:t>
+      </w:r>
+    </w:p>
+    <w:p>
+      <w:pPr>
+        <w:spacing w:before="0" w:after="0"/>
+        <w:jc w:val="both"/>
+      </w:pPr>
+      <w:r>
+        <w:rPr>
+          <w:b/>
+          <w:i w:val="0"/>
+        </w:rPr>
+        <w:t>a) Mục tiêu:</w:t>
+      </w:r>
+      <w:r>
+        <w:rPr>
+          <w:b w:val="0"/>
+          <w:i w:val="0"/>
+        </w:rPr>
+        <w:t xml:space="preserve"> Bày tỏ sự tâm đắc.</w:t>
+      </w:r>
+    </w:p>
+    <w:p>
+      <w:pPr>
+        <w:spacing w:before="0" w:after="0"/>
+        <w:jc w:val="both"/>
+      </w:pPr>
+      <w:r>
+        <w:rPr>
+          <w:b/>
+          <w:i w:val="0"/>
+        </w:rPr>
+        <w:t>b) Nội dung:</w:t>
+      </w:r>
+      <w:r>
+        <w:rPr>
+          <w:b w:val="0"/>
+          <w:i w:val="0"/>
+        </w:rPr>
+        <w:t xml:space="preserve"> Viết đoạn văn (khoảng 150 chữ) bày tỏ sự tâm đắc của bạn về một phương diện nổi bật của bài thơ Tràng giang.</w:t>
+      </w:r>
+    </w:p>
+    <w:p>
+      <w:pPr>
+        <w:spacing w:before="0" w:after="0"/>
+        <w:jc w:val="both"/>
+      </w:pPr>
+      <w:r>
+        <w:rPr>
+          <w:b/>
+          <w:i w:val="0"/>
+        </w:rPr>
+        <w:t>c) Sản phẩm:</w:t>
+      </w:r>
+      <w:r>
+        <w:rPr>
+          <w:b w:val="0"/>
+          <w:i w:val="0"/>
+        </w:rPr>
+        <w:t xml:space="preserve"> Đoạn văn của HS.</w:t>
+      </w:r>
+    </w:p>
+    <w:p>
+      <w:pPr>
+        <w:spacing w:before="0" w:after="0"/>
+        <w:jc w:val="both"/>
+      </w:pPr>
+      <w:r>
+        <w:rPr>
+          <w:b/>
+          <w:i w:val="0"/>
+        </w:rPr>
+        <w:t>d) Tổ chức thực hiện</w:t>
+      </w:r>
+    </w:p>
+    <w:p>
+      <w:pPr>
+        <w:spacing w:before="0" w:after="0"/>
+        <w:jc w:val="both"/>
+      </w:pPr>
+      <w:r>
+        <w:rPr>
+          <w:b/>
+          <w:i w:val="0"/>
+        </w:rPr>
+        <w:t>Bước 1: Giao nhiệm vụ học tập:</w:t>
+      </w:r>
+      <w:r>
+        <w:rPr>
+          <w:b w:val="0"/>
+          <w:i w:val="0"/>
+        </w:rPr>
+        <w:t xml:space="preserve"> GV nêu yêu cầu.</w:t>
+      </w:r>
+    </w:p>
+    <w:p>
+      <w:pPr>
+        <w:spacing w:before="0" w:after="0"/>
+        <w:jc w:val="both"/>
+      </w:pPr>
+      <w:r>
+        <w:rPr>
+          <w:b/>
+          <w:i w:val="0"/>
+        </w:rPr>
+        <w:t>Bước 2: Thực hiện nhiệm vụ:</w:t>
+      </w:r>
+      <w:r>
+        <w:rPr>
+          <w:b w:val="0"/>
+          <w:i w:val="0"/>
+        </w:rPr>
+        <w:t xml:space="preserve"> HS viết ở nhà.</w:t>
+      </w:r>
+    </w:p>
+    <w:p>
+      <w:pPr>
+        <w:spacing w:before="0" w:after="0"/>
+        <w:jc w:val="both"/>
+      </w:pPr>
+      <w:r>
+        <w:rPr>
+          <w:b/>
+          <w:i w:val="0"/>
+        </w:rPr>
+        <w:t>Bước 3: Báo cáo, thảo luận:</w:t>
+      </w:r>
+      <w:r>
+        <w:rPr>
+          <w:b w:val="0"/>
+          <w:i w:val="0"/>
+        </w:rPr>
+        <w:t xml:space="preserve"> Nộp tiết sau.</w:t>
+      </w:r>
+    </w:p>
+    <w:p>
+      <w:pPr>
+        <w:spacing w:before="0" w:after="0"/>
+        <w:jc w:val="both"/>
+      </w:pPr>
+      <w:r>
+        <w:rPr>
+          <w:b/>
+          <w:i w:val="0"/>
+        </w:rPr>
+        <w:t>Bước 4: Kết luận, nhận định:</w:t>
+      </w:r>
+      <w:r>
+        <w:rPr>
+          <w:b w:val="0"/>
+          <w:i w:val="0"/>
+        </w:rPr>
+        <w:t xml:space="preserve"> GV nhận xét.</w:t>
       </w:r>
     </w:p>
     <w:p>
@@ -2403,7 +3995,7 @@
           <w:b/>
           <w:i w:val="0"/>
         </w:rPr>
-        <w:t>HẾT TIẾT 17 CHUYỂN SANG TIẾT 18</w:t>
+        <w:t>----------HẾT TIẾT 17 CHUYỂN SANG TIẾT 18----------</w:t>
       </w:r>
     </w:p>
     <w:p>
@@ -2416,7 +4008,7 @@
           <w:b/>
           <w:i w:val="0"/>
         </w:rPr>
-        <w:t>VĂN BẢN 3: CON ĐƯỜNG MÙA ĐÔNG</w:t>
+        <w:t>VĂN BẢN 3:</w:t>
       </w:r>
     </w:p>
     <w:p>
@@ -2429,20 +4021,7 @@
           <w:b/>
           <w:i w:val="0"/>
         </w:rPr>
-        <w:t>– A-lếch-xan-đrơ Xéc-ghê-ê-vích Pu-skin –</w:t>
-      </w:r>
-    </w:p>
-    <w:p>
-      <w:pPr>
-        <w:spacing w:before="0" w:after="0"/>
-        <w:jc w:val="center"/>
-      </w:pPr>
-      <w:r>
-        <w:rPr>
-          <w:b w:val="0"/>
-          <w:i w:val="0"/>
-        </w:rPr>
-        <w:t>(Dự kiến thời gian: 01 tiết – Tiết 18)</w:t>
+        <w:t>CON ĐƯỜNG MÙA ĐÔNG</w:t>
       </w:r>
     </w:p>
     <w:p>
@@ -2455,85 +4034,259 @@
           <w:b/>
           <w:i w:val="0"/>
         </w:rPr>
-        <w:t>1. Hoạt động 1: Mở đầu (5 phút)</w:t>
-      </w:r>
-    </w:p>
-    <w:p>
-      <w:pPr>
-        <w:spacing w:before="0" w:after="0"/>
-        <w:jc w:val="both"/>
-      </w:pPr>
-      <w:r>
-        <w:rPr>
-          <w:b w:val="0"/>
-          <w:i/>
-        </w:rPr>
-        <w:t>- GV hỏi (SGK tr.61): Hãy hình dung những trở ngại tinh thần mà một người độc hành trên đường lạnh vắng có thể phải đối diện. Để vượt qua, người ta có thể làm gì?</w:t>
-      </w:r>
-    </w:p>
-    <w:p>
-      <w:pPr>
-        <w:spacing w:before="80" w:after="0"/>
+        <w:t>(A-lếch-xan-đrơ Xéc-ghê-ê-vích Pu-skin)</w:t>
+      </w:r>
+    </w:p>
+    <w:p>
+      <w:pPr>
+        <w:spacing w:before="0" w:after="0"/>
         <w:jc w:val="center"/>
       </w:pPr>
       <w:r>
         <w:rPr>
-          <w:b/>
-          <w:i w:val="0"/>
-        </w:rPr>
-        <w:t>2. Hoạt động 2: Hình thành kiến thức mới (25 phút)</w:t>
-      </w:r>
-    </w:p>
-    <w:p>
-      <w:pPr>
-        <w:spacing w:before="0" w:after="0"/>
-        <w:jc w:val="both"/>
-      </w:pPr>
-      <w:r>
-        <w:rPr>
-          <w:b w:val="0"/>
-          <w:i w:val="0"/>
-        </w:rPr>
-        <w:t>- Bước 1: HS đọc dịch nghĩa, dịch thơ (SGK tr.61 – 63); thảo luận cặp đôi 7 câu hỏi SGK tr.64.</w:t>
-      </w:r>
-    </w:p>
-    <w:p>
-      <w:pPr>
-        <w:spacing w:before="0" w:after="0"/>
-        <w:jc w:val="both"/>
-      </w:pPr>
-      <w:r>
-        <w:rPr>
-          <w:b w:val="0"/>
-          <w:i w:val="0"/>
-        </w:rPr>
-        <w:t>- Video tham khảo: Phóng sự quốc tế: Aleksandr Sergeyevich Pushkin – Nhà thơ tình nổi tiếng (kênh Báo Nhân Dân) – https://www.youtube.com/watch?v=nV4ovO1sp74 – Tìm hiểu tác giả Pu-skin (Con đường mùa đông)</w:t>
-      </w:r>
-    </w:p>
-    <w:p>
-      <w:pPr>
-        <w:spacing w:before="0" w:after="0"/>
-        <w:jc w:val="both"/>
-      </w:pPr>
-      <w:r>
-        <w:rPr>
-          <w:b w:val="0"/>
-          <w:i w:val="0"/>
-        </w:rPr>
-        <w:t>- Bước 2 – 3: HS trình bày; GV gợi mở.</w:t>
-      </w:r>
-    </w:p>
-    <w:p>
-      <w:pPr>
-        <w:spacing w:before="0" w:after="0"/>
-        <w:jc w:val="both"/>
-      </w:pPr>
-      <w:r>
-        <w:rPr>
-          <w:b w:val="0"/>
-          <w:i w:val="0"/>
-        </w:rPr>
-        <w:t>- Bước 4: GV chốt:</w:t>
+          <w:b w:val="0"/>
+          <w:i w:val="0"/>
+        </w:rPr>
+        <w:t>(Dự kiến thời gian: 01 tiết – Tiết 18)</w:t>
+      </w:r>
+    </w:p>
+    <w:p>
+      <w:pPr>
+        <w:spacing w:before="0" w:after="0"/>
+        <w:jc w:val="both"/>
+      </w:pPr>
+      <w:r>
+        <w:rPr>
+          <w:b/>
+          <w:i w:val="0"/>
+        </w:rPr>
+        <w:t>1. Hoạt động 1: Mở đầu (Dự kiến thời gian: 5 phút)</w:t>
+      </w:r>
+    </w:p>
+    <w:p>
+      <w:pPr>
+        <w:spacing w:before="0" w:after="0"/>
+        <w:jc w:val="both"/>
+      </w:pPr>
+      <w:r>
+        <w:rPr>
+          <w:b/>
+          <w:i w:val="0"/>
+        </w:rPr>
+        <w:t>a) Mục tiêu:</w:t>
+      </w:r>
+      <w:r>
+        <w:rPr>
+          <w:b w:val="0"/>
+          <w:i w:val="0"/>
+        </w:rPr>
+        <w:t xml:space="preserve"> Tạo tâm thế.</w:t>
+      </w:r>
+    </w:p>
+    <w:p>
+      <w:pPr>
+        <w:spacing w:before="0" w:after="0"/>
+        <w:jc w:val="both"/>
+      </w:pPr>
+      <w:r>
+        <w:rPr>
+          <w:b/>
+          <w:i w:val="0"/>
+        </w:rPr>
+        <w:t>b) Nội dung:</w:t>
+      </w:r>
+      <w:r>
+        <w:rPr>
+          <w:b w:val="0"/>
+          <w:i w:val="0"/>
+        </w:rPr>
+        <w:t xml:space="preserve"> Câu hỏi Trước khi đọc (SGK tr.61).</w:t>
+      </w:r>
+    </w:p>
+    <w:p>
+      <w:pPr>
+        <w:spacing w:before="0" w:after="0"/>
+        <w:jc w:val="both"/>
+      </w:pPr>
+      <w:r>
+        <w:rPr>
+          <w:b/>
+          <w:i w:val="0"/>
+        </w:rPr>
+        <w:t>c) Sản phẩm:</w:t>
+      </w:r>
+      <w:r>
+        <w:rPr>
+          <w:b w:val="0"/>
+          <w:i w:val="0"/>
+        </w:rPr>
+        <w:t xml:space="preserve"> Chia sẻ của HS.</w:t>
+      </w:r>
+    </w:p>
+    <w:p>
+      <w:pPr>
+        <w:spacing w:before="0" w:after="0"/>
+        <w:jc w:val="both"/>
+      </w:pPr>
+      <w:r>
+        <w:rPr>
+          <w:b/>
+          <w:i w:val="0"/>
+        </w:rPr>
+        <w:t>d) Tổ chức thực hiện</w:t>
+      </w:r>
+    </w:p>
+    <w:p>
+      <w:pPr>
+        <w:spacing w:before="0" w:after="0"/>
+        <w:jc w:val="both"/>
+      </w:pPr>
+      <w:r>
+        <w:rPr>
+          <w:b/>
+          <w:i w:val="0"/>
+        </w:rPr>
+        <w:t>Bước 1: Giao nhiệm vụ học tập:</w:t>
+      </w:r>
+      <w:r>
+        <w:rPr>
+          <w:b w:val="0"/>
+          <w:i w:val="0"/>
+        </w:rPr>
+        <w:t xml:space="preserve"> GV hỏi: Hãy hình dung những trở ngại tinh thần mà một người độc hành trên đường lạnh vắng có thể phải đối diện. Để vượt qua, người ta có thể làm gì?</w:t>
+      </w:r>
+    </w:p>
+    <w:p>
+      <w:pPr>
+        <w:spacing w:before="0" w:after="0"/>
+        <w:jc w:val="both"/>
+      </w:pPr>
+      <w:r>
+        <w:rPr>
+          <w:b/>
+          <w:i w:val="0"/>
+        </w:rPr>
+        <w:t>Bước 2: Thực hiện nhiệm vụ:</w:t>
+      </w:r>
+      <w:r>
+        <w:rPr>
+          <w:b w:val="0"/>
+          <w:i w:val="0"/>
+        </w:rPr>
+        <w:t xml:space="preserve"> HS suy nghĩ.</w:t>
+      </w:r>
+    </w:p>
+    <w:p>
+      <w:pPr>
+        <w:spacing w:before="0" w:after="0"/>
+        <w:jc w:val="both"/>
+      </w:pPr>
+      <w:r>
+        <w:rPr>
+          <w:b/>
+          <w:i w:val="0"/>
+        </w:rPr>
+        <w:t>Bước 3: Báo cáo, thảo luận:</w:t>
+      </w:r>
+      <w:r>
+        <w:rPr>
+          <w:b w:val="0"/>
+          <w:i w:val="0"/>
+        </w:rPr>
+        <w:t xml:space="preserve"> 2 HS chia sẻ.</w:t>
+      </w:r>
+    </w:p>
+    <w:p>
+      <w:pPr>
+        <w:spacing w:before="0" w:after="0"/>
+        <w:jc w:val="both"/>
+      </w:pPr>
+      <w:r>
+        <w:rPr>
+          <w:b/>
+          <w:i w:val="0"/>
+        </w:rPr>
+        <w:t>Bước 4: Kết luận, nhận định:</w:t>
+      </w:r>
+      <w:r>
+        <w:rPr>
+          <w:b w:val="0"/>
+          <w:i w:val="0"/>
+        </w:rPr>
+        <w:t xml:space="preserve"> GV dẫn vào bài.</w:t>
+      </w:r>
+    </w:p>
+    <w:p>
+      <w:pPr>
+        <w:spacing w:before="0" w:after="0"/>
+        <w:jc w:val="both"/>
+      </w:pPr>
+      <w:r>
+        <w:rPr>
+          <w:b/>
+          <w:i w:val="0"/>
+        </w:rPr>
+        <w:t>2. Hoạt động 2: Hình thành kiến thức mới (Dự kiến thời gian: 25 phút)</w:t>
+      </w:r>
+    </w:p>
+    <w:p>
+      <w:pPr>
+        <w:spacing w:before="0" w:after="0"/>
+        <w:jc w:val="both"/>
+      </w:pPr>
+      <w:r>
+        <w:rPr>
+          <w:b/>
+          <w:i w:val="0"/>
+        </w:rPr>
+        <w:t>a) Mục tiêu:</w:t>
+      </w:r>
+      <w:r>
+        <w:rPr>
+          <w:b w:val="0"/>
+          <w:i w:val="0"/>
+        </w:rPr>
+        <w:t xml:space="preserve"> Phân tích nhan đề, hình ảnh, âm thanh, sự tương phản ngoại cảnh – tâm tưởng, cấu tứ bài thơ.</w:t>
+      </w:r>
+    </w:p>
+    <w:p>
+      <w:pPr>
+        <w:spacing w:before="0" w:after="0"/>
+        <w:jc w:val="both"/>
+      </w:pPr>
+      <w:r>
+        <w:rPr>
+          <w:b/>
+          <w:i w:val="0"/>
+        </w:rPr>
+        <w:t>b) Nội dung:</w:t>
+      </w:r>
+      <w:r>
+        <w:rPr>
+          <w:b w:val="0"/>
+          <w:i w:val="0"/>
+        </w:rPr>
+        <w:t xml:space="preserve"> HS đọc dịch nghĩa, dịch thơ (SGK tr.61 – 63); trả lời 7 câu hỏi SGK tr.64.</w:t>
+      </w:r>
+    </w:p>
+    <w:p>
+      <w:pPr>
+        <w:spacing w:before="0" w:after="0"/>
+        <w:jc w:val="both"/>
+      </w:pPr>
+      <w:r>
+        <w:rPr>
+          <w:b/>
+          <w:i w:val="0"/>
+        </w:rPr>
+        <w:t>c) Sản phẩm:</w:t>
+      </w:r>
+      <w:r>
+        <w:rPr>
+          <w:b w:val="0"/>
+          <w:i w:val="0"/>
+        </w:rPr>
+        <w:t xml:space="preserve"> Nội dung chốt:</w:t>
       </w:r>
     </w:p>
     <w:tbl>
@@ -2640,28 +4393,251 @@
     </w:p>
     <w:p>
       <w:pPr>
-        <w:spacing w:before="80" w:after="0"/>
-        <w:jc w:val="center"/>
-      </w:pPr>
-      <w:r>
-        <w:rPr>
-          <w:b/>
-          <w:i w:val="0"/>
-        </w:rPr>
-        <w:t>3. Hoạt động 3: Luyện tập (10 phút)</w:t>
-      </w:r>
-    </w:p>
-    <w:p>
-      <w:pPr>
-        <w:spacing w:before="0" w:after="0"/>
-        <w:jc w:val="both"/>
-      </w:pPr>
-      <w:r>
-        <w:rPr>
-          <w:b w:val="0"/>
-          <w:i w:val="0"/>
-        </w:rPr>
-        <w:t>- HS quét mã làm bài củng cố Tràng giang, Con đường mùa đông (5.2.NC1b; 2.5.NC1a).</w:t>
+        <w:spacing w:before="0" w:after="0"/>
+        <w:jc w:val="both"/>
+      </w:pPr>
+      <w:r>
+        <w:rPr>
+          <w:b/>
+          <w:i w:val="0"/>
+        </w:rPr>
+        <w:t>d) Tổ chức thực hiện</w:t>
+      </w:r>
+    </w:p>
+    <w:p>
+      <w:pPr>
+        <w:spacing w:before="0" w:after="0"/>
+        <w:jc w:val="both"/>
+      </w:pPr>
+      <w:r>
+        <w:rPr>
+          <w:b/>
+          <w:i w:val="0"/>
+        </w:rPr>
+        <w:t>Bước 1: Giao nhiệm vụ học tập:</w:t>
+      </w:r>
+      <w:r>
+        <w:rPr>
+          <w:b w:val="0"/>
+          <w:i w:val="0"/>
+        </w:rPr>
+        <w:t xml:space="preserve"> HS đọc dịch nghĩa, dịch thơ (SGK tr.61 – 63); thảo luận cặp đôi 7 câu hỏi SGK tr.64.</w:t>
+      </w:r>
+    </w:p>
+    <w:p>
+      <w:pPr>
+        <w:spacing w:before="0" w:after="0"/>
+        <w:jc w:val="both"/>
+      </w:pPr>
+      <w:r>
+        <w:rPr>
+          <w:b w:val="0"/>
+          <w:i w:val="0"/>
+        </w:rPr>
+        <w:t xml:space="preserve">- Video tham khảo: Phóng sự quốc tế: Aleksandr Sergeyevich Pushkin – Nhà thơ tình nổi tiếng (kênh Báo Nhân Dân) – </w:t>
+      </w:r>
+      <w:r>
+        <w:rPr>
+          <w:b w:val="0"/>
+          <w:i w:val="0"/>
+          <w:color w:val="0000FF"/>
+        </w:rPr>
+        <w:t>https://www.youtube.com/watch?v=nV4ovO1sp74</w:t>
+      </w:r>
+      <w:r>
+        <w:rPr>
+          <w:b w:val="0"/>
+          <w:i w:val="0"/>
+        </w:rPr>
+        <w:t xml:space="preserve"> – Tìm hiểu tác giả Pu-skin (Con đường mùa đông)</w:t>
+      </w:r>
+    </w:p>
+    <w:p>
+      <w:pPr>
+        <w:spacing w:before="0" w:after="0"/>
+        <w:jc w:val="both"/>
+      </w:pPr>
+      <w:r>
+        <w:rPr>
+          <w:b/>
+          <w:i w:val="0"/>
+        </w:rPr>
+        <w:t>Bước 2: Thực hiện nhiệm vụ:</w:t>
+      </w:r>
+      <w:r>
+        <w:rPr>
+          <w:b w:val="0"/>
+          <w:i w:val="0"/>
+        </w:rPr>
+        <w:t xml:space="preserve"> HS làm cặp đôi 12 phút.</w:t>
+      </w:r>
+    </w:p>
+    <w:p>
+      <w:pPr>
+        <w:spacing w:before="0" w:after="0"/>
+        <w:jc w:val="both"/>
+      </w:pPr>
+      <w:r>
+        <w:rPr>
+          <w:b/>
+          <w:i w:val="0"/>
+        </w:rPr>
+        <w:t>Bước 3: Báo cáo, thảo luận:</w:t>
+      </w:r>
+      <w:r>
+        <w:rPr>
+          <w:b w:val="0"/>
+          <w:i w:val="0"/>
+        </w:rPr>
+        <w:t xml:space="preserve"> Đại diện HS trình bày; lớp nhận xét, bổ sung.</w:t>
+      </w:r>
+    </w:p>
+    <w:p>
+      <w:pPr>
+        <w:spacing w:before="0" w:after="0"/>
+        <w:jc w:val="both"/>
+      </w:pPr>
+      <w:r>
+        <w:rPr>
+          <w:b/>
+          <w:i w:val="0"/>
+        </w:rPr>
+        <w:t>Bước 4: Kết luận, nhận định:</w:t>
+      </w:r>
+      <w:r>
+        <w:rPr>
+          <w:b w:val="0"/>
+          <w:i w:val="0"/>
+        </w:rPr>
+        <w:t xml:space="preserve"> GV chốt.</w:t>
+      </w:r>
+    </w:p>
+    <w:p>
+      <w:pPr>
+        <w:spacing w:before="0" w:after="0"/>
+        <w:jc w:val="both"/>
+      </w:pPr>
+      <w:r>
+        <w:rPr>
+          <w:b/>
+          <w:i w:val="0"/>
+          <w:color w:val="FF0000"/>
+        </w:rPr>
+        <w:t>* Giáo dục đạo đức liêm chính:</w:t>
+      </w:r>
+      <w:r>
+        <w:rPr>
+          <w:b w:val="0"/>
+          <w:i w:val="0"/>
+          <w:color w:val="FF0000"/>
+        </w:rPr>
+        <w:t xml:space="preserve"> Pu-skin chấp nhận bị đày ải để giữ tiếng nói ngợi ca tự do, chống cường quyền – bài học về bản lĩnh sống ngay thẳng.</w:t>
+      </w:r>
+    </w:p>
+    <w:p>
+      <w:pPr>
+        <w:spacing w:before="0" w:after="0"/>
+        <w:jc w:val="both"/>
+      </w:pPr>
+      <w:r>
+        <w:rPr>
+          <w:b/>
+          <w:i w:val="0"/>
+        </w:rPr>
+        <w:t>3. Hoạt động 3: Luyện tập (Dự kiến thời gian: 10 phút)</w:t>
+      </w:r>
+    </w:p>
+    <w:p>
+      <w:pPr>
+        <w:spacing w:before="0" w:after="0"/>
+        <w:jc w:val="both"/>
+      </w:pPr>
+      <w:r>
+        <w:rPr>
+          <w:b/>
+          <w:i w:val="0"/>
+        </w:rPr>
+        <w:t>a) Mục tiêu:</w:t>
+      </w:r>
+      <w:r>
+        <w:rPr>
+          <w:b w:val="0"/>
+          <w:i w:val="0"/>
+        </w:rPr>
+        <w:t xml:space="preserve"> Củng cố hai văn bản Tràng giang, Con đường mùa đông.</w:t>
+      </w:r>
+    </w:p>
+    <w:p>
+      <w:pPr>
+        <w:spacing w:before="0" w:after="0"/>
+        <w:jc w:val="both"/>
+      </w:pPr>
+      <w:r>
+        <w:rPr>
+          <w:b/>
+          <w:i w:val="0"/>
+        </w:rPr>
+        <w:t>b) Nội dung:</w:t>
+      </w:r>
+      <w:r>
+        <w:rPr>
+          <w:b w:val="0"/>
+          <w:i w:val="0"/>
+        </w:rPr>
+        <w:t xml:space="preserve"> Bài củng cố trực tuyến.</w:t>
+      </w:r>
+    </w:p>
+    <w:p>
+      <w:pPr>
+        <w:spacing w:before="0" w:after="0"/>
+        <w:jc w:val="both"/>
+      </w:pPr>
+      <w:r>
+        <w:rPr>
+          <w:b/>
+          <w:i w:val="0"/>
+        </w:rPr>
+        <w:t>c) Sản phẩm:</w:t>
+      </w:r>
+      <w:r>
+        <w:rPr>
+          <w:b w:val="0"/>
+          <w:i w:val="0"/>
+        </w:rPr>
+        <w:t xml:space="preserve"> Kết quả bài làm.</w:t>
+      </w:r>
+    </w:p>
+    <w:p>
+      <w:pPr>
+        <w:spacing w:before="0" w:after="0"/>
+        <w:jc w:val="both"/>
+      </w:pPr>
+      <w:r>
+        <w:rPr>
+          <w:b/>
+          <w:i w:val="0"/>
+        </w:rPr>
+        <w:t>d) Tổ chức thực hiện</w:t>
+      </w:r>
+    </w:p>
+    <w:p>
+      <w:pPr>
+        <w:spacing w:before="0" w:after="0"/>
+        <w:jc w:val="both"/>
+      </w:pPr>
+      <w:r>
+        <w:rPr>
+          <w:b/>
+          <w:i w:val="0"/>
+        </w:rPr>
+        <w:t>Bước 1: Giao nhiệm vụ học tập:</w:t>
+      </w:r>
+      <w:r>
+        <w:rPr>
+          <w:b w:val="0"/>
+          <w:i w:val="0"/>
+        </w:rPr>
+        <w:t xml:space="preserve"> GV chiếu mã QR.</w:t>
       </w:r>
     </w:p>
     <w:p>
@@ -2731,41 +4707,242 @@
     </w:p>
     <w:p>
       <w:pPr>
-        <w:spacing w:before="80" w:after="0"/>
-        <w:jc w:val="center"/>
-      </w:pPr>
-      <w:r>
-        <w:rPr>
-          <w:b/>
-          <w:i w:val="0"/>
-        </w:rPr>
-        <w:t>4. Hoạt động 4: Vận dụng (làm ở nhà)</w:t>
-      </w:r>
-    </w:p>
-    <w:p>
-      <w:pPr>
-        <w:spacing w:before="0" w:after="0"/>
-        <w:jc w:val="both"/>
-      </w:pPr>
-      <w:r>
-        <w:rPr>
-          <w:b w:val="0"/>
-          <w:i w:val="0"/>
-        </w:rPr>
-        <w:t>- Kết nối đọc – viết: Viết đoạn văn (khoảng 150 chữ) về một hình ảnh mang ý nghĩa tượng trưng mà bạn cho là đặc sắc nhất trong bài thơ Con đường mùa đông.</w:t>
-      </w:r>
-    </w:p>
-    <w:p>
-      <w:pPr>
-        <w:spacing w:before="0" w:after="0"/>
-        <w:jc w:val="both"/>
-      </w:pPr>
-      <w:r>
-        <w:rPr>
-          <w:b/>
-          <w:i w:val="0"/>
-        </w:rPr>
-        <w:t>* Liên hệ giáo dục liêm chính: Pu-skin chấp nhận bị đày ải để giữ tiếng nói ngợi ca tự do, chống cường quyền – bài học về bản lĩnh sống ngay thẳng.</w:t>
+        <w:spacing w:before="0" w:after="0"/>
+        <w:jc w:val="both"/>
+      </w:pPr>
+      <w:r>
+        <w:rPr>
+          <w:b w:val="0"/>
+          <w:i w:val="0"/>
+          <w:color w:val="EE0000"/>
+        </w:rPr>
+        <w:t>[5.2.NC1b; 2.5.NC1a: HS luyện tập trên môi trường số, làm bài trung thực.]</w:t>
+      </w:r>
+    </w:p>
+    <w:p>
+      <w:pPr>
+        <w:spacing w:before="0" w:after="0"/>
+        <w:jc w:val="both"/>
+      </w:pPr>
+      <w:r>
+        <w:rPr>
+          <w:b/>
+          <w:i w:val="0"/>
+        </w:rPr>
+        <w:t>Bước 2: Thực hiện nhiệm vụ:</w:t>
+      </w:r>
+      <w:r>
+        <w:rPr>
+          <w:b w:val="0"/>
+          <w:i w:val="0"/>
+        </w:rPr>
+        <w:t xml:space="preserve"> HS làm bài.</w:t>
+      </w:r>
+    </w:p>
+    <w:p>
+      <w:pPr>
+        <w:spacing w:before="0" w:after="0"/>
+        <w:jc w:val="both"/>
+      </w:pPr>
+      <w:r>
+        <w:rPr>
+          <w:b/>
+          <w:i w:val="0"/>
+        </w:rPr>
+        <w:t>Bước 3: Báo cáo, thảo luận:</w:t>
+      </w:r>
+      <w:r>
+        <w:rPr>
+          <w:b w:val="0"/>
+          <w:i w:val="0"/>
+        </w:rPr>
+        <w:t xml:space="preserve"> GV chữa nhanh.</w:t>
+      </w:r>
+    </w:p>
+    <w:p>
+      <w:pPr>
+        <w:spacing w:before="0" w:after="0"/>
+        <w:jc w:val="both"/>
+      </w:pPr>
+      <w:r>
+        <w:rPr>
+          <w:b/>
+          <w:i w:val="0"/>
+        </w:rPr>
+        <w:t>Bước 4: Kết luận, nhận định:</w:t>
+      </w:r>
+      <w:r>
+        <w:rPr>
+          <w:b w:val="0"/>
+          <w:i w:val="0"/>
+        </w:rPr>
+        <w:t xml:space="preserve"> GV nhận xét.</w:t>
+      </w:r>
+    </w:p>
+    <w:p>
+      <w:pPr>
+        <w:spacing w:before="0" w:after="0"/>
+        <w:jc w:val="both"/>
+      </w:pPr>
+      <w:r>
+        <w:rPr>
+          <w:b/>
+          <w:i w:val="0"/>
+        </w:rPr>
+        <w:t>4. Hoạt động 4: Vận dụng (Kết nối đọc – viết, làm ở nhà)</w:t>
+      </w:r>
+    </w:p>
+    <w:p>
+      <w:pPr>
+        <w:spacing w:before="0" w:after="0"/>
+        <w:jc w:val="both"/>
+      </w:pPr>
+      <w:r>
+        <w:rPr>
+          <w:b/>
+          <w:i w:val="0"/>
+        </w:rPr>
+        <w:t>a) Mục tiêu:</w:t>
+      </w:r>
+      <w:r>
+        <w:rPr>
+          <w:b w:val="0"/>
+          <w:i w:val="0"/>
+        </w:rPr>
+        <w:t xml:space="preserve"> Phân tích hình ảnh tượng trưng.</w:t>
+      </w:r>
+    </w:p>
+    <w:p>
+      <w:pPr>
+        <w:spacing w:before="0" w:after="0"/>
+        <w:jc w:val="both"/>
+      </w:pPr>
+      <w:r>
+        <w:rPr>
+          <w:b/>
+          <w:i w:val="0"/>
+        </w:rPr>
+        <w:t>b) Nội dung:</w:t>
+      </w:r>
+      <w:r>
+        <w:rPr>
+          <w:b w:val="0"/>
+          <w:i w:val="0"/>
+        </w:rPr>
+        <w:t xml:space="preserve"> Viết đoạn văn (khoảng 150 chữ) về một hình ảnh mang ý nghĩa tượng trưng mà bạn cho là đặc sắc nhất trong bài thơ Con đường mùa đông.</w:t>
+      </w:r>
+    </w:p>
+    <w:p>
+      <w:pPr>
+        <w:spacing w:before="0" w:after="0"/>
+        <w:jc w:val="both"/>
+      </w:pPr>
+      <w:r>
+        <w:rPr>
+          <w:b/>
+          <w:i w:val="0"/>
+        </w:rPr>
+        <w:t>c) Sản phẩm:</w:t>
+      </w:r>
+      <w:r>
+        <w:rPr>
+          <w:b w:val="0"/>
+          <w:i w:val="0"/>
+        </w:rPr>
+        <w:t xml:space="preserve"> Đoạn văn của HS.</w:t>
+      </w:r>
+    </w:p>
+    <w:p>
+      <w:pPr>
+        <w:spacing w:before="0" w:after="0"/>
+        <w:jc w:val="both"/>
+      </w:pPr>
+      <w:r>
+        <w:rPr>
+          <w:b/>
+          <w:i w:val="0"/>
+        </w:rPr>
+        <w:t>d) Tổ chức thực hiện</w:t>
+      </w:r>
+    </w:p>
+    <w:p>
+      <w:pPr>
+        <w:spacing w:before="0" w:after="0"/>
+        <w:jc w:val="both"/>
+      </w:pPr>
+      <w:r>
+        <w:rPr>
+          <w:b/>
+          <w:i w:val="0"/>
+        </w:rPr>
+        <w:t>Bước 1: Giao nhiệm vụ học tập:</w:t>
+      </w:r>
+      <w:r>
+        <w:rPr>
+          <w:b w:val="0"/>
+          <w:i w:val="0"/>
+        </w:rPr>
+        <w:t xml:space="preserve"> GV nêu yêu cầu.</w:t>
+      </w:r>
+    </w:p>
+    <w:p>
+      <w:pPr>
+        <w:spacing w:before="0" w:after="0"/>
+        <w:jc w:val="both"/>
+      </w:pPr>
+      <w:r>
+        <w:rPr>
+          <w:b/>
+          <w:i w:val="0"/>
+        </w:rPr>
+        <w:t>Bước 2: Thực hiện nhiệm vụ:</w:t>
+      </w:r>
+      <w:r>
+        <w:rPr>
+          <w:b w:val="0"/>
+          <w:i w:val="0"/>
+        </w:rPr>
+        <w:t xml:space="preserve"> HS viết ở nhà.</w:t>
+      </w:r>
+    </w:p>
+    <w:p>
+      <w:pPr>
+        <w:spacing w:before="0" w:after="0"/>
+        <w:jc w:val="both"/>
+      </w:pPr>
+      <w:r>
+        <w:rPr>
+          <w:b/>
+          <w:i w:val="0"/>
+        </w:rPr>
+        <w:t>Bước 3: Báo cáo, thảo luận:</w:t>
+      </w:r>
+      <w:r>
+        <w:rPr>
+          <w:b w:val="0"/>
+          <w:i w:val="0"/>
+        </w:rPr>
+        <w:t xml:space="preserve"> Nộp tiết sau.</w:t>
+      </w:r>
+    </w:p>
+    <w:p>
+      <w:pPr>
+        <w:spacing w:before="0" w:after="0"/>
+        <w:jc w:val="both"/>
+      </w:pPr>
+      <w:r>
+        <w:rPr>
+          <w:b/>
+          <w:i w:val="0"/>
+        </w:rPr>
+        <w:t>Bước 4: Kết luận, nhận định:</w:t>
+      </w:r>
+      <w:r>
+        <w:rPr>
+          <w:b w:val="0"/>
+          <w:i w:val="0"/>
+        </w:rPr>
+        <w:t xml:space="preserve"> GV nhận xét.</w:t>
       </w:r>
     </w:p>
     <w:p>
@@ -2778,7 +4955,7 @@
           <w:b/>
           <w:i w:val="0"/>
         </w:rPr>
-        <w:t>HẾT TIẾT 18 CHUYỂN SANG TIẾT 19</w:t>
+        <w:t>----------HẾT TIẾT 18 CHUYỂN SANG TIẾT 19----------</w:t>
       </w:r>
     </w:p>
     <w:p>
@@ -2827,23 +5004,131 @@
       </w:pPr>
       <w:r>
         <w:rPr>
-          <w:b w:val="0"/>
-          <w:i w:val="0"/>
-        </w:rPr>
-        <w:t>- Nhận biết được đặc điểm và tác dụng của một số hiện tượng phá vỡ những quy tắc ngôn ngữ thông thường.</w:t>
-      </w:r>
-    </w:p>
-    <w:p>
-      <w:pPr>
-        <w:spacing w:before="0" w:after="0"/>
-        <w:jc w:val="both"/>
-      </w:pPr>
-      <w:r>
-        <w:rPr>
-          <w:b w:val="0"/>
-          <w:i w:val="0"/>
-        </w:rPr>
-        <w:t>- Năng lực số: 1.1.NC1a (tra cứu ngữ liệu); 6.2.NC1a (AI gợi ý ví dụ, tự kiểm chứng).</w:t>
+          <w:b/>
+          <w:i w:val="0"/>
+        </w:rPr>
+        <w:t>1. Kiến thức:</w:t>
+      </w:r>
+      <w:r>
+        <w:rPr>
+          <w:b w:val="0"/>
+          <w:i w:val="0"/>
+        </w:rPr>
+        <w:t xml:space="preserve"> Nhận biết được đặc điểm và tác dụng của một số hiện tượng phá vỡ những quy tắc ngôn ngữ thông thường.</w:t>
+      </w:r>
+    </w:p>
+    <w:p>
+      <w:pPr>
+        <w:spacing w:before="0" w:after="0"/>
+        <w:jc w:val="both"/>
+      </w:pPr>
+      <w:r>
+        <w:rPr>
+          <w:b/>
+          <w:i w:val="0"/>
+        </w:rPr>
+        <w:t>2. Về năng lực</w:t>
+      </w:r>
+    </w:p>
+    <w:p>
+      <w:pPr>
+        <w:spacing w:before="0" w:after="0"/>
+        <w:jc w:val="both"/>
+      </w:pPr>
+      <w:r>
+        <w:rPr>
+          <w:b/>
+          <w:i w:val="0"/>
+        </w:rPr>
+        <w:t>a. Năng lực chung:</w:t>
+      </w:r>
+      <w:r>
+        <w:rPr>
+          <w:b w:val="0"/>
+          <w:i w:val="0"/>
+        </w:rPr>
+        <w:t xml:space="preserve"> Năng lực giải quyết vấn đề, giao tiếp, hợp tác.</w:t>
+      </w:r>
+    </w:p>
+    <w:p>
+      <w:pPr>
+        <w:spacing w:before="0" w:after="0"/>
+        <w:jc w:val="both"/>
+      </w:pPr>
+      <w:r>
+        <w:rPr>
+          <w:b/>
+          <w:i w:val="0"/>
+        </w:rPr>
+        <w:t>b. Năng lực riêng biệt:</w:t>
+      </w:r>
+      <w:r>
+        <w:rPr>
+          <w:b w:val="0"/>
+          <w:i w:val="0"/>
+        </w:rPr>
+        <w:t xml:space="preserve"> Phát hiện, phân tích tác dụng các hiện tượng phá vỡ quy tắc ngôn ngữ trong thơ.</w:t>
+      </w:r>
+    </w:p>
+    <w:p>
+      <w:pPr>
+        <w:spacing w:before="0" w:after="0"/>
+        <w:jc w:val="both"/>
+      </w:pPr>
+      <w:r>
+        <w:rPr>
+          <w:b/>
+          <w:i w:val="0"/>
+        </w:rPr>
+        <w:t>c. Năng lực số:</w:t>
+      </w:r>
+    </w:p>
+    <w:p>
+      <w:pPr>
+        <w:spacing w:before="0" w:after="0"/>
+        <w:jc w:val="both"/>
+      </w:pPr>
+      <w:r>
+        <w:rPr>
+          <w:b w:val="0"/>
+          <w:i w:val="0"/>
+          <w:color w:val="EE0000"/>
+        </w:rPr>
+        <w:t>- 1.1.NC1a: Tra cứu ngữ liệu, từ điển trực tuyến.</w:t>
+      </w:r>
+    </w:p>
+    <w:p>
+      <w:pPr>
+        <w:spacing w:before="0" w:after="0"/>
+        <w:jc w:val="both"/>
+      </w:pPr>
+      <w:r>
+        <w:rPr>
+          <w:b w:val="0"/>
+          <w:i w:val="0"/>
+          <w:color w:val="EE0000"/>
+        </w:rPr>
+        <w:t>- 6.2.NC1a: Dùng AI gợi ý ví dụ, tự kiểm chứng.</w:t>
+      </w:r>
+    </w:p>
+    <w:p>
+      <w:pPr>
+        <w:spacing w:before="0" w:after="0"/>
+        <w:jc w:val="both"/>
+      </w:pPr>
+      <w:r>
+        <w:rPr>
+          <w:b/>
+          <w:i w:val="0"/>
+        </w:rPr>
+        <w:t>3. Về phẩm chất:</w:t>
+      </w:r>
+      <w:r>
+        <w:rPr>
+          <w:b w:val="0"/>
+          <w:i w:val="0"/>
+        </w:rPr>
+        <w:t xml:space="preserve"> Yêu quý, trân trọng sự giàu đẹp của tiếng Việt.</w:t>
       </w:r>
     </w:p>
     <w:p>
@@ -2856,46 +5141,314 @@
           <w:b/>
           <w:i w:val="0"/>
         </w:rPr>
-        <w:t>II. TIẾN TRÌNH DẠY HỌC</w:t>
-      </w:r>
-    </w:p>
-    <w:p>
-      <w:pPr>
-        <w:spacing w:before="80" w:after="0"/>
-        <w:jc w:val="center"/>
-      </w:pPr>
-      <w:r>
-        <w:rPr>
-          <w:b/>
-          <w:i w:val="0"/>
-        </w:rPr>
-        <w:t>1. Hoạt động 1: Mở đầu (5 phút)</w:t>
-      </w:r>
-    </w:p>
-    <w:p>
-      <w:pPr>
-        <w:spacing w:before="0" w:after="0"/>
-        <w:jc w:val="both"/>
-      </w:pPr>
-      <w:r>
-        <w:rPr>
-          <w:b w:val="0"/>
-          <w:i w:val="0"/>
-        </w:rPr>
-        <w:t>- GV chiếu câu “Ta muốn thâu trong một cái hôn nhiều” (Xuân Diệu); hỏi: Kết hợp từ nào khác thường?</w:t>
-      </w:r>
-    </w:p>
-    <w:p>
-      <w:pPr>
-        <w:spacing w:before="80" w:after="0"/>
-        <w:jc w:val="center"/>
-      </w:pPr>
-      <w:r>
-        <w:rPr>
-          <w:b/>
-          <w:i w:val="0"/>
-        </w:rPr>
-        <w:t>2. Hoạt động 2: Hình thành kiến thức mới (10 phút)</w:t>
+        <w:t>II. THIẾT BỊ DẠY HỌC VÀ HỌC LIỆU</w:t>
+      </w:r>
+    </w:p>
+    <w:p>
+      <w:pPr>
+        <w:spacing w:before="0" w:after="0"/>
+        <w:jc w:val="both"/>
+      </w:pPr>
+      <w:r>
+        <w:rPr>
+          <w:b/>
+          <w:i w:val="0"/>
+        </w:rPr>
+        <w:t>1. Thiết bị:</w:t>
+      </w:r>
+      <w:r>
+        <w:rPr>
+          <w:b w:val="0"/>
+          <w:i w:val="0"/>
+        </w:rPr>
+        <w:t xml:space="preserve"> Máy chiếu, </w:t>
+      </w:r>
+      <w:r>
+        <w:rPr>
+          <w:b w:val="0"/>
+          <w:i w:val="0"/>
+          <w:color w:val="EE0000"/>
+        </w:rPr>
+        <w:t>máy tính bảng hoặc điện thoại thông minh (nếu điều kiện cho phép) có kết nối Internet,</w:t>
+      </w:r>
+      <w:r>
+        <w:rPr>
+          <w:b w:val="0"/>
+          <w:i w:val="0"/>
+        </w:rPr>
+        <w:t xml:space="preserve"> bảng nhóm, phiếu học tập.</w:t>
+      </w:r>
+    </w:p>
+    <w:p>
+      <w:pPr>
+        <w:spacing w:before="0" w:after="0"/>
+        <w:jc w:val="both"/>
+      </w:pPr>
+      <w:r>
+        <w:rPr>
+          <w:b/>
+          <w:i w:val="0"/>
+        </w:rPr>
+        <w:t>2. Học liệu:</w:t>
+      </w:r>
+      <w:r>
+        <w:rPr>
+          <w:b w:val="0"/>
+          <w:i w:val="0"/>
+        </w:rPr>
+        <w:t xml:space="preserve"> SGK Ngữ văn 11, tập một (tr.64 – 66); SGV.</w:t>
+      </w:r>
+    </w:p>
+    <w:p>
+      <w:pPr>
+        <w:spacing w:before="60" w:after="0"/>
+        <w:jc w:val="both"/>
+      </w:pPr>
+      <w:r>
+        <w:rPr>
+          <w:b/>
+          <w:i w:val="0"/>
+        </w:rPr>
+        <w:t>III. TIẾN TRÌNH DẠY HỌC</w:t>
+      </w:r>
+    </w:p>
+    <w:p>
+      <w:pPr>
+        <w:spacing w:before="0" w:after="0"/>
+        <w:jc w:val="both"/>
+      </w:pPr>
+      <w:r>
+        <w:rPr>
+          <w:b/>
+          <w:i w:val="0"/>
+        </w:rPr>
+        <w:t>Hoạt động 1: Mở đầu (Dự kiến thời gian: 5 phút)</w:t>
+      </w:r>
+    </w:p>
+    <w:p>
+      <w:pPr>
+        <w:spacing w:before="0" w:after="0"/>
+        <w:jc w:val="both"/>
+      </w:pPr>
+      <w:r>
+        <w:rPr>
+          <w:b/>
+          <w:i w:val="0"/>
+        </w:rPr>
+        <w:t>a) Mục tiêu:</w:t>
+      </w:r>
+      <w:r>
+        <w:rPr>
+          <w:b w:val="0"/>
+          <w:i w:val="0"/>
+        </w:rPr>
+        <w:t xml:space="preserve"> Tạo tình huống có vấn đề.</w:t>
+      </w:r>
+    </w:p>
+    <w:p>
+      <w:pPr>
+        <w:spacing w:before="0" w:after="0"/>
+        <w:jc w:val="both"/>
+      </w:pPr>
+      <w:r>
+        <w:rPr>
+          <w:b/>
+          <w:i w:val="0"/>
+        </w:rPr>
+        <w:t>b) Nội dung:</w:t>
+      </w:r>
+      <w:r>
+        <w:rPr>
+          <w:b w:val="0"/>
+          <w:i w:val="0"/>
+        </w:rPr>
+        <w:t xml:space="preserve"> GV chiếu câu “Ta muốn thâu trong một cái hôn nhiều” (Xuân Diệu).</w:t>
+      </w:r>
+    </w:p>
+    <w:p>
+      <w:pPr>
+        <w:spacing w:before="0" w:after="0"/>
+        <w:jc w:val="both"/>
+      </w:pPr>
+      <w:r>
+        <w:rPr>
+          <w:b/>
+          <w:i w:val="0"/>
+        </w:rPr>
+        <w:t>c) Sản phẩm:</w:t>
+      </w:r>
+      <w:r>
+        <w:rPr>
+          <w:b w:val="0"/>
+          <w:i w:val="0"/>
+        </w:rPr>
+        <w:t xml:space="preserve"> Nhận xét của HS.</w:t>
+      </w:r>
+    </w:p>
+    <w:p>
+      <w:pPr>
+        <w:spacing w:before="0" w:after="0"/>
+        <w:jc w:val="both"/>
+      </w:pPr>
+      <w:r>
+        <w:rPr>
+          <w:b/>
+          <w:i w:val="0"/>
+        </w:rPr>
+        <w:t>d) Tổ chức thực hiện</w:t>
+      </w:r>
+    </w:p>
+    <w:p>
+      <w:pPr>
+        <w:spacing w:before="0" w:after="0"/>
+        <w:jc w:val="both"/>
+      </w:pPr>
+      <w:r>
+        <w:rPr>
+          <w:b/>
+          <w:i w:val="0"/>
+        </w:rPr>
+        <w:t>Bước 1: Giao nhiệm vụ học tập:</w:t>
+      </w:r>
+      <w:r>
+        <w:rPr>
+          <w:b w:val="0"/>
+          <w:i w:val="0"/>
+        </w:rPr>
+        <w:t xml:space="preserve"> GV hỏi: Kết hợp từ nào khác thường?</w:t>
+      </w:r>
+    </w:p>
+    <w:p>
+      <w:pPr>
+        <w:spacing w:before="0" w:after="0"/>
+        <w:jc w:val="both"/>
+      </w:pPr>
+      <w:r>
+        <w:rPr>
+          <w:b/>
+          <w:i w:val="0"/>
+        </w:rPr>
+        <w:t>Bước 2: Thực hiện nhiệm vụ:</w:t>
+      </w:r>
+      <w:r>
+        <w:rPr>
+          <w:b w:val="0"/>
+          <w:i w:val="0"/>
+        </w:rPr>
+        <w:t xml:space="preserve"> HS suy nghĩ.</w:t>
+      </w:r>
+    </w:p>
+    <w:p>
+      <w:pPr>
+        <w:spacing w:before="0" w:after="0"/>
+        <w:jc w:val="both"/>
+      </w:pPr>
+      <w:r>
+        <w:rPr>
+          <w:b/>
+          <w:i w:val="0"/>
+        </w:rPr>
+        <w:t>Bước 3: Báo cáo, thảo luận:</w:t>
+      </w:r>
+      <w:r>
+        <w:rPr>
+          <w:b w:val="0"/>
+          <w:i w:val="0"/>
+        </w:rPr>
+        <w:t xml:space="preserve"> 2 HS trả lời.</w:t>
+      </w:r>
+    </w:p>
+    <w:p>
+      <w:pPr>
+        <w:spacing w:before="0" w:after="0"/>
+        <w:jc w:val="both"/>
+      </w:pPr>
+      <w:r>
+        <w:rPr>
+          <w:b/>
+          <w:i w:val="0"/>
+        </w:rPr>
+        <w:t>Bước 4: Kết luận, nhận định:</w:t>
+      </w:r>
+      <w:r>
+        <w:rPr>
+          <w:b w:val="0"/>
+          <w:i w:val="0"/>
+        </w:rPr>
+        <w:t xml:space="preserve"> GV dẫn vào bài.</w:t>
+      </w:r>
+    </w:p>
+    <w:p>
+      <w:pPr>
+        <w:spacing w:before="0" w:after="0"/>
+        <w:jc w:val="both"/>
+      </w:pPr>
+      <w:r>
+        <w:rPr>
+          <w:b/>
+          <w:i w:val="0"/>
+        </w:rPr>
+        <w:t>Hoạt động 2: Hình thành kiến thức mới (Dự kiến thời gian: 10 phút)</w:t>
+      </w:r>
+    </w:p>
+    <w:p>
+      <w:pPr>
+        <w:spacing w:before="0" w:after="0"/>
+        <w:jc w:val="both"/>
+      </w:pPr>
+      <w:r>
+        <w:rPr>
+          <w:b/>
+          <w:i w:val="0"/>
+        </w:rPr>
+        <w:t>a) Mục tiêu:</w:t>
+      </w:r>
+      <w:r>
+        <w:rPr>
+          <w:b w:val="0"/>
+          <w:i w:val="0"/>
+        </w:rPr>
+        <w:t xml:space="preserve"> Nhận biết các hiện tượng phá vỡ quy tắc ngôn ngữ.</w:t>
+      </w:r>
+    </w:p>
+    <w:p>
+      <w:pPr>
+        <w:spacing w:before="0" w:after="0"/>
+        <w:jc w:val="both"/>
+      </w:pPr>
+      <w:r>
+        <w:rPr>
+          <w:b/>
+          <w:i w:val="0"/>
+        </w:rPr>
+        <w:t>b) Nội dung:</w:t>
+      </w:r>
+      <w:r>
+        <w:rPr>
+          <w:b w:val="0"/>
+          <w:i w:val="0"/>
+        </w:rPr>
+        <w:t xml:space="preserve"> Khung Nhận biết (SGK tr.64 – 65).</w:t>
+      </w:r>
+    </w:p>
+    <w:p>
+      <w:pPr>
+        <w:spacing w:before="0" w:after="0"/>
+        <w:jc w:val="both"/>
+      </w:pPr>
+      <w:r>
+        <w:rPr>
+          <w:b/>
+          <w:i w:val="0"/>
+        </w:rPr>
+        <w:t>c) Sản phẩm:</w:t>
+      </w:r>
+      <w:r>
+        <w:rPr>
+          <w:b w:val="0"/>
+          <w:i w:val="0"/>
+        </w:rPr>
+        <w:t xml:space="preserve"> Nội dung chốt:</w:t>
       </w:r>
     </w:p>
     <w:tbl>
@@ -2950,28 +5503,168 @@
     </w:p>
     <w:p>
       <w:pPr>
-        <w:spacing w:before="80" w:after="0"/>
-        <w:jc w:val="center"/>
-      </w:pPr>
-      <w:r>
-        <w:rPr>
-          <w:b/>
-          <w:i w:val="0"/>
-        </w:rPr>
-        <w:t>3. Hoạt động 3: Luyện tập (25 phút)</w:t>
-      </w:r>
-    </w:p>
-    <w:p>
-      <w:pPr>
-        <w:spacing w:before="0" w:after="0"/>
-        <w:jc w:val="both"/>
-      </w:pPr>
-      <w:r>
-        <w:rPr>
-          <w:b w:val="0"/>
-          <w:i w:val="0"/>
-        </w:rPr>
-        <w:t>- Bài tập 1 – 5 (SGK tr.65 – 66): “buồn điệp điệp”, “sâu chót vót”, hai câu “Lơ thơ cồn nhỏ gió đìu hiu, / Đâu tiếng làng xa vãn chợ chiều”, dấu hai chấm “Chim nghiêng cánh nhỏ: bóng chiều sa”, hai câu thơ Bích Khê.</w:t>
+        <w:spacing w:before="0" w:after="0"/>
+        <w:jc w:val="both"/>
+      </w:pPr>
+      <w:r>
+        <w:rPr>
+          <w:b/>
+          <w:i w:val="0"/>
+        </w:rPr>
+        <w:t>d) Tổ chức thực hiện</w:t>
+      </w:r>
+    </w:p>
+    <w:p>
+      <w:pPr>
+        <w:spacing w:before="0" w:after="0"/>
+        <w:jc w:val="both"/>
+      </w:pPr>
+      <w:r>
+        <w:rPr>
+          <w:b/>
+          <w:i w:val="0"/>
+        </w:rPr>
+        <w:t>Bước 1: Giao nhiệm vụ học tập:</w:t>
+      </w:r>
+      <w:r>
+        <w:rPr>
+          <w:b w:val="0"/>
+          <w:i w:val="0"/>
+        </w:rPr>
+        <w:t xml:space="preserve"> HS đọc khung, lập sơ đồ các hiện tượng, mỗi hiện tượng tìm thêm 1 ví dụ.</w:t>
+      </w:r>
+    </w:p>
+    <w:p>
+      <w:pPr>
+        <w:spacing w:before="0" w:after="0"/>
+        <w:jc w:val="both"/>
+      </w:pPr>
+      <w:r>
+        <w:rPr>
+          <w:b/>
+          <w:i w:val="0"/>
+        </w:rPr>
+        <w:t>Bước 2: Thực hiện nhiệm vụ:</w:t>
+      </w:r>
+      <w:r>
+        <w:rPr>
+          <w:b w:val="0"/>
+          <w:i w:val="0"/>
+        </w:rPr>
+        <w:t xml:space="preserve"> HS làm cặp đôi.</w:t>
+      </w:r>
+    </w:p>
+    <w:p>
+      <w:pPr>
+        <w:spacing w:before="0" w:after="0"/>
+        <w:jc w:val="both"/>
+      </w:pPr>
+      <w:r>
+        <w:rPr>
+          <w:b/>
+          <w:i w:val="0"/>
+        </w:rPr>
+        <w:t>Bước 3: Báo cáo, thảo luận:</w:t>
+      </w:r>
+      <w:r>
+        <w:rPr>
+          <w:b w:val="0"/>
+          <w:i w:val="0"/>
+        </w:rPr>
+        <w:t xml:space="preserve"> 2 cặp trình bày.</w:t>
+      </w:r>
+    </w:p>
+    <w:p>
+      <w:pPr>
+        <w:spacing w:before="0" w:after="0"/>
+        <w:jc w:val="both"/>
+      </w:pPr>
+      <w:r>
+        <w:rPr>
+          <w:b/>
+          <w:i w:val="0"/>
+        </w:rPr>
+        <w:t>Bước 4: Kết luận, nhận định:</w:t>
+      </w:r>
+      <w:r>
+        <w:rPr>
+          <w:b w:val="0"/>
+          <w:i w:val="0"/>
+        </w:rPr>
+        <w:t xml:space="preserve"> GV chốt.</w:t>
+      </w:r>
+    </w:p>
+    <w:p>
+      <w:pPr>
+        <w:spacing w:before="0" w:after="0"/>
+        <w:jc w:val="both"/>
+      </w:pPr>
+      <w:r>
+        <w:rPr>
+          <w:b/>
+          <w:i w:val="0"/>
+        </w:rPr>
+        <w:t>Hoạt động 3: Luyện tập (Dự kiến thời gian: 25 phút)</w:t>
+      </w:r>
+    </w:p>
+    <w:p>
+      <w:pPr>
+        <w:spacing w:before="0" w:after="0"/>
+        <w:jc w:val="both"/>
+      </w:pPr>
+      <w:r>
+        <w:rPr>
+          <w:b/>
+          <w:i w:val="0"/>
+        </w:rPr>
+        <w:t>a) Mục tiêu:</w:t>
+      </w:r>
+      <w:r>
+        <w:rPr>
+          <w:b w:val="0"/>
+          <w:i w:val="0"/>
+        </w:rPr>
+        <w:t xml:space="preserve"> Phân tích tác dụng của hiện tượng phá vỡ quy tắc.</w:t>
+      </w:r>
+    </w:p>
+    <w:p>
+      <w:pPr>
+        <w:spacing w:before="0" w:after="0"/>
+        <w:jc w:val="both"/>
+      </w:pPr>
+      <w:r>
+        <w:rPr>
+          <w:b/>
+          <w:i w:val="0"/>
+        </w:rPr>
+        <w:t>b) Nội dung:</w:t>
+      </w:r>
+      <w:r>
+        <w:rPr>
+          <w:b w:val="0"/>
+          <w:i w:val="0"/>
+        </w:rPr>
+        <w:t xml:space="preserve"> Bài tập 1 – 5 (SGK tr.65 – 66): “buồn điệp điệp”, “sâu chót vót”, hai câu “Lơ thơ cồn nhỏ gió đìu hiu, / Đâu tiếng làng xa vãn chợ chiều”, dấu hai chấm “Chim nghiêng cánh nhỏ: bóng chiều sa”, hai câu thơ Bích Khê.</w:t>
+      </w:r>
+    </w:p>
+    <w:p>
+      <w:pPr>
+        <w:spacing w:before="0" w:after="0"/>
+        <w:jc w:val="both"/>
+      </w:pPr>
+      <w:r>
+        <w:rPr>
+          <w:b/>
+          <w:i w:val="0"/>
+        </w:rPr>
+        <w:t>c) Sản phẩm:</w:t>
+      </w:r>
+      <w:r>
+        <w:rPr>
+          <w:b w:val="0"/>
+          <w:i w:val="0"/>
+        </w:rPr>
+        <w:t xml:space="preserve"> Đáp án gợi ý:</w:t>
       </w:r>
     </w:p>
     <w:tbl>
@@ -3065,28 +5758,289 @@
     </w:p>
     <w:p>
       <w:pPr>
-        <w:spacing w:before="80" w:after="0"/>
-        <w:jc w:val="center"/>
-      </w:pPr>
-      <w:r>
-        <w:rPr>
-          <w:b/>
-          <w:i w:val="0"/>
-        </w:rPr>
-        <w:t>4. Hoạt động 4: Vận dụng (5 phút)</w:t>
-      </w:r>
-    </w:p>
-    <w:p>
-      <w:pPr>
-        <w:spacing w:before="0" w:after="0"/>
-        <w:jc w:val="both"/>
-      </w:pPr>
-      <w:r>
-        <w:rPr>
-          <w:b w:val="0"/>
-          <w:i w:val="0"/>
-        </w:rPr>
-        <w:t>- HS sưu tầm hai câu thơ có hiện tượng phá vỡ quy tắc ngôn ngữ thông thường, phân tích tác dụng.</w:t>
+        <w:spacing w:before="0" w:after="0"/>
+        <w:jc w:val="both"/>
+      </w:pPr>
+      <w:r>
+        <w:rPr>
+          <w:b/>
+          <w:i w:val="0"/>
+        </w:rPr>
+        <w:t>d) Tổ chức thực hiện</w:t>
+      </w:r>
+    </w:p>
+    <w:p>
+      <w:pPr>
+        <w:spacing w:before="0" w:after="0"/>
+        <w:jc w:val="both"/>
+      </w:pPr>
+      <w:r>
+        <w:rPr>
+          <w:b/>
+          <w:i w:val="0"/>
+        </w:rPr>
+        <w:t>Bước 1: Giao nhiệm vụ học tập:</w:t>
+      </w:r>
+      <w:r>
+        <w:rPr>
+          <w:b w:val="0"/>
+          <w:i w:val="0"/>
+        </w:rPr>
+        <w:t xml:space="preserve"> Nhóm 1, 2 làm bài 1, 2; nhóm 3, 4 bài 3, 4; nhóm 5, 6 bài 5.</w:t>
+      </w:r>
+    </w:p>
+    <w:p>
+      <w:pPr>
+        <w:spacing w:before="0" w:after="0"/>
+        <w:jc w:val="both"/>
+      </w:pPr>
+      <w:r>
+        <w:rPr>
+          <w:b w:val="0"/>
+          <w:i w:val="0"/>
+          <w:color w:val="EE0000"/>
+        </w:rPr>
+        <w:t>- HS hỏi AI tác dụng của “sâu chót vót”, so sánh với kết quả nhóm.</w:t>
+      </w:r>
+    </w:p>
+    <w:p>
+      <w:pPr>
+        <w:spacing w:before="0" w:after="0"/>
+        <w:jc w:val="both"/>
+      </w:pPr>
+      <w:r>
+        <w:rPr>
+          <w:b w:val="0"/>
+          <w:i w:val="0"/>
+          <w:color w:val="7030A0"/>
+        </w:rPr>
+        <w:t>(11.A1.1.a: HS đối chiếu kết quả AI với SGK để phát hiện chỗ chưa chính xác.)</w:t>
+      </w:r>
+    </w:p>
+    <w:p>
+      <w:pPr>
+        <w:spacing w:before="0" w:after="0"/>
+        <w:jc w:val="both"/>
+      </w:pPr>
+      <w:r>
+        <w:rPr>
+          <w:b/>
+          <w:i w:val="0"/>
+        </w:rPr>
+        <w:t>Bước 2: Thực hiện nhiệm vụ:</w:t>
+      </w:r>
+      <w:r>
+        <w:rPr>
+          <w:b w:val="0"/>
+          <w:i w:val="0"/>
+        </w:rPr>
+        <w:t xml:space="preserve"> Thảo luận 10 phút.</w:t>
+      </w:r>
+    </w:p>
+    <w:p>
+      <w:pPr>
+        <w:spacing w:before="0" w:after="0"/>
+        <w:jc w:val="both"/>
+      </w:pPr>
+      <w:r>
+        <w:rPr>
+          <w:b/>
+          <w:i w:val="0"/>
+        </w:rPr>
+        <w:t>Bước 3: Báo cáo, thảo luận:</w:t>
+      </w:r>
+      <w:r>
+        <w:rPr>
+          <w:b w:val="0"/>
+          <w:i w:val="0"/>
+        </w:rPr>
+        <w:t xml:space="preserve"> Đại diện nhóm trình bày.</w:t>
+      </w:r>
+    </w:p>
+    <w:p>
+      <w:pPr>
+        <w:spacing w:before="0" w:after="0"/>
+        <w:jc w:val="both"/>
+      </w:pPr>
+      <w:r>
+        <w:rPr>
+          <w:b/>
+          <w:i w:val="0"/>
+        </w:rPr>
+        <w:t>Bước 4: Kết luận, nhận định:</w:t>
+      </w:r>
+      <w:r>
+        <w:rPr>
+          <w:b w:val="0"/>
+          <w:i w:val="0"/>
+        </w:rPr>
+        <w:t xml:space="preserve"> GV thống nhất đáp án.</w:t>
+      </w:r>
+    </w:p>
+    <w:p>
+      <w:pPr>
+        <w:spacing w:before="0" w:after="0"/>
+        <w:jc w:val="both"/>
+      </w:pPr>
+      <w:r>
+        <w:rPr>
+          <w:b/>
+          <w:i w:val="0"/>
+        </w:rPr>
+        <w:t>Hoạt động 4: Vận dụng (Dự kiến thời gian: 5 phút)</w:t>
+      </w:r>
+    </w:p>
+    <w:p>
+      <w:pPr>
+        <w:spacing w:before="0" w:after="0"/>
+        <w:jc w:val="both"/>
+      </w:pPr>
+      <w:r>
+        <w:rPr>
+          <w:b/>
+          <w:i w:val="0"/>
+        </w:rPr>
+        <w:t>a) Mục tiêu:</w:t>
+      </w:r>
+      <w:r>
+        <w:rPr>
+          <w:b w:val="0"/>
+          <w:i w:val="0"/>
+        </w:rPr>
+        <w:t xml:space="preserve"> Vận dụng phát hiện hiện tượng ngôn ngữ trong thơ.</w:t>
+      </w:r>
+    </w:p>
+    <w:p>
+      <w:pPr>
+        <w:spacing w:before="0" w:after="0"/>
+        <w:jc w:val="both"/>
+      </w:pPr>
+      <w:r>
+        <w:rPr>
+          <w:b/>
+          <w:i w:val="0"/>
+        </w:rPr>
+        <w:t>b) Nội dung:</w:t>
+      </w:r>
+      <w:r>
+        <w:rPr>
+          <w:b w:val="0"/>
+          <w:i w:val="0"/>
+        </w:rPr>
+        <w:t xml:space="preserve"> HS sưu tầm hai câu thơ có hiện tượng phá vỡ quy tắc ngôn ngữ thông thường, phân tích tác dụng.</w:t>
+      </w:r>
+    </w:p>
+    <w:p>
+      <w:pPr>
+        <w:spacing w:before="0" w:after="0"/>
+        <w:jc w:val="both"/>
+      </w:pPr>
+      <w:r>
+        <w:rPr>
+          <w:b/>
+          <w:i w:val="0"/>
+        </w:rPr>
+        <w:t>c) Sản phẩm:</w:t>
+      </w:r>
+      <w:r>
+        <w:rPr>
+          <w:b w:val="0"/>
+          <w:i w:val="0"/>
+        </w:rPr>
+        <w:t xml:space="preserve"> Bài sưu tầm của HS.</w:t>
+      </w:r>
+    </w:p>
+    <w:p>
+      <w:pPr>
+        <w:spacing w:before="0" w:after="0"/>
+        <w:jc w:val="both"/>
+      </w:pPr>
+      <w:r>
+        <w:rPr>
+          <w:b/>
+          <w:i w:val="0"/>
+        </w:rPr>
+        <w:t>d) Tổ chức thực hiện</w:t>
+      </w:r>
+    </w:p>
+    <w:p>
+      <w:pPr>
+        <w:spacing w:before="0" w:after="0"/>
+        <w:jc w:val="both"/>
+      </w:pPr>
+      <w:r>
+        <w:rPr>
+          <w:b/>
+          <w:i w:val="0"/>
+        </w:rPr>
+        <w:t>Bước 1: Giao nhiệm vụ học tập:</w:t>
+      </w:r>
+      <w:r>
+        <w:rPr>
+          <w:b w:val="0"/>
+          <w:i w:val="0"/>
+        </w:rPr>
+        <w:t xml:space="preserve"> GV nêu yêu cầu.</w:t>
+      </w:r>
+    </w:p>
+    <w:p>
+      <w:pPr>
+        <w:spacing w:before="0" w:after="0"/>
+        <w:jc w:val="both"/>
+      </w:pPr>
+      <w:r>
+        <w:rPr>
+          <w:b/>
+          <w:i w:val="0"/>
+        </w:rPr>
+        <w:t>Bước 2: Thực hiện nhiệm vụ:</w:t>
+      </w:r>
+      <w:r>
+        <w:rPr>
+          <w:b w:val="0"/>
+          <w:i w:val="0"/>
+        </w:rPr>
+        <w:t xml:space="preserve"> HS làm ở nhà.</w:t>
+      </w:r>
+    </w:p>
+    <w:p>
+      <w:pPr>
+        <w:spacing w:before="0" w:after="0"/>
+        <w:jc w:val="both"/>
+      </w:pPr>
+      <w:r>
+        <w:rPr>
+          <w:b/>
+          <w:i w:val="0"/>
+        </w:rPr>
+        <w:t>Bước 3: Báo cáo, thảo luận:</w:t>
+      </w:r>
+      <w:r>
+        <w:rPr>
+          <w:b w:val="0"/>
+          <w:i w:val="0"/>
+        </w:rPr>
+        <w:t xml:space="preserve"> HS chia sẻ trên Padlet lớp.</w:t>
+      </w:r>
+    </w:p>
+    <w:p>
+      <w:pPr>
+        <w:spacing w:before="0" w:after="0"/>
+        <w:jc w:val="both"/>
+      </w:pPr>
+      <w:r>
+        <w:rPr>
+          <w:b/>
+          <w:i w:val="0"/>
+        </w:rPr>
+        <w:t>Bước 4: Kết luận, nhận định:</w:t>
+      </w:r>
+      <w:r>
+        <w:rPr>
+          <w:b w:val="0"/>
+          <w:i w:val="0"/>
+        </w:rPr>
+        <w:t xml:space="preserve"> GV nhận xét.</w:t>
       </w:r>
     </w:p>
     <w:p>
@@ -3099,7 +6053,7 @@
           <w:b/>
           <w:i w:val="0"/>
         </w:rPr>
-        <w:t>HẾT TIẾT 19 CHUYỂN SANG TIẾT 20</w:t>
+        <w:t>----------HẾT TIẾT 19 CHUYỂN SANG TIẾT 20----------</w:t>
       </w:r>
     </w:p>
     <w:p>
@@ -3125,7 +6079,7 @@
           <w:b w:val="0"/>
           <w:i w:val="0"/>
         </w:rPr>
-        <w:t>(Dự kiến thời gian: 2 tiết – Tiết 20 hướng dẫn viết, Tiết 21 trả bài; HS viết bài ở nhà)</w:t>
+        <w:t>(Dự kiến thời gian: 2 tiết – Tiết 20: hướng dẫn viết; Tiết 21: trả bài; HS viết bài ở nhà)</w:t>
       </w:r>
     </w:p>
     <w:p>
@@ -3148,36 +6102,189 @@
       </w:pPr>
       <w:r>
         <w:rPr>
-          <w:b w:val="0"/>
-          <w:i w:val="0"/>
-        </w:rPr>
-        <w:t>- Viết được văn bản nghị luận về cấu tứ và hình ảnh của một bài thơ; lí giải những điều tạo nên tính chỉnh thể của tác phẩm.</w:t>
-      </w:r>
-    </w:p>
-    <w:p>
-      <w:pPr>
-        <w:spacing w:before="0" w:after="0"/>
-        <w:jc w:val="both"/>
-      </w:pPr>
-      <w:r>
-        <w:rPr>
-          <w:b w:val="0"/>
-          <w:i w:val="0"/>
-        </w:rPr>
-        <w:t>- Năng lực số: 1.1.NC1a; 6.2.NC1a; 6.3.NC1a (vẽ sơ đồ cấu tứ); 2.2.NC1a (rà soát chính tả).</w:t>
-      </w:r>
-    </w:p>
-    <w:p>
-      <w:pPr>
-        <w:spacing w:before="0" w:after="0"/>
-        <w:jc w:val="both"/>
-      </w:pPr>
-      <w:r>
-        <w:rPr>
-          <w:b w:val="0"/>
-          <w:i w:val="0"/>
-        </w:rPr>
-        <w:t>- Năng lực AI: 11.A4.1.a – dùng AI góp ý dàn ý, phát hiện lỗi lập luận; không chép bài AI viết.</w:t>
+          <w:b/>
+          <w:i w:val="0"/>
+        </w:rPr>
+        <w:t>1. Kiến thức:</w:t>
+      </w:r>
+      <w:r>
+        <w:rPr>
+          <w:b w:val="0"/>
+          <w:i w:val="0"/>
+        </w:rPr>
+        <w:t xml:space="preserve"> Viết được văn bản nghị luận về cấu tứ và hình ảnh của một bài thơ; lí giải những điều tạo nên tính chỉnh thể của tác phẩm.</w:t>
+      </w:r>
+    </w:p>
+    <w:p>
+      <w:pPr>
+        <w:spacing w:before="0" w:after="0"/>
+        <w:jc w:val="both"/>
+      </w:pPr>
+      <w:r>
+        <w:rPr>
+          <w:b/>
+          <w:i w:val="0"/>
+        </w:rPr>
+        <w:t>2. Về năng lực</w:t>
+      </w:r>
+    </w:p>
+    <w:p>
+      <w:pPr>
+        <w:spacing w:before="0" w:after="0"/>
+        <w:jc w:val="both"/>
+      </w:pPr>
+      <w:r>
+        <w:rPr>
+          <w:b/>
+          <w:i w:val="0"/>
+        </w:rPr>
+        <w:t>a. Năng lực chung:</w:t>
+      </w:r>
+      <w:r>
+        <w:rPr>
+          <w:b w:val="0"/>
+          <w:i w:val="0"/>
+        </w:rPr>
+        <w:t xml:space="preserve"> Năng lực tự chủ và tự học, giải quyết vấn đề.</w:t>
+      </w:r>
+    </w:p>
+    <w:p>
+      <w:pPr>
+        <w:spacing w:before="0" w:after="0"/>
+        <w:jc w:val="both"/>
+      </w:pPr>
+      <w:r>
+        <w:rPr>
+          <w:b/>
+          <w:i w:val="0"/>
+        </w:rPr>
+        <w:t>b. Năng lực riêng biệt:</w:t>
+      </w:r>
+      <w:r>
+        <w:rPr>
+          <w:b w:val="0"/>
+          <w:i w:val="0"/>
+        </w:rPr>
+        <w:t xml:space="preserve"> Viết bài nghị luận về cấu tứ, hình ảnh của bài thơ.</w:t>
+      </w:r>
+    </w:p>
+    <w:p>
+      <w:pPr>
+        <w:spacing w:before="0" w:after="0"/>
+        <w:jc w:val="both"/>
+      </w:pPr>
+      <w:r>
+        <w:rPr>
+          <w:b/>
+          <w:i w:val="0"/>
+        </w:rPr>
+        <w:t>c. Năng lực số:</w:t>
+      </w:r>
+    </w:p>
+    <w:p>
+      <w:pPr>
+        <w:spacing w:before="0" w:after="0"/>
+        <w:jc w:val="both"/>
+      </w:pPr>
+      <w:r>
+        <w:rPr>
+          <w:b w:val="0"/>
+          <w:i w:val="0"/>
+          <w:color w:val="EE0000"/>
+        </w:rPr>
+        <w:t>- 1.1.NC1a: Thu thập bài phê bình trên nguồn chính thống.</w:t>
+      </w:r>
+    </w:p>
+    <w:p>
+      <w:pPr>
+        <w:spacing w:before="0" w:after="0"/>
+        <w:jc w:val="both"/>
+      </w:pPr>
+      <w:r>
+        <w:rPr>
+          <w:b w:val="0"/>
+          <w:i w:val="0"/>
+          <w:color w:val="EE0000"/>
+        </w:rPr>
+        <w:t>- 6.3.NC1a: Vẽ sơ đồ cấu tứ bằng công cụ số.</w:t>
+      </w:r>
+    </w:p>
+    <w:p>
+      <w:pPr>
+        <w:spacing w:before="0" w:after="0"/>
+        <w:jc w:val="both"/>
+      </w:pPr>
+      <w:r>
+        <w:rPr>
+          <w:b w:val="0"/>
+          <w:i w:val="0"/>
+          <w:color w:val="EE0000"/>
+        </w:rPr>
+        <w:t>- 2.2.NC1a: Rà soát chính tả bằng công cụ trực tuyến.</w:t>
+      </w:r>
+    </w:p>
+    <w:p>
+      <w:pPr>
+        <w:spacing w:before="0" w:after="0"/>
+        <w:jc w:val="both"/>
+      </w:pPr>
+      <w:r>
+        <w:rPr>
+          <w:b/>
+          <w:i w:val="0"/>
+          <w:color w:val="7030A0"/>
+        </w:rPr>
+        <w:t>11.A3.1.a:</w:t>
+      </w:r>
+      <w:r>
+        <w:rPr>
+          <w:b w:val="0"/>
+          <w:i w:val="0"/>
+          <w:color w:val="7030A0"/>
+        </w:rPr>
+        <w:t xml:space="preserve"> HS nhận biết AI dễ diễn xuôi, khẳng định một chiều hàm nghĩa hình ảnh; không chép bài AI viết.</w:t>
+      </w:r>
+    </w:p>
+    <w:p>
+      <w:pPr>
+        <w:spacing w:before="0" w:after="0"/>
+        <w:jc w:val="both"/>
+      </w:pPr>
+      <w:r>
+        <w:rPr>
+          <w:b/>
+          <w:i w:val="0"/>
+        </w:rPr>
+        <w:t>3. Về phẩm chất:</w:t>
+      </w:r>
+      <w:r>
+        <w:rPr>
+          <w:b w:val="0"/>
+          <w:i w:val="0"/>
+        </w:rPr>
+        <w:t xml:space="preserve"> Trung thực, trân trọng cái đẹp.</w:t>
+      </w:r>
+    </w:p>
+    <w:p>
+      <w:pPr>
+        <w:spacing w:before="0" w:after="0"/>
+        <w:jc w:val="both"/>
+      </w:pPr>
+      <w:r>
+        <w:rPr>
+          <w:b/>
+          <w:i w:val="0"/>
+          <w:color w:val="FF0000"/>
+        </w:rPr>
+        <w:t>* Giáo dục đạo đức liêm chính:</w:t>
+      </w:r>
+      <w:r>
+        <w:rPr>
+          <w:b w:val="0"/>
+          <w:i w:val="0"/>
+          <w:color w:val="FF0000"/>
+        </w:rPr>
+        <w:t xml:space="preserve"> Tự viết bài; trích dẫn câu thơ, ý kiến phê bình chính xác, ghi nguồn.</w:t>
       </w:r>
     </w:p>
     <w:p>
@@ -3190,59 +6297,314 @@
           <w:b/>
           <w:i w:val="0"/>
         </w:rPr>
-        <w:t>II. TIẾN TRÌNH DẠY HỌC</w:t>
-      </w:r>
-    </w:p>
-    <w:p>
-      <w:pPr>
-        <w:spacing w:before="80" w:after="0"/>
-        <w:jc w:val="center"/>
-      </w:pPr>
-      <w:r>
-        <w:rPr>
-          <w:b/>
-          <w:i w:val="0"/>
-        </w:rPr>
-        <w:t>1. Hoạt động 1: Mở đầu (5 phút)</w:t>
-      </w:r>
-    </w:p>
-    <w:p>
-      <w:pPr>
-        <w:spacing w:before="0" w:after="0"/>
-        <w:jc w:val="both"/>
-      </w:pPr>
-      <w:r>
-        <w:rPr>
-          <w:b w:val="0"/>
-          <w:i w:val="0"/>
-        </w:rPr>
-        <w:t>- GV hỏi: Khi phân tích thơ, điều gì làm nên “tính chỉnh thể” của một bài thơ?</w:t>
-      </w:r>
-    </w:p>
-    <w:p>
-      <w:pPr>
-        <w:spacing w:before="80" w:after="0"/>
-        <w:jc w:val="center"/>
-      </w:pPr>
-      <w:r>
-        <w:rPr>
-          <w:b/>
-          <w:i w:val="0"/>
-        </w:rPr>
-        <w:t>2. Hoạt động 2: Hình thành kiến thức mới (20 phút)</w:t>
-      </w:r>
-    </w:p>
-    <w:p>
-      <w:pPr>
-        <w:spacing w:before="0" w:after="0"/>
-        <w:jc w:val="both"/>
-      </w:pPr>
-      <w:r>
-        <w:rPr>
-          <w:b w:val="0"/>
-          <w:i w:val="0"/>
-        </w:rPr>
-        <w:t>- HS đọc Yêu cầu và bài viết tham khảo “Bài thơ Tĩnh dạ tứ của Lý Bạch” (SGK tr.66 – 69).</w:t>
+        <w:t>II. THIẾT BỊ DẠY HỌC, HỌC LIỆU</w:t>
+      </w:r>
+    </w:p>
+    <w:p>
+      <w:pPr>
+        <w:spacing w:before="0" w:after="0"/>
+        <w:jc w:val="both"/>
+      </w:pPr>
+      <w:r>
+        <w:rPr>
+          <w:b/>
+          <w:i w:val="0"/>
+        </w:rPr>
+        <w:t>1. Thiết bị:</w:t>
+      </w:r>
+      <w:r>
+        <w:rPr>
+          <w:b w:val="0"/>
+          <w:i w:val="0"/>
+        </w:rPr>
+        <w:t xml:space="preserve"> Máy chiếu, </w:t>
+      </w:r>
+      <w:r>
+        <w:rPr>
+          <w:b w:val="0"/>
+          <w:i w:val="0"/>
+          <w:color w:val="EE0000"/>
+        </w:rPr>
+        <w:t>máy tính, điện thoại thông minh (nếu điều kiện cho phép) có kết nối Internet,</w:t>
+      </w:r>
+      <w:r>
+        <w:rPr>
+          <w:b w:val="0"/>
+          <w:i w:val="0"/>
+        </w:rPr>
+        <w:t xml:space="preserve"> bảng nhóm.</w:t>
+      </w:r>
+    </w:p>
+    <w:p>
+      <w:pPr>
+        <w:spacing w:before="0" w:after="0"/>
+        <w:jc w:val="both"/>
+      </w:pPr>
+      <w:r>
+        <w:rPr>
+          <w:b/>
+          <w:i w:val="0"/>
+        </w:rPr>
+        <w:t>2. Học liệu:</w:t>
+      </w:r>
+      <w:r>
+        <w:rPr>
+          <w:b w:val="0"/>
+          <w:i w:val="0"/>
+        </w:rPr>
+        <w:t xml:space="preserve"> SGK tr.66 – 71; bài viết tham khảo “Bài thơ Tĩnh dạ tứ của Lý Bạch”; rubric.</w:t>
+      </w:r>
+    </w:p>
+    <w:p>
+      <w:pPr>
+        <w:spacing w:before="60" w:after="0"/>
+        <w:jc w:val="both"/>
+      </w:pPr>
+      <w:r>
+        <w:rPr>
+          <w:b/>
+          <w:i w:val="0"/>
+        </w:rPr>
+        <w:t>III. TIẾN TRÌNH DẠY HỌC</w:t>
+      </w:r>
+    </w:p>
+    <w:p>
+      <w:pPr>
+        <w:spacing w:before="0" w:after="0"/>
+        <w:jc w:val="both"/>
+      </w:pPr>
+      <w:r>
+        <w:rPr>
+          <w:b/>
+          <w:i w:val="0"/>
+        </w:rPr>
+        <w:t>1. Hoạt động 1: Mở đầu (Dự kiến thời gian: 5 phút)</w:t>
+      </w:r>
+    </w:p>
+    <w:p>
+      <w:pPr>
+        <w:spacing w:before="0" w:after="0"/>
+        <w:jc w:val="both"/>
+      </w:pPr>
+      <w:r>
+        <w:rPr>
+          <w:b/>
+          <w:i w:val="0"/>
+        </w:rPr>
+        <w:t>a) Mục tiêu:</w:t>
+      </w:r>
+      <w:r>
+        <w:rPr>
+          <w:b w:val="0"/>
+          <w:i w:val="0"/>
+        </w:rPr>
+        <w:t xml:space="preserve"> Kết nối kiến thức.</w:t>
+      </w:r>
+    </w:p>
+    <w:p>
+      <w:pPr>
+        <w:spacing w:before="0" w:after="0"/>
+        <w:jc w:val="both"/>
+      </w:pPr>
+      <w:r>
+        <w:rPr>
+          <w:b/>
+          <w:i w:val="0"/>
+        </w:rPr>
+        <w:t>b) Nội dung:</w:t>
+      </w:r>
+      <w:r>
+        <w:rPr>
+          <w:b w:val="0"/>
+          <w:i w:val="0"/>
+        </w:rPr>
+        <w:t xml:space="preserve"> GV hỏi: Khi phân tích thơ, điều gì làm nên “tính chỉnh thể” của một bài thơ?</w:t>
+      </w:r>
+    </w:p>
+    <w:p>
+      <w:pPr>
+        <w:spacing w:before="0" w:after="0"/>
+        <w:jc w:val="both"/>
+      </w:pPr>
+      <w:r>
+        <w:rPr>
+          <w:b/>
+          <w:i w:val="0"/>
+        </w:rPr>
+        <w:t>c) Sản phẩm:</w:t>
+      </w:r>
+      <w:r>
+        <w:rPr>
+          <w:b w:val="0"/>
+          <w:i w:val="0"/>
+        </w:rPr>
+        <w:t xml:space="preserve"> Ý kiến của HS.</w:t>
+      </w:r>
+    </w:p>
+    <w:p>
+      <w:pPr>
+        <w:spacing w:before="0" w:after="0"/>
+        <w:jc w:val="both"/>
+      </w:pPr>
+      <w:r>
+        <w:rPr>
+          <w:b/>
+          <w:i w:val="0"/>
+        </w:rPr>
+        <w:t>d) Tổ chức thực hiện</w:t>
+      </w:r>
+    </w:p>
+    <w:p>
+      <w:pPr>
+        <w:spacing w:before="0" w:after="0"/>
+        <w:jc w:val="both"/>
+      </w:pPr>
+      <w:r>
+        <w:rPr>
+          <w:b/>
+          <w:i w:val="0"/>
+        </w:rPr>
+        <w:t>Bước 1: Giao nhiệm vụ học tập:</w:t>
+      </w:r>
+      <w:r>
+        <w:rPr>
+          <w:b w:val="0"/>
+          <w:i w:val="0"/>
+        </w:rPr>
+        <w:t xml:space="preserve"> GV nêu câu hỏi.</w:t>
+      </w:r>
+    </w:p>
+    <w:p>
+      <w:pPr>
+        <w:spacing w:before="0" w:after="0"/>
+        <w:jc w:val="both"/>
+      </w:pPr>
+      <w:r>
+        <w:rPr>
+          <w:b/>
+          <w:i w:val="0"/>
+        </w:rPr>
+        <w:t>Bước 2: Thực hiện nhiệm vụ:</w:t>
+      </w:r>
+      <w:r>
+        <w:rPr>
+          <w:b w:val="0"/>
+          <w:i w:val="0"/>
+        </w:rPr>
+        <w:t xml:space="preserve"> HS suy nghĩ.</w:t>
+      </w:r>
+    </w:p>
+    <w:p>
+      <w:pPr>
+        <w:spacing w:before="0" w:after="0"/>
+        <w:jc w:val="both"/>
+      </w:pPr>
+      <w:r>
+        <w:rPr>
+          <w:b/>
+          <w:i w:val="0"/>
+        </w:rPr>
+        <w:t>Bước 3: Báo cáo, thảo luận:</w:t>
+      </w:r>
+      <w:r>
+        <w:rPr>
+          <w:b w:val="0"/>
+          <w:i w:val="0"/>
+        </w:rPr>
+        <w:t xml:space="preserve"> 2 HS trả lời.</w:t>
+      </w:r>
+    </w:p>
+    <w:p>
+      <w:pPr>
+        <w:spacing w:before="0" w:after="0"/>
+        <w:jc w:val="both"/>
+      </w:pPr>
+      <w:r>
+        <w:rPr>
+          <w:b/>
+          <w:i w:val="0"/>
+        </w:rPr>
+        <w:t>Bước 4: Kết luận, nhận định:</w:t>
+      </w:r>
+      <w:r>
+        <w:rPr>
+          <w:b w:val="0"/>
+          <w:i w:val="0"/>
+        </w:rPr>
+        <w:t xml:space="preserve"> GV dẫn vào kiểu bài.</w:t>
+      </w:r>
+    </w:p>
+    <w:p>
+      <w:pPr>
+        <w:spacing w:before="0" w:after="0"/>
+        <w:jc w:val="both"/>
+      </w:pPr>
+      <w:r>
+        <w:rPr>
+          <w:b/>
+          <w:i w:val="0"/>
+        </w:rPr>
+        <w:t>2. Hoạt động 2: Hình thành kiến thức mới – Tìm hiểu yêu cầu và bài viết tham khảo (Dự kiến thời gian: 20 phút)</w:t>
+      </w:r>
+    </w:p>
+    <w:p>
+      <w:pPr>
+        <w:spacing w:before="0" w:after="0"/>
+        <w:jc w:val="both"/>
+      </w:pPr>
+      <w:r>
+        <w:rPr>
+          <w:b/>
+          <w:i w:val="0"/>
+        </w:rPr>
+        <w:t>a) Mục tiêu:</w:t>
+      </w:r>
+      <w:r>
+        <w:rPr>
+          <w:b w:val="0"/>
+          <w:i w:val="0"/>
+        </w:rPr>
+        <w:t xml:space="preserve"> Nắm yêu cầu kiểu bài.</w:t>
+      </w:r>
+    </w:p>
+    <w:p>
+      <w:pPr>
+        <w:spacing w:before="0" w:after="0"/>
+        <w:jc w:val="both"/>
+      </w:pPr>
+      <w:r>
+        <w:rPr>
+          <w:b/>
+          <w:i w:val="0"/>
+        </w:rPr>
+        <w:t>b) Nội dung:</w:t>
+      </w:r>
+      <w:r>
+        <w:rPr>
+          <w:b w:val="0"/>
+          <w:i w:val="0"/>
+        </w:rPr>
+        <w:t xml:space="preserve"> HS đọc Yêu cầu và bài viết tham khảo (SGK tr.66 – 69).</w:t>
+      </w:r>
+    </w:p>
+    <w:p>
+      <w:pPr>
+        <w:spacing w:before="0" w:after="0"/>
+        <w:jc w:val="both"/>
+      </w:pPr>
+      <w:r>
+        <w:rPr>
+          <w:b/>
+          <w:i w:val="0"/>
+        </w:rPr>
+        <w:t>c) Sản phẩm:</w:t>
+      </w:r>
+      <w:r>
+        <w:rPr>
+          <w:b w:val="0"/>
+          <w:i w:val="0"/>
+        </w:rPr>
+        <w:t xml:space="preserve"> Nội dung chốt:</w:t>
       </w:r>
     </w:p>
     <w:tbl>
@@ -3270,7 +6632,14 @@
                 <w:b/>
                 <w:i w:val="0"/>
               </w:rPr>
-              <w:t>Yêu cầu: giới thiệu ngắn gọn bài thơ (tác giả, vị trí, lí do chọn); xác định rõ trọng tâm (cấu tứ độc đáo và sự chi phối của nó đến hệ thống hình ảnh); xem xét toàn diện bằng lí lẽ, bằng chứng xác đáng; đánh giá nét đặc sắc về cấu tứ, hình ảnh và giá trị của chúng.</w:t>
+              <w:t>1. Yêu cầu:</w:t>
+            </w:r>
+            <w:r>
+              <w:rPr>
+                <w:b w:val="0"/>
+                <w:i w:val="0"/>
+              </w:rPr>
+              <w:t xml:space="preserve"> giới thiệu ngắn gọn bài thơ (tác giả, vị trí, lí do chọn); xác định rõ trọng tâm (cấu tứ độc đáo và sự chi phối của nó đến hệ thống hình ảnh); xem xét toàn diện bằng lí lẽ, bằng chứng xác đáng; đánh giá nét đặc sắc về cấu tứ, hình ảnh và giá trị của chúng.</w:t>
             </w:r>
           </w:p>
           <w:p>
@@ -3283,7 +6652,14 @@
                 <w:b/>
                 <w:i w:val="0"/>
               </w:rPr>
-              <w:t>Lưu ý khi viết: có thể vẽ sơ đồ cấu tứ; khi nêu hàm nghĩa hình ảnh, tránh khẳng định một chiều – dùng “phải chăng”, “có thể hiểu là”; trích dẫn chính xác, tách khối câu thơ.</w:t>
+              <w:t>2. Lưu ý khi viết:</w:t>
+            </w:r>
+            <w:r>
+              <w:rPr>
+                <w:b w:val="0"/>
+                <w:i w:val="0"/>
+              </w:rPr>
+              <w:t xml:space="preserve"> có thể vẽ sơ đồ cấu tứ; khi nêu hàm nghĩa hình ảnh, tránh khẳng định một chiều – dùng “phải chăng”, “có thể hiểu là”; trích dẫn chính xác, tách khối câu thơ.</w:t>
             </w:r>
           </w:p>
         </w:tc>
@@ -3297,15 +6673,168 @@
     </w:p>
     <w:p>
       <w:pPr>
-        <w:spacing w:before="80" w:after="0"/>
-        <w:jc w:val="center"/>
-      </w:pPr>
-      <w:r>
-        <w:rPr>
-          <w:b/>
-          <w:i w:val="0"/>
-        </w:rPr>
-        <w:t>3. Hoạt động 3: Luyện tập – Thực hành viết (20 phút)</w:t>
+        <w:spacing w:before="0" w:after="0"/>
+        <w:jc w:val="both"/>
+      </w:pPr>
+      <w:r>
+        <w:rPr>
+          <w:b/>
+          <w:i w:val="0"/>
+        </w:rPr>
+        <w:t>d) Tổ chức thực hiện</w:t>
+      </w:r>
+    </w:p>
+    <w:p>
+      <w:pPr>
+        <w:spacing w:before="0" w:after="0"/>
+        <w:jc w:val="both"/>
+      </w:pPr>
+      <w:r>
+        <w:rPr>
+          <w:b/>
+          <w:i w:val="0"/>
+        </w:rPr>
+        <w:t>Bước 1: Giao nhiệm vụ học tập:</w:t>
+      </w:r>
+      <w:r>
+        <w:rPr>
+          <w:b w:val="0"/>
+          <w:i w:val="0"/>
+        </w:rPr>
+        <w:t xml:space="preserve"> HS đọc bài tham khảo, chú ý chỉ dẫn bên lề, trả lời câu hỏi SGK.</w:t>
+      </w:r>
+    </w:p>
+    <w:p>
+      <w:pPr>
+        <w:spacing w:before="0" w:after="0"/>
+        <w:jc w:val="both"/>
+      </w:pPr>
+      <w:r>
+        <w:rPr>
+          <w:b/>
+          <w:i w:val="0"/>
+        </w:rPr>
+        <w:t>Bước 2: Thực hiện nhiệm vụ:</w:t>
+      </w:r>
+      <w:r>
+        <w:rPr>
+          <w:b w:val="0"/>
+          <w:i w:val="0"/>
+        </w:rPr>
+        <w:t xml:space="preserve"> HS thảo luận nhóm 4.</w:t>
+      </w:r>
+    </w:p>
+    <w:p>
+      <w:pPr>
+        <w:spacing w:before="0" w:after="0"/>
+        <w:jc w:val="both"/>
+      </w:pPr>
+      <w:r>
+        <w:rPr>
+          <w:b/>
+          <w:i w:val="0"/>
+        </w:rPr>
+        <w:t>Bước 3: Báo cáo, thảo luận:</w:t>
+      </w:r>
+      <w:r>
+        <w:rPr>
+          <w:b w:val="0"/>
+          <w:i w:val="0"/>
+        </w:rPr>
+        <w:t xml:space="preserve"> 3 nhóm trình bày.</w:t>
+      </w:r>
+    </w:p>
+    <w:p>
+      <w:pPr>
+        <w:spacing w:before="0" w:after="0"/>
+        <w:jc w:val="both"/>
+      </w:pPr>
+      <w:r>
+        <w:rPr>
+          <w:b/>
+          <w:i w:val="0"/>
+        </w:rPr>
+        <w:t>Bước 4: Kết luận, nhận định:</w:t>
+      </w:r>
+      <w:r>
+        <w:rPr>
+          <w:b w:val="0"/>
+          <w:i w:val="0"/>
+        </w:rPr>
+        <w:t xml:space="preserve"> GV chốt.</w:t>
+      </w:r>
+    </w:p>
+    <w:p>
+      <w:pPr>
+        <w:spacing w:before="0" w:after="0"/>
+        <w:jc w:val="both"/>
+      </w:pPr>
+      <w:r>
+        <w:rPr>
+          <w:b/>
+          <w:i w:val="0"/>
+        </w:rPr>
+        <w:t>3. Hoạt động 3: Luyện tập – Thực hành viết (Dự kiến thời gian: 20 phút)</w:t>
+      </w:r>
+    </w:p>
+    <w:p>
+      <w:pPr>
+        <w:spacing w:before="0" w:after="0"/>
+        <w:jc w:val="both"/>
+      </w:pPr>
+      <w:r>
+        <w:rPr>
+          <w:b/>
+          <w:i w:val="0"/>
+        </w:rPr>
+        <w:t>a) Mục tiêu:</w:t>
+      </w:r>
+      <w:r>
+        <w:rPr>
+          <w:b w:val="0"/>
+          <w:i w:val="0"/>
+        </w:rPr>
+        <w:t xml:space="preserve"> Tìm ý, lập dàn ý.</w:t>
+      </w:r>
+    </w:p>
+    <w:p>
+      <w:pPr>
+        <w:spacing w:before="0" w:after="0"/>
+        <w:jc w:val="both"/>
+      </w:pPr>
+      <w:r>
+        <w:rPr>
+          <w:b/>
+          <w:i w:val="0"/>
+        </w:rPr>
+        <w:t>b) Nội dung:</w:t>
+      </w:r>
+      <w:r>
+        <w:rPr>
+          <w:b w:val="0"/>
+          <w:i w:val="0"/>
+        </w:rPr>
+        <w:t xml:space="preserve"> Thực hành viết (SGK tr.69 – 71).</w:t>
+      </w:r>
+    </w:p>
+    <w:p>
+      <w:pPr>
+        <w:spacing w:before="0" w:after="0"/>
+        <w:jc w:val="both"/>
+      </w:pPr>
+      <w:r>
+        <w:rPr>
+          <w:b/>
+          <w:i w:val="0"/>
+        </w:rPr>
+        <w:t>c) Sản phẩm:</w:t>
+      </w:r>
+      <w:r>
+        <w:rPr>
+          <w:b w:val="0"/>
+          <w:i w:val="0"/>
+        </w:rPr>
+        <w:t xml:space="preserve"> Dàn ý; gợi ý:</w:t>
       </w:r>
     </w:p>
     <w:tbl>
@@ -3333,46 +6862,74 @@
                 <w:b/>
                 <w:i w:val="0"/>
               </w:rPr>
-              <w:t>Đề thực hành: Phân tích cấu tứ và hình ảnh trong bài thơ Tràng giang (Huy Cận).</w:t>
-            </w:r>
-          </w:p>
-          <w:p>
-            <w:pPr>
-              <w:spacing w:before="0" w:after="0"/>
-              <w:jc w:val="both"/>
-            </w:pPr>
+              <w:t>Đề thực hành:</w:t>
+            </w:r>
             <w:r>
               <w:rPr>
                 <w:b w:val="0"/>
                 <w:i w:val="0"/>
               </w:rPr>
-              <w:t>- Mở bài: giới thiệu Huy Cận, Tràng giang; nêu vấn đề: cấu tứ dựa trên sự tương phản vô hạn – hữu hạn chi phối hệ thống hình ảnh.</w:t>
-            </w:r>
-          </w:p>
-          <w:p>
-            <w:pPr>
-              <w:spacing w:before="0" w:after="0"/>
-              <w:jc w:val="both"/>
-            </w:pPr>
+              <w:t xml:space="preserve"> Phân tích cấu tứ và hình ảnh trong bài thơ Tràng giang (Huy Cận).</w:t>
+            </w:r>
+          </w:p>
+          <w:p>
+            <w:pPr>
+              <w:spacing w:before="0" w:after="0"/>
+              <w:jc w:val="both"/>
+            </w:pPr>
+            <w:r>
+              <w:rPr>
+                <w:b/>
+                <w:i w:val="0"/>
+              </w:rPr>
+              <w:t>Mở bài:</w:t>
+            </w:r>
             <w:r>
               <w:rPr>
                 <w:b w:val="0"/>
                 <w:i w:val="0"/>
               </w:rPr>
-              <w:t>- Thân bài: (1) Nhan đề, đề từ – “chìa khoá” cấu tứ; (2) Cấu tứ theo cặp tương phản và mạch cảm xúc qua 4 khổ; (3) Hệ thống hình ảnh: sông, trời, thuyền, củi, cồn nhỏ, bèo, mây, cánh chim – thi liệu cổ điển và nỗi buồn hiện đại; (4) Yếu tố tượng trưng, ngôn ngữ phá cách; (5) Đánh giá giá trị.</w:t>
-            </w:r>
-          </w:p>
-          <w:p>
-            <w:pPr>
-              <w:spacing w:before="0" w:after="0"/>
-              <w:jc w:val="both"/>
-            </w:pPr>
+              <w:t xml:space="preserve"> giới thiệu Huy Cận, Tràng giang; nêu vấn đề: cấu tứ dựa trên sự tương phản vô hạn – hữu hạn chi phối hệ thống hình ảnh.</w:t>
+            </w:r>
+          </w:p>
+          <w:p>
+            <w:pPr>
+              <w:spacing w:before="0" w:after="0"/>
+              <w:jc w:val="both"/>
+            </w:pPr>
+            <w:r>
+              <w:rPr>
+                <w:b/>
+                <w:i w:val="0"/>
+              </w:rPr>
+              <w:t>Thân bài:</w:t>
+            </w:r>
             <w:r>
               <w:rPr>
                 <w:b w:val="0"/>
                 <w:i w:val="0"/>
               </w:rPr>
-              <w:t>- Kết bài: khẳng định nét đặc sắc và ý nghĩa nhân sinh.</w:t>
+              <w:t xml:space="preserve"> (1) nhan đề, đề từ – “chìa khoá” cấu tứ; (2) cấu tứ theo cặp tương phản và mạch cảm xúc qua 4 khổ; (3) hệ thống hình ảnh: sông, trời, thuyền, củi, cồn nhỏ, bèo, mây, cánh chim – thi liệu cổ điển và nỗi buồn hiện đại; (4) yếu tố tượng trưng, ngôn ngữ phá cách; (5) đánh giá giá trị.</w:t>
+            </w:r>
+          </w:p>
+          <w:p>
+            <w:pPr>
+              <w:spacing w:before="0" w:after="0"/>
+              <w:jc w:val="both"/>
+            </w:pPr>
+            <w:r>
+              <w:rPr>
+                <w:b/>
+                <w:i w:val="0"/>
+              </w:rPr>
+              <w:t>Kết bài:</w:t>
+            </w:r>
+            <w:r>
+              <w:rPr>
+                <w:b w:val="0"/>
+                <w:i w:val="0"/>
+              </w:rPr>
+              <w:t xml:space="preserve"> khẳng định nét đặc sắc và ý nghĩa nhân sinh.</w:t>
             </w:r>
           </w:p>
         </w:tc>
@@ -3391,10 +6948,104 @@
       </w:pPr>
       <w:r>
         <w:rPr>
-          <w:b w:val="0"/>
-          <w:i w:val="0"/>
-        </w:rPr>
-        <w:t>- HS viết bài ở nhà, nộp qua Google Classroom; ghi Nhật ký dùng AI (nếu có).</w:t>
+          <w:b/>
+          <w:i w:val="0"/>
+        </w:rPr>
+        <w:t>d) Tổ chức thực hiện</w:t>
+      </w:r>
+    </w:p>
+    <w:p>
+      <w:pPr>
+        <w:spacing w:before="0" w:after="0"/>
+        <w:jc w:val="both"/>
+      </w:pPr>
+      <w:r>
+        <w:rPr>
+          <w:b/>
+          <w:i w:val="0"/>
+        </w:rPr>
+        <w:t>Bước 1: Giao nhiệm vụ học tập:</w:t>
+      </w:r>
+      <w:r>
+        <w:rPr>
+          <w:b w:val="0"/>
+          <w:i w:val="0"/>
+        </w:rPr>
+        <w:t xml:space="preserve"> HS chọn bài thơ, lập dàn ý.</w:t>
+      </w:r>
+    </w:p>
+    <w:p>
+      <w:pPr>
+        <w:spacing w:before="0" w:after="0"/>
+        <w:jc w:val="both"/>
+      </w:pPr>
+      <w:r>
+        <w:rPr>
+          <w:b w:val="0"/>
+          <w:i w:val="0"/>
+          <w:color w:val="EE0000"/>
+        </w:rPr>
+        <w:t>- HS có thể dùng câu lệnh “Hãy nhận xét dàn ý sau đã làm rõ quan hệ giữa cấu tứ và hình ảnh chưa” để AI góp ý; ghi Nhật ký dùng AI.</w:t>
+      </w:r>
+    </w:p>
+    <w:p>
+      <w:pPr>
+        <w:spacing w:before="0" w:after="0"/>
+        <w:jc w:val="both"/>
+      </w:pPr>
+      <w:r>
+        <w:rPr>
+          <w:b/>
+          <w:i w:val="0"/>
+        </w:rPr>
+        <w:t>Bước 2: Thực hiện nhiệm vụ:</w:t>
+      </w:r>
+      <w:r>
+        <w:rPr>
+          <w:b w:val="0"/>
+          <w:i w:val="0"/>
+        </w:rPr>
+        <w:t xml:space="preserve"> HS lập dàn ý 15 phút.</w:t>
+      </w:r>
+    </w:p>
+    <w:p>
+      <w:pPr>
+        <w:spacing w:before="0" w:after="0"/>
+        <w:jc w:val="both"/>
+      </w:pPr>
+      <w:r>
+        <w:rPr>
+          <w:b/>
+          <w:i w:val="0"/>
+        </w:rPr>
+        <w:t>Bước 3: Báo cáo, thảo luận:</w:t>
+      </w:r>
+      <w:r>
+        <w:rPr>
+          <w:b w:val="0"/>
+          <w:i w:val="0"/>
+        </w:rPr>
+        <w:t xml:space="preserve"> 2 HS trình bày dàn ý.</w:t>
+      </w:r>
+    </w:p>
+    <w:p>
+      <w:pPr>
+        <w:spacing w:before="0" w:after="0"/>
+        <w:jc w:val="both"/>
+      </w:pPr>
+      <w:r>
+        <w:rPr>
+          <w:b/>
+          <w:i w:val="0"/>
+        </w:rPr>
+        <w:t>Bước 4: Kết luận, nhận định:</w:t>
+      </w:r>
+      <w:r>
+        <w:rPr>
+          <w:b w:val="0"/>
+          <w:i w:val="0"/>
+        </w:rPr>
+        <w:t xml:space="preserve"> GV giao viết bài ở nhà, nộp qua Google Classroom trước Tiết 21.</w:t>
       </w:r>
     </w:p>
     <w:p>
@@ -3407,33 +7058,187 @@
           <w:b/>
           <w:i w:val="0"/>
         </w:rPr>
-        <w:t>HẾT TIẾT 20 CHUYỂN SANG TIẾT 21</w:t>
-      </w:r>
-    </w:p>
-    <w:p>
-      <w:pPr>
-        <w:spacing w:before="80" w:after="0"/>
-        <w:jc w:val="center"/>
-      </w:pPr>
-      <w:r>
-        <w:rPr>
-          <w:b/>
-          <w:i w:val="0"/>
-        </w:rPr>
-        <w:t>4. Hoạt động 4: Vận dụng – Trả bài (Tiết 21)</w:t>
-      </w:r>
-    </w:p>
-    <w:p>
-      <w:pPr>
-        <w:spacing w:before="0" w:after="0"/>
-        <w:jc w:val="both"/>
-      </w:pPr>
-      <w:r>
-        <w:rPr>
-          <w:b w:val="0"/>
-          <w:i w:val="0"/>
-        </w:rPr>
-        <w:t>- GV trả bài, nhận xét ưu điểm, lỗi thường gặp (diễn xuôi, tách rời cấu tứ và hình ảnh, khẳng định một chiều hàm nghĩa); HS chữa lỗi, đọc đoạn hay, viết lại đoạn chưa đạt.</w:t>
+        <w:t>----------HẾT TIẾT 20 CHUYỂN SANG TIẾT 21----------</w:t>
+      </w:r>
+    </w:p>
+    <w:p>
+      <w:pPr>
+        <w:spacing w:before="0" w:after="0"/>
+        <w:jc w:val="both"/>
+      </w:pPr>
+      <w:r>
+        <w:rPr>
+          <w:b/>
+          <w:i w:val="0"/>
+        </w:rPr>
+        <w:t>4. Hoạt động 4: Vận dụng – Trả bài (Dự kiến thời gian: Tiết 21)</w:t>
+      </w:r>
+    </w:p>
+    <w:p>
+      <w:pPr>
+        <w:spacing w:before="0" w:after="0"/>
+        <w:jc w:val="both"/>
+      </w:pPr>
+      <w:r>
+        <w:rPr>
+          <w:b/>
+          <w:i w:val="0"/>
+        </w:rPr>
+        <w:t>a) Mục tiêu:</w:t>
+      </w:r>
+      <w:r>
+        <w:rPr>
+          <w:b w:val="0"/>
+          <w:i w:val="0"/>
+        </w:rPr>
+        <w:t xml:space="preserve"> Tự đánh giá, chỉnh sửa bài viết.</w:t>
+      </w:r>
+    </w:p>
+    <w:p>
+      <w:pPr>
+        <w:spacing w:before="0" w:after="0"/>
+        <w:jc w:val="both"/>
+      </w:pPr>
+      <w:r>
+        <w:rPr>
+          <w:b/>
+          <w:i w:val="0"/>
+        </w:rPr>
+        <w:t>b) Nội dung:</w:t>
+      </w:r>
+      <w:r>
+        <w:rPr>
+          <w:b w:val="0"/>
+          <w:i w:val="0"/>
+        </w:rPr>
+        <w:t xml:space="preserve"> GV trả bài; HS chữa lỗi.</w:t>
+      </w:r>
+    </w:p>
+    <w:p>
+      <w:pPr>
+        <w:spacing w:before="0" w:after="0"/>
+        <w:jc w:val="both"/>
+      </w:pPr>
+      <w:r>
+        <w:rPr>
+          <w:b/>
+          <w:i w:val="0"/>
+        </w:rPr>
+        <w:t>c) Sản phẩm:</w:t>
+      </w:r>
+      <w:r>
+        <w:rPr>
+          <w:b w:val="0"/>
+          <w:i w:val="0"/>
+        </w:rPr>
+        <w:t xml:space="preserve"> Bài viết đã chỉnh sửa.</w:t>
+      </w:r>
+    </w:p>
+    <w:p>
+      <w:pPr>
+        <w:spacing w:before="0" w:after="0"/>
+        <w:jc w:val="both"/>
+      </w:pPr>
+      <w:r>
+        <w:rPr>
+          <w:b/>
+          <w:i w:val="0"/>
+        </w:rPr>
+        <w:t>d) Tổ chức thực hiện</w:t>
+      </w:r>
+    </w:p>
+    <w:p>
+      <w:pPr>
+        <w:spacing w:before="0" w:after="0"/>
+        <w:jc w:val="both"/>
+      </w:pPr>
+      <w:r>
+        <w:rPr>
+          <w:b/>
+          <w:i w:val="0"/>
+        </w:rPr>
+        <w:t>Bước 1: Giao nhiệm vụ học tập:</w:t>
+      </w:r>
+      <w:r>
+        <w:rPr>
+          <w:b w:val="0"/>
+          <w:i w:val="0"/>
+        </w:rPr>
+        <w:t xml:space="preserve"> GV nhận xét ưu điểm, lỗi thường gặp (diễn xuôi, tách rời cấu tứ và hình ảnh, khẳng định một chiều hàm nghĩa).</w:t>
+      </w:r>
+    </w:p>
+    <w:p>
+      <w:pPr>
+        <w:spacing w:before="0" w:after="0"/>
+        <w:jc w:val="both"/>
+      </w:pPr>
+      <w:r>
+        <w:rPr>
+          <w:b/>
+          <w:i w:val="0"/>
+        </w:rPr>
+        <w:t>Bước 2: Thực hiện nhiệm vụ:</w:t>
+      </w:r>
+      <w:r>
+        <w:rPr>
+          <w:b w:val="0"/>
+          <w:i w:val="0"/>
+        </w:rPr>
+        <w:t xml:space="preserve"> HS chữa lỗi theo lời phê.</w:t>
+      </w:r>
+    </w:p>
+    <w:p>
+      <w:pPr>
+        <w:spacing w:before="0" w:after="0"/>
+        <w:jc w:val="both"/>
+      </w:pPr>
+      <w:r>
+        <w:rPr>
+          <w:b w:val="0"/>
+          <w:i w:val="0"/>
+          <w:color w:val="EE0000"/>
+        </w:rPr>
+        <w:t>[2.2.NC1a: HS dùng công cụ kiểm tra chính tả trực tuyến khi sửa bài.]</w:t>
+      </w:r>
+    </w:p>
+    <w:p>
+      <w:pPr>
+        <w:spacing w:before="0" w:after="0"/>
+        <w:jc w:val="both"/>
+      </w:pPr>
+      <w:r>
+        <w:rPr>
+          <w:b/>
+          <w:i w:val="0"/>
+        </w:rPr>
+        <w:t>Bước 3: Báo cáo, thảo luận:</w:t>
+      </w:r>
+      <w:r>
+        <w:rPr>
+          <w:b w:val="0"/>
+          <w:i w:val="0"/>
+        </w:rPr>
+        <w:t xml:space="preserve"> HS đọc đoạn hay; lớp nhận xét.</w:t>
+      </w:r>
+    </w:p>
+    <w:p>
+      <w:pPr>
+        <w:spacing w:before="0" w:after="0"/>
+        <w:jc w:val="both"/>
+      </w:pPr>
+      <w:r>
+        <w:rPr>
+          <w:b/>
+          <w:i w:val="0"/>
+        </w:rPr>
+        <w:t>Bước 4: Kết luận, nhận định:</w:t>
+      </w:r>
+      <w:r>
+        <w:rPr>
+          <w:b w:val="0"/>
+          <w:i w:val="0"/>
+        </w:rPr>
+        <w:t xml:space="preserve"> HS viết lại đoạn chưa đạt; GV chấm theo rubric.</w:t>
       </w:r>
     </w:p>
     <w:p>
@@ -3446,7 +7251,7 @@
           <w:b/>
           <w:i w:val="0"/>
         </w:rPr>
-        <w:t>HẾT TIẾT 21 CHUYỂN SANG TIẾT 22</w:t>
+        <w:t>----------HẾT TIẾT 21 CHUYỂN SANG TIẾT 22----------</w:t>
       </w:r>
     </w:p>
     <w:p>
@@ -3495,23 +7300,98 @@
       </w:pPr>
       <w:r>
         <w:rPr>
-          <w:b w:val="0"/>
-          <w:i w:val="0"/>
-        </w:rPr>
-        <w:t>- Cung cấp thông tin chung về tác phẩm nghệ thuật (văn học, điện ảnh, âm nhạc, hội hoạ); nêu lí do chọn; trình bày cảm nhận, quan điểm cá nhân với lí lẽ, bằng chứng thuyết phục; tôn trọng những cách cảm nhận đa dạng.</w:t>
-      </w:r>
-    </w:p>
-    <w:p>
-      <w:pPr>
-        <w:spacing w:before="0" w:after="0"/>
-        <w:jc w:val="both"/>
-      </w:pPr>
-      <w:r>
-        <w:rPr>
-          <w:b w:val="0"/>
-          <w:i w:val="0"/>
-        </w:rPr>
-        <w:t>- Năng lực số: 6.3.NC1a (trình chiếu hình ảnh, âm thanh, video clip về tác phẩm); 2.1.NC1a.</w:t>
+          <w:b/>
+          <w:i w:val="0"/>
+        </w:rPr>
+        <w:t>1. Kiến thức:</w:t>
+      </w:r>
+      <w:r>
+        <w:rPr>
+          <w:b w:val="0"/>
+          <w:i w:val="0"/>
+        </w:rPr>
+        <w:t xml:space="preserve"> Cung cấp thông tin chung về tác phẩm nghệ thuật (văn học, điện ảnh, âm nhạc, hội hoạ); nêu lí do chọn; trình bày cảm nhận, quan điểm cá nhân với lí lẽ, bằng chứng thuyết phục; tôn trọng những cách cảm nhận đa dạng.</w:t>
+      </w:r>
+    </w:p>
+    <w:p>
+      <w:pPr>
+        <w:spacing w:before="0" w:after="0"/>
+        <w:jc w:val="both"/>
+      </w:pPr>
+      <w:r>
+        <w:rPr>
+          <w:b/>
+          <w:i w:val="0"/>
+        </w:rPr>
+        <w:t>2. Năng lực:</w:t>
+      </w:r>
+      <w:r>
+        <w:rPr>
+          <w:b w:val="0"/>
+          <w:i w:val="0"/>
+        </w:rPr>
+        <w:t xml:space="preserve"> Năng lực giao tiếp, hợp tác, thẩm mĩ.</w:t>
+      </w:r>
+    </w:p>
+    <w:p>
+      <w:pPr>
+        <w:spacing w:before="0" w:after="0"/>
+        <w:jc w:val="both"/>
+      </w:pPr>
+      <w:r>
+        <w:rPr>
+          <w:b/>
+          <w:i w:val="0"/>
+        </w:rPr>
+        <w:t>3. Năng lực số:</w:t>
+      </w:r>
+    </w:p>
+    <w:p>
+      <w:pPr>
+        <w:spacing w:before="0" w:after="0"/>
+        <w:jc w:val="both"/>
+      </w:pPr>
+      <w:r>
+        <w:rPr>
+          <w:b w:val="0"/>
+          <w:i w:val="0"/>
+          <w:color w:val="EE0000"/>
+        </w:rPr>
+        <w:t>- 6.3.NC1a: Trình chiếu hình ảnh, âm thanh, video clip về tác phẩm.</w:t>
+      </w:r>
+    </w:p>
+    <w:p>
+      <w:pPr>
+        <w:spacing w:before="0" w:after="0"/>
+        <w:jc w:val="both"/>
+      </w:pPr>
+      <w:r>
+        <w:rPr>
+          <w:b w:val="0"/>
+          <w:i w:val="0"/>
+          <w:color w:val="EE0000"/>
+        </w:rPr>
+        <w:t>- 2.1.NC1a: Chia sẻ, phản hồi trên Padlet có văn hoá.</w:t>
+      </w:r>
+    </w:p>
+    <w:p>
+      <w:pPr>
+        <w:spacing w:before="0" w:after="0"/>
+        <w:jc w:val="both"/>
+      </w:pPr>
+      <w:r>
+        <w:rPr>
+          <w:b/>
+          <w:i w:val="0"/>
+        </w:rPr>
+        <w:t>4. Phẩm chất:</w:t>
+      </w:r>
+      <w:r>
+        <w:rPr>
+          <w:b w:val="0"/>
+          <w:i w:val="0"/>
+        </w:rPr>
+        <w:t xml:space="preserve"> Trân trọng cái đẹp, tôn trọng người nghe.</w:t>
       </w:r>
     </w:p>
     <w:p>
@@ -3524,72 +7404,1070 @@
           <w:b/>
           <w:i w:val="0"/>
         </w:rPr>
-        <w:t>II. TIẾN TRÌNH DẠY HỌC</w:t>
-      </w:r>
-    </w:p>
-    <w:p>
-      <w:pPr>
-        <w:spacing w:before="0" w:after="0"/>
-        <w:jc w:val="both"/>
-      </w:pPr>
-      <w:r>
-        <w:rPr>
-          <w:b w:val="0"/>
-          <w:i w:val="0"/>
-        </w:rPr>
-        <w:t>- Hoạt động 1 (5 phút): GV nêu yêu cầu, tiêu chí.</w:t>
-      </w:r>
-    </w:p>
-    <w:p>
-      <w:pPr>
-        <w:spacing w:before="0" w:after="0"/>
-        <w:jc w:val="both"/>
-      </w:pPr>
-      <w:r>
-        <w:rPr>
-          <w:b w:val="0"/>
-          <w:i w:val="0"/>
-        </w:rPr>
-        <w:t>- Hoạt động 2 (10 phút): HS chuẩn bị nói theo bố cục Nhận diện → Tìm hiểu → Đánh giá → Đề xuất cách tiếp nhận.</w:t>
-      </w:r>
-    </w:p>
-    <w:p>
-      <w:pPr>
-        <w:spacing w:before="0" w:after="0"/>
-        <w:jc w:val="both"/>
-      </w:pPr>
-      <w:r>
-        <w:rPr>
-          <w:b w:val="0"/>
-          <w:i w:val="0"/>
-        </w:rPr>
-        <w:t>- Hoạt động 3 (25 phút): 3 – 4 HS trình bày (Mở đầu – Triển khai – Kết luận); người nghe đặt câu hỏi, đánh giá theo bảng.</w:t>
-      </w:r>
-    </w:p>
-    <w:p>
-      <w:pPr>
-        <w:spacing w:before="0" w:after="0"/>
-        <w:jc w:val="both"/>
-      </w:pPr>
-      <w:r>
-        <w:rPr>
-          <w:b w:val="0"/>
-          <w:i w:val="0"/>
-        </w:rPr>
-        <w:t>- Hoạt động 4 (5 phút): HS đăng bài giới thiệu lên Padlet lớp; đọc văn bản ở phần Thực hành đọc cuối Bài 2 (SGK).</w:t>
-      </w:r>
-    </w:p>
-    <w:p>
-      <w:pPr>
-        <w:spacing w:before="0" w:after="0"/>
-        <w:jc w:val="both"/>
-      </w:pPr>
-      <w:r>
-        <w:rPr>
-          <w:b/>
-          <w:i w:val="0"/>
-        </w:rPr>
-        <w:t>* CỦNG CỐ CUỐI BÀI (Sơ đồ tư duy): GV chiếu sơ đồ tư duy Bài 2, HS nêu nội dung từng nhánh.</w:t>
+        <w:t>II. THIẾT BỊ DẠY HỌC VÀ HỌC LIỆU</w:t>
+      </w:r>
+    </w:p>
+    <w:p>
+      <w:pPr>
+        <w:spacing w:before="0" w:after="0"/>
+        <w:jc w:val="both"/>
+      </w:pPr>
+      <w:r>
+        <w:rPr>
+          <w:b/>
+          <w:i w:val="0"/>
+        </w:rPr>
+        <w:t>1. Thiết bị:</w:t>
+      </w:r>
+      <w:r>
+        <w:rPr>
+          <w:b w:val="0"/>
+          <w:i w:val="0"/>
+        </w:rPr>
+        <w:t xml:space="preserve"> Máy chiếu, loa, </w:t>
+      </w:r>
+      <w:r>
+        <w:rPr>
+          <w:b w:val="0"/>
+          <w:i w:val="0"/>
+          <w:color w:val="EE0000"/>
+        </w:rPr>
+        <w:t>máy tính, điện thoại thông minh (nếu điều kiện cho phép) có kết nối Internet.</w:t>
+      </w:r>
+    </w:p>
+    <w:p>
+      <w:pPr>
+        <w:spacing w:before="0" w:after="0"/>
+        <w:jc w:val="both"/>
+      </w:pPr>
+      <w:r>
+        <w:rPr>
+          <w:b/>
+          <w:i w:val="0"/>
+        </w:rPr>
+        <w:t>2. Học liệu:</w:t>
+      </w:r>
+      <w:r>
+        <w:rPr>
+          <w:b w:val="0"/>
+          <w:i w:val="0"/>
+        </w:rPr>
+        <w:t xml:space="preserve"> SGK tr.71 – 73.</w:t>
+      </w:r>
+    </w:p>
+    <w:p>
+      <w:pPr>
+        <w:spacing w:before="60" w:after="0"/>
+        <w:jc w:val="both"/>
+      </w:pPr>
+      <w:r>
+        <w:rPr>
+          <w:b/>
+          <w:i w:val="0"/>
+        </w:rPr>
+        <w:t>III. TIẾN TRÌNH DẠY HỌC</w:t>
+      </w:r>
+    </w:p>
+    <w:p>
+      <w:pPr>
+        <w:spacing w:before="0" w:after="0"/>
+        <w:jc w:val="both"/>
+      </w:pPr>
+      <w:r>
+        <w:rPr>
+          <w:b/>
+          <w:i w:val="0"/>
+        </w:rPr>
+        <w:t>Hoạt động 1: Mở đầu – Chuẩn bị nói (Dự kiến thời gian: 10 phút)</w:t>
+      </w:r>
+    </w:p>
+    <w:p>
+      <w:pPr>
+        <w:spacing w:before="0" w:after="0"/>
+        <w:jc w:val="both"/>
+      </w:pPr>
+      <w:r>
+        <w:rPr>
+          <w:b/>
+          <w:i w:val="0"/>
+        </w:rPr>
+        <w:t>a) Mục tiêu:</w:t>
+      </w:r>
+      <w:r>
+        <w:rPr>
+          <w:b w:val="0"/>
+          <w:i w:val="0"/>
+        </w:rPr>
+        <w:t xml:space="preserve"> Lựa chọn tác phẩm, lập dàn ý nói.</w:t>
+      </w:r>
+    </w:p>
+    <w:p>
+      <w:pPr>
+        <w:spacing w:before="0" w:after="0"/>
+        <w:jc w:val="both"/>
+      </w:pPr>
+      <w:r>
+        <w:rPr>
+          <w:b/>
+          <w:i w:val="0"/>
+        </w:rPr>
+        <w:t>b) Nội dung:</w:t>
+      </w:r>
+      <w:r>
+        <w:rPr>
+          <w:b w:val="0"/>
+          <w:i w:val="0"/>
+        </w:rPr>
+        <w:t xml:space="preserve"> Bố cục Nhận diện → Tìm hiểu → Đánh giá → Đề xuất cách tiếp nhận.</w:t>
+      </w:r>
+    </w:p>
+    <w:p>
+      <w:pPr>
+        <w:spacing w:before="0" w:after="0"/>
+        <w:jc w:val="both"/>
+      </w:pPr>
+      <w:r>
+        <w:rPr>
+          <w:b/>
+          <w:i w:val="0"/>
+        </w:rPr>
+        <w:t>c) Sản phẩm:</w:t>
+      </w:r>
+      <w:r>
+        <w:rPr>
+          <w:b w:val="0"/>
+          <w:i w:val="0"/>
+        </w:rPr>
+        <w:t xml:space="preserve"> Dàn ý nói.</w:t>
+      </w:r>
+    </w:p>
+    <w:p>
+      <w:pPr>
+        <w:spacing w:before="0" w:after="0"/>
+        <w:jc w:val="both"/>
+      </w:pPr>
+      <w:r>
+        <w:rPr>
+          <w:b/>
+          <w:i w:val="0"/>
+        </w:rPr>
+        <w:t>d) Tổ chức thực hiện</w:t>
+      </w:r>
+    </w:p>
+    <w:p>
+      <w:pPr>
+        <w:spacing w:before="0" w:after="0"/>
+        <w:jc w:val="both"/>
+      </w:pPr>
+      <w:r>
+        <w:rPr>
+          <w:b/>
+          <w:i w:val="0"/>
+        </w:rPr>
+        <w:t>Bước 1: Giao nhiệm vụ học tập:</w:t>
+      </w:r>
+      <w:r>
+        <w:rPr>
+          <w:b w:val="0"/>
+          <w:i w:val="0"/>
+        </w:rPr>
+        <w:t xml:space="preserve"> GV nêu yêu cầu, tiêu chí.</w:t>
+      </w:r>
+    </w:p>
+    <w:p>
+      <w:pPr>
+        <w:spacing w:before="0" w:after="0"/>
+        <w:jc w:val="both"/>
+      </w:pPr>
+      <w:r>
+        <w:rPr>
+          <w:b/>
+          <w:i w:val="0"/>
+        </w:rPr>
+        <w:t>Bước 2: Thực hiện nhiệm vụ:</w:t>
+      </w:r>
+      <w:r>
+        <w:rPr>
+          <w:b w:val="0"/>
+          <w:i w:val="0"/>
+        </w:rPr>
+        <w:t xml:space="preserve"> HS rà soát dàn ý, tư liệu minh hoạ.</w:t>
+      </w:r>
+    </w:p>
+    <w:p>
+      <w:pPr>
+        <w:spacing w:before="0" w:after="0"/>
+        <w:jc w:val="both"/>
+      </w:pPr>
+      <w:r>
+        <w:rPr>
+          <w:b/>
+          <w:i w:val="0"/>
+        </w:rPr>
+        <w:t>Bước 3: Báo cáo, thảo luận:</w:t>
+      </w:r>
+      <w:r>
+        <w:rPr>
+          <w:b w:val="0"/>
+          <w:i w:val="0"/>
+        </w:rPr>
+        <w:t xml:space="preserve"> HS đăng kí trình bày.</w:t>
+      </w:r>
+    </w:p>
+    <w:p>
+      <w:pPr>
+        <w:spacing w:before="0" w:after="0"/>
+        <w:jc w:val="both"/>
+      </w:pPr>
+      <w:r>
+        <w:rPr>
+          <w:b/>
+          <w:i w:val="0"/>
+        </w:rPr>
+        <w:t>Bước 4: Kết luận, nhận định:</w:t>
+      </w:r>
+      <w:r>
+        <w:rPr>
+          <w:b w:val="0"/>
+          <w:i w:val="0"/>
+        </w:rPr>
+        <w:t xml:space="preserve"> GV nhận xét.</w:t>
+      </w:r>
+    </w:p>
+    <w:p>
+      <w:pPr>
+        <w:spacing w:before="0" w:after="0"/>
+        <w:jc w:val="both"/>
+      </w:pPr>
+      <w:r>
+        <w:rPr>
+          <w:b/>
+          <w:i w:val="0"/>
+        </w:rPr>
+        <w:t>Hoạt động 2: Thực hành nói (Dự kiến thời gian: 20 phút)</w:t>
+      </w:r>
+    </w:p>
+    <w:p>
+      <w:pPr>
+        <w:spacing w:before="0" w:after="0"/>
+        <w:jc w:val="both"/>
+      </w:pPr>
+      <w:r>
+        <w:rPr>
+          <w:b/>
+          <w:i w:val="0"/>
+        </w:rPr>
+        <w:t>a) Mục tiêu:</w:t>
+      </w:r>
+      <w:r>
+        <w:rPr>
+          <w:b w:val="0"/>
+          <w:i w:val="0"/>
+        </w:rPr>
+        <w:t xml:space="preserve"> Giới thiệu tác phẩm hấp dẫn, thuyết phục.</w:t>
+      </w:r>
+    </w:p>
+    <w:p>
+      <w:pPr>
+        <w:spacing w:before="0" w:after="0"/>
+        <w:jc w:val="both"/>
+      </w:pPr>
+      <w:r>
+        <w:rPr>
+          <w:b/>
+          <w:i w:val="0"/>
+        </w:rPr>
+        <w:t>b) Nội dung:</w:t>
+      </w:r>
+      <w:r>
+        <w:rPr>
+          <w:b w:val="0"/>
+          <w:i w:val="0"/>
+        </w:rPr>
+        <w:t xml:space="preserve"> 3 – 4 HS trình bày (Mở đầu – Triển khai – Kết luận).</w:t>
+      </w:r>
+    </w:p>
+    <w:p>
+      <w:pPr>
+        <w:spacing w:before="0" w:after="0"/>
+        <w:jc w:val="both"/>
+      </w:pPr>
+      <w:r>
+        <w:rPr>
+          <w:b/>
+          <w:i w:val="0"/>
+        </w:rPr>
+        <w:t>c) Sản phẩm:</w:t>
+      </w:r>
+      <w:r>
+        <w:rPr>
+          <w:b w:val="0"/>
+          <w:i w:val="0"/>
+        </w:rPr>
+        <w:t xml:space="preserve"> Bài nói.</w:t>
+      </w:r>
+    </w:p>
+    <w:p>
+      <w:pPr>
+        <w:spacing w:before="0" w:after="0"/>
+        <w:jc w:val="both"/>
+      </w:pPr>
+      <w:r>
+        <w:rPr>
+          <w:b/>
+          <w:i w:val="0"/>
+        </w:rPr>
+        <w:t>d) Tổ chức thực hiện</w:t>
+      </w:r>
+    </w:p>
+    <w:p>
+      <w:pPr>
+        <w:spacing w:before="0" w:after="0"/>
+        <w:jc w:val="both"/>
+      </w:pPr>
+      <w:r>
+        <w:rPr>
+          <w:b/>
+          <w:i w:val="0"/>
+        </w:rPr>
+        <w:t>Bước 1: Giao nhiệm vụ học tập:</w:t>
+      </w:r>
+      <w:r>
+        <w:rPr>
+          <w:b w:val="0"/>
+          <w:i w:val="0"/>
+        </w:rPr>
+        <w:t xml:space="preserve"> GV mời HS trình bày.</w:t>
+      </w:r>
+    </w:p>
+    <w:p>
+      <w:pPr>
+        <w:spacing w:before="0" w:after="0"/>
+        <w:jc w:val="both"/>
+      </w:pPr>
+      <w:r>
+        <w:rPr>
+          <w:b w:val="0"/>
+          <w:i w:val="0"/>
+          <w:color w:val="EE0000"/>
+        </w:rPr>
+        <w:t>[6.3.NC1a: HS trình chiếu hình ảnh, âm thanh minh hoạ.]</w:t>
+      </w:r>
+    </w:p>
+    <w:p>
+      <w:pPr>
+        <w:spacing w:before="0" w:after="0"/>
+        <w:jc w:val="both"/>
+      </w:pPr>
+      <w:r>
+        <w:rPr>
+          <w:b/>
+          <w:i w:val="0"/>
+        </w:rPr>
+        <w:t>Bước 2: Thực hiện nhiệm vụ:</w:t>
+      </w:r>
+      <w:r>
+        <w:rPr>
+          <w:b w:val="0"/>
+          <w:i w:val="0"/>
+        </w:rPr>
+        <w:t xml:space="preserve"> HS trình bày; người nghe ghi chép.</w:t>
+      </w:r>
+    </w:p>
+    <w:p>
+      <w:pPr>
+        <w:spacing w:before="0" w:after="0"/>
+        <w:jc w:val="both"/>
+      </w:pPr>
+      <w:r>
+        <w:rPr>
+          <w:b/>
+          <w:i w:val="0"/>
+        </w:rPr>
+        <w:t>Bước 3: Báo cáo, thảo luận:</w:t>
+      </w:r>
+      <w:r>
+        <w:rPr>
+          <w:b w:val="0"/>
+          <w:i w:val="0"/>
+        </w:rPr>
+        <w:t xml:space="preserve"> Người nghe nêu vấn đề muốn làm rõ, quan điểm khác; người nói làm rõ, trao đổi cầu thị.</w:t>
+      </w:r>
+    </w:p>
+    <w:p>
+      <w:pPr>
+        <w:spacing w:before="0" w:after="0"/>
+        <w:jc w:val="both"/>
+      </w:pPr>
+      <w:r>
+        <w:rPr>
+          <w:b/>
+          <w:i w:val="0"/>
+        </w:rPr>
+        <w:t>Bước 4: Kết luận, nhận định:</w:t>
+      </w:r>
+      <w:r>
+        <w:rPr>
+          <w:b w:val="0"/>
+          <w:i w:val="0"/>
+        </w:rPr>
+        <w:t xml:space="preserve"> GV nhận xét.</w:t>
+      </w:r>
+    </w:p>
+    <w:p>
+      <w:pPr>
+        <w:spacing w:before="0" w:after="0"/>
+        <w:jc w:val="both"/>
+      </w:pPr>
+      <w:r>
+        <w:rPr>
+          <w:b/>
+          <w:i w:val="0"/>
+        </w:rPr>
+        <w:t>Hoạt động 3: Trao đổi, đánh giá (Dự kiến thời gian: 10 phút)</w:t>
+      </w:r>
+    </w:p>
+    <w:p>
+      <w:pPr>
+        <w:spacing w:before="0" w:after="0"/>
+        <w:jc w:val="both"/>
+      </w:pPr>
+      <w:r>
+        <w:rPr>
+          <w:b/>
+          <w:i w:val="0"/>
+        </w:rPr>
+        <w:t>a) Mục tiêu:</w:t>
+      </w:r>
+      <w:r>
+        <w:rPr>
+          <w:b w:val="0"/>
+          <w:i w:val="0"/>
+        </w:rPr>
+        <w:t xml:space="preserve"> Tự đánh giá, đánh giá đồng đẳng.</w:t>
+      </w:r>
+    </w:p>
+    <w:p>
+      <w:pPr>
+        <w:spacing w:before="0" w:after="0"/>
+        <w:jc w:val="both"/>
+      </w:pPr>
+      <w:r>
+        <w:rPr>
+          <w:b/>
+          <w:i w:val="0"/>
+        </w:rPr>
+        <w:t>b) Nội dung:</w:t>
+      </w:r>
+      <w:r>
+        <w:rPr>
+          <w:b w:val="0"/>
+          <w:i w:val="0"/>
+        </w:rPr>
+        <w:t xml:space="preserve"> Bảng đánh giá 6 tiêu chí (SGK tr.73).</w:t>
+      </w:r>
+    </w:p>
+    <w:p>
+      <w:pPr>
+        <w:spacing w:before="0" w:after="0"/>
+        <w:jc w:val="both"/>
+      </w:pPr>
+      <w:r>
+        <w:rPr>
+          <w:b/>
+          <w:i w:val="0"/>
+        </w:rPr>
+        <w:t>c) Sản phẩm:</w:t>
+      </w:r>
+      <w:r>
+        <w:rPr>
+          <w:b w:val="0"/>
+          <w:i w:val="0"/>
+        </w:rPr>
+        <w:t xml:space="preserve"> Phiếu đánh giá.</w:t>
+      </w:r>
+    </w:p>
+    <w:p>
+      <w:pPr>
+        <w:spacing w:before="0" w:after="0"/>
+        <w:jc w:val="both"/>
+      </w:pPr>
+      <w:r>
+        <w:rPr>
+          <w:b/>
+          <w:i w:val="0"/>
+        </w:rPr>
+        <w:t>d) Tổ chức thực hiện</w:t>
+      </w:r>
+    </w:p>
+    <w:p>
+      <w:pPr>
+        <w:spacing w:before="0" w:after="0"/>
+        <w:jc w:val="both"/>
+      </w:pPr>
+      <w:r>
+        <w:rPr>
+          <w:b/>
+          <w:i w:val="0"/>
+        </w:rPr>
+        <w:t>Bước 1: Giao nhiệm vụ học tập:</w:t>
+      </w:r>
+      <w:r>
+        <w:rPr>
+          <w:b w:val="0"/>
+          <w:i w:val="0"/>
+        </w:rPr>
+        <w:t xml:space="preserve"> HS đánh giá theo bảng (Phụ lục).</w:t>
+      </w:r>
+    </w:p>
+    <w:p>
+      <w:pPr>
+        <w:spacing w:before="0" w:after="0"/>
+        <w:jc w:val="both"/>
+      </w:pPr>
+      <w:r>
+        <w:rPr>
+          <w:b w:val="0"/>
+          <w:i w:val="0"/>
+          <w:color w:val="EE0000"/>
+        </w:rPr>
+        <w:t>- HS đăng bài giới thiệu, nhận xét lên Padlet lớp.</w:t>
+      </w:r>
+    </w:p>
+    <w:p>
+      <w:pPr>
+        <w:spacing w:before="0" w:after="0"/>
+        <w:jc w:val="both"/>
+      </w:pPr>
+      <w:r>
+        <w:rPr>
+          <w:b/>
+          <w:i w:val="0"/>
+        </w:rPr>
+        <w:t>Bước 2: Thực hiện nhiệm vụ:</w:t>
+      </w:r>
+      <w:r>
+        <w:rPr>
+          <w:b w:val="0"/>
+          <w:i w:val="0"/>
+        </w:rPr>
+        <w:t xml:space="preserve"> HS chấm.</w:t>
+      </w:r>
+    </w:p>
+    <w:p>
+      <w:pPr>
+        <w:spacing w:before="0" w:after="0"/>
+        <w:jc w:val="both"/>
+      </w:pPr>
+      <w:r>
+        <w:rPr>
+          <w:b/>
+          <w:i w:val="0"/>
+        </w:rPr>
+        <w:t>Bước 3: Báo cáo, thảo luận:</w:t>
+      </w:r>
+      <w:r>
+        <w:rPr>
+          <w:b w:val="0"/>
+          <w:i w:val="0"/>
+        </w:rPr>
+        <w:t xml:space="preserve"> 2 HS chia sẻ.</w:t>
+      </w:r>
+    </w:p>
+    <w:p>
+      <w:pPr>
+        <w:spacing w:before="0" w:after="0"/>
+        <w:jc w:val="both"/>
+      </w:pPr>
+      <w:r>
+        <w:rPr>
+          <w:b/>
+          <w:i w:val="0"/>
+        </w:rPr>
+        <w:t>Bước 4: Kết luận, nhận định:</w:t>
+      </w:r>
+      <w:r>
+        <w:rPr>
+          <w:b w:val="0"/>
+          <w:i w:val="0"/>
+        </w:rPr>
+        <w:t xml:space="preserve"> GV tổng kết.</w:t>
+      </w:r>
+    </w:p>
+    <w:p>
+      <w:pPr>
+        <w:spacing w:before="0" w:after="0"/>
+        <w:jc w:val="both"/>
+      </w:pPr>
+      <w:r>
+        <w:rPr>
+          <w:b w:val="0"/>
+          <w:i w:val="0"/>
+          <w:color w:val="EE0000"/>
+        </w:rPr>
+        <w:t>[2.1.NC1a: HS phản hồi trên Padlet có văn hoá.]</w:t>
+      </w:r>
+    </w:p>
+    <w:p>
+      <w:pPr>
+        <w:spacing w:before="0" w:after="0"/>
+        <w:jc w:val="both"/>
+      </w:pPr>
+      <w:r>
+        <w:rPr>
+          <w:b/>
+          <w:i w:val="0"/>
+        </w:rPr>
+        <w:t>Hoạt động 4: Vận dụng – Củng cố, mở rộng và Thực hành đọc (Dự kiến thời gian: 5 phút, HS làm ở nhà)</w:t>
+      </w:r>
+    </w:p>
+    <w:p>
+      <w:pPr>
+        <w:spacing w:before="0" w:after="0"/>
+        <w:jc w:val="both"/>
+      </w:pPr>
+      <w:r>
+        <w:rPr>
+          <w:b/>
+          <w:i w:val="0"/>
+        </w:rPr>
+        <w:t>a) Mục tiêu:</w:t>
+      </w:r>
+      <w:r>
+        <w:rPr>
+          <w:b w:val="0"/>
+          <w:i w:val="0"/>
+        </w:rPr>
+        <w:t xml:space="preserve"> Hệ thống hoá kiến thức; vận dụng kĩ năng đọc.</w:t>
+      </w:r>
+    </w:p>
+    <w:p>
+      <w:pPr>
+        <w:spacing w:before="0" w:after="0"/>
+        <w:jc w:val="both"/>
+      </w:pPr>
+      <w:r>
+        <w:rPr>
+          <w:b/>
+          <w:i w:val="0"/>
+        </w:rPr>
+        <w:t>b) Nội dung:</w:t>
+      </w:r>
+      <w:r>
+        <w:rPr>
+          <w:b w:val="0"/>
+          <w:i w:val="0"/>
+        </w:rPr>
+        <w:t xml:space="preserve"> Củng cố, mở rộng (SGK tr.73) và Thực hành đọc Thời gian (Văn Cao, SGK tr.74).</w:t>
+      </w:r>
+    </w:p>
+    <w:p>
+      <w:pPr>
+        <w:spacing w:before="0" w:after="0"/>
+        <w:jc w:val="both"/>
+      </w:pPr>
+      <w:r>
+        <w:rPr>
+          <w:b/>
+          <w:i w:val="0"/>
+        </w:rPr>
+        <w:t>c) Sản phẩm:</w:t>
+      </w:r>
+      <w:r>
+        <w:rPr>
+          <w:b w:val="0"/>
+          <w:i w:val="0"/>
+        </w:rPr>
+        <w:t xml:space="preserve"> Câu trả lời của HS; gợi ý:</w:t>
+      </w:r>
+    </w:p>
+    <w:tbl>
+      <w:tblPr>
+        <w:tblStyle w:val="TableGrid"/>
+        <w:tblW w:type="auto" w:w="0"/>
+        <w:jc w:val="center"/>
+        <w:tblLayout w:type="fixed"/>
+        <w:tblLook w:firstColumn="1" w:firstRow="1" w:lastColumn="0" w:lastRow="0" w:noHBand="0" w:noVBand="1" w:val="04A0"/>
+      </w:tblPr>
+      <w:tblGrid>
+        <w:gridCol w:w="4961"/>
+        <w:gridCol w:w="4961"/>
+      </w:tblGrid>
+      <w:tr>
+        <w:tc>
+          <w:tcPr>
+            <w:tcW w:type="dxa" w:w="4961"/>
+            <w:shd w:val="clear" w:color="auto" w:fill="DCE6F2"/>
+          </w:tcPr>
+          <w:p>
+            <w:pPr>
+              <w:spacing w:before="80" w:after="0"/>
+              <w:jc w:val="center"/>
+            </w:pPr>
+            <w:r>
+              <w:rPr>
+                <w:b/>
+                <w:i w:val="0"/>
+              </w:rPr>
+              <w:t>Câu hỏi</w:t>
+            </w:r>
+          </w:p>
+        </w:tc>
+        <w:tc>
+          <w:tcPr>
+            <w:tcW w:type="dxa" w:w="4961"/>
+            <w:shd w:val="clear" w:color="auto" w:fill="DCE6F2"/>
+          </w:tcPr>
+          <w:p>
+            <w:pPr>
+              <w:spacing w:before="80" w:after="0"/>
+              <w:jc w:val="center"/>
+            </w:pPr>
+            <w:r>
+              <w:rPr>
+                <w:b/>
+                <w:i w:val="0"/>
+              </w:rPr>
+              <w:t>Gợi ý trả lời</w:t>
+            </w:r>
+          </w:p>
+        </w:tc>
+      </w:tr>
+      <w:tr>
+        <w:tc>
+          <w:tcPr>
+            <w:tcW w:type="dxa" w:w="4961"/>
+          </w:tcPr>
+          <w:p>
+            <w:pPr>
+              <w:spacing w:before="0" w:after="0"/>
+              <w:jc w:val="both"/>
+            </w:pPr>
+            <w:r>
+              <w:rPr>
+                <w:b w:val="0"/>
+                <w:i w:val="0"/>
+              </w:rPr>
+              <w:t>1. Hiểu biết mới về thơ</w:t>
+            </w:r>
+          </w:p>
+        </w:tc>
+        <w:tc>
+          <w:tcPr>
+            <w:tcW w:type="dxa" w:w="4961"/>
+          </w:tcPr>
+          <w:p>
+            <w:pPr>
+              <w:spacing w:before="0" w:after="0"/>
+              <w:jc w:val="both"/>
+            </w:pPr>
+            <w:r>
+              <w:rPr>
+                <w:b w:val="0"/>
+                <w:i w:val="0"/>
+              </w:rPr>
+              <w:t>Cấu tứ, tứ thơ; yếu tố tượng trưng; tính đa nghĩa của ngôn ngữ thơ</w:t>
+            </w:r>
+          </w:p>
+        </w:tc>
+      </w:tr>
+      <w:tr>
+        <w:tc>
+          <w:tcPr>
+            <w:tcW w:type="dxa" w:w="4961"/>
+          </w:tcPr>
+          <w:p>
+            <w:pPr>
+              <w:spacing w:before="0" w:after="0"/>
+              <w:jc w:val="both"/>
+            </w:pPr>
+            <w:r>
+              <w:rPr>
+                <w:b w:val="0"/>
+                <w:i w:val="0"/>
+              </w:rPr>
+              <w:t>2. Ý nghĩa của tìm hiểu cấu tứ</w:t>
+            </w:r>
+          </w:p>
+        </w:tc>
+        <w:tc>
+          <w:tcPr>
+            <w:tcW w:type="dxa" w:w="4961"/>
+          </w:tcPr>
+          <w:p>
+            <w:pPr>
+              <w:spacing w:before="0" w:after="0"/>
+              <w:jc w:val="both"/>
+            </w:pPr>
+            <w:r>
+              <w:rPr>
+                <w:b w:val="0"/>
+                <w:i w:val="0"/>
+              </w:rPr>
+              <w:t>Nắm được hướng triển khai hình tượng, mạch cảm xúc, tính chỉnh thể của bài thơ</w:t>
+            </w:r>
+          </w:p>
+        </w:tc>
+      </w:tr>
+      <w:tr>
+        <w:tc>
+          <w:tcPr>
+            <w:tcW w:type="dxa" w:w="4961"/>
+          </w:tcPr>
+          <w:p>
+            <w:pPr>
+              <w:spacing w:before="0" w:after="0"/>
+              <w:jc w:val="both"/>
+            </w:pPr>
+            <w:r>
+              <w:rPr>
+                <w:b w:val="0"/>
+                <w:i w:val="0"/>
+              </w:rPr>
+              <w:t>3. Nhận diện yếu tố tượng trưng</w:t>
+            </w:r>
+          </w:p>
+        </w:tc>
+        <w:tc>
+          <w:tcPr>
+            <w:tcW w:type="dxa" w:w="4961"/>
+          </w:tcPr>
+          <w:p>
+            <w:pPr>
+              <w:spacing w:before="0" w:after="0"/>
+              <w:jc w:val="both"/>
+            </w:pPr>
+            <w:r>
+              <w:rPr>
+                <w:b w:val="0"/>
+                <w:i w:val="0"/>
+              </w:rPr>
+              <w:t>Hình ảnh nhiều tầng nghĩa, phối hợp âm thanh – nhịp điệu, hoà trộn giác quan (Tràng giang, Con đường mùa đông…)</w:t>
+            </w:r>
+          </w:p>
+        </w:tc>
+      </w:tr>
+      <w:tr>
+        <w:tc>
+          <w:tcPr>
+            <w:tcW w:type="dxa" w:w="4961"/>
+          </w:tcPr>
+          <w:p>
+            <w:pPr>
+              <w:spacing w:before="0" w:after="0"/>
+              <w:jc w:val="both"/>
+            </w:pPr>
+            <w:r>
+              <w:rPr>
+                <w:b w:val="0"/>
+                <w:i w:val="0"/>
+              </w:rPr>
+              <w:t>4. Phân tích bài thơ có yếu tố tượng trưng</w:t>
+            </w:r>
+          </w:p>
+        </w:tc>
+        <w:tc>
+          <w:tcPr>
+            <w:tcW w:type="dxa" w:w="4961"/>
+          </w:tcPr>
+          <w:p>
+            <w:pPr>
+              <w:spacing w:before="0" w:after="0"/>
+              <w:jc w:val="both"/>
+            </w:pPr>
+            <w:r>
+              <w:rPr>
+                <w:b w:val="0"/>
+                <w:i w:val="0"/>
+              </w:rPr>
+              <w:t>HS tự chọn, viết đoạn/bài ngắn</w:t>
+            </w:r>
+          </w:p>
+        </w:tc>
+      </w:tr>
+      <w:tr>
+        <w:tc>
+          <w:tcPr>
+            <w:tcW w:type="dxa" w:w="4961"/>
+          </w:tcPr>
+          <w:p>
+            <w:pPr>
+              <w:spacing w:before="0" w:after="0"/>
+              <w:jc w:val="both"/>
+            </w:pPr>
+            <w:r>
+              <w:rPr>
+                <w:b w:val="0"/>
+                <w:i w:val="0"/>
+              </w:rPr>
+              <w:t>5. Dàn ý thuyết trình tác phẩm nghệ thuật</w:t>
+            </w:r>
+          </w:p>
+        </w:tc>
+        <w:tc>
+          <w:tcPr>
+            <w:tcW w:type="dxa" w:w="4961"/>
+          </w:tcPr>
+          <w:p>
+            <w:pPr>
+              <w:spacing w:before="0" w:after="0"/>
+              <w:jc w:val="both"/>
+            </w:pPr>
+            <w:r>
+              <w:rPr>
+                <w:b w:val="0"/>
+                <w:i w:val="0"/>
+              </w:rPr>
+              <w:t>Nhận diện – Tìm hiểu – Đánh giá – Đề xuất cách tiếp nhận</w:t>
+            </w:r>
+          </w:p>
+        </w:tc>
+      </w:tr>
+    </w:tbl>
+    <w:p>
+      <w:pPr>
+        <w:spacing w:before="0" w:after="0"/>
+        <w:jc w:val="both"/>
+      </w:pPr>
+    </w:p>
+    <w:p>
+      <w:pPr>
+        <w:spacing w:before="0" w:after="0"/>
+        <w:jc w:val="both"/>
+      </w:pPr>
+      <w:r>
+        <w:rPr>
+          <w:b/>
+          <w:i w:val="0"/>
+        </w:rPr>
+        <w:t>Thực hành đọc – Thời gian (Văn Cao):</w:t>
+      </w:r>
+      <w:r>
+        <w:rPr>
+          <w:b w:val="0"/>
+          <w:i w:val="0"/>
+        </w:rPr>
+        <w:t xml:space="preserve"> thể thơ tự do, câu thơ ngắn, ngắt dòng bậc thang; cấu tứ đối lập: thời gian “qua kẽ tay”, làm khô lá, kỉ niệm “rơi như tiếng sỏi trong lòng giếng cạn” – những câu thơ, bài hát “còn xanh”, “đôi mắt em như hai giếng nước”; tượng trưng: “giếng cạn” – sự tàn phai, “giếng nước” – tình yêu tươi mát; suy ngẫm: nghệ thuật và tình yêu chiến thắng sự tàn phá của thời gian.</w:t>
+      </w:r>
+    </w:p>
+    <w:p>
+      <w:pPr>
+        <w:spacing w:before="0" w:after="0"/>
+        <w:jc w:val="both"/>
+      </w:pPr>
+      <w:r>
+        <w:rPr>
+          <w:b/>
+          <w:i w:val="0"/>
+        </w:rPr>
+        <w:t>d) Tổ chức thực hiện</w:t>
+      </w:r>
+    </w:p>
+    <w:p>
+      <w:pPr>
+        <w:spacing w:before="0" w:after="0"/>
+        <w:jc w:val="both"/>
+      </w:pPr>
+      <w:r>
+        <w:rPr>
+          <w:b/>
+          <w:i w:val="0"/>
+        </w:rPr>
+        <w:t>Bước 1: Giao nhiệm vụ học tập:</w:t>
+      </w:r>
+      <w:r>
+        <w:rPr>
+          <w:b w:val="0"/>
+          <w:i w:val="0"/>
+        </w:rPr>
+        <w:t xml:space="preserve"> GV giao: trả lời 5 câu Củng cố, mở rộng vào vở; đọc Thời gian theo 3 lưu ý SGK.</w:t>
+      </w:r>
+    </w:p>
+    <w:p>
+      <w:pPr>
+        <w:spacing w:before="0" w:after="0"/>
+        <w:jc w:val="both"/>
+      </w:pPr>
+      <w:r>
+        <w:rPr>
+          <w:b w:val="0"/>
+          <w:i w:val="0"/>
+          <w:color w:val="EE0000"/>
+        </w:rPr>
+        <w:t>[1.1.NC1a: HS tìm hiểu thêm về Văn Cao trên nguồn chính thống.]</w:t>
+      </w:r>
+    </w:p>
+    <w:p>
+      <w:pPr>
+        <w:spacing w:before="0" w:after="0"/>
+        <w:jc w:val="both"/>
+      </w:pPr>
+      <w:r>
+        <w:rPr>
+          <w:b/>
+          <w:i w:val="0"/>
+        </w:rPr>
+        <w:t>Bước 2: Thực hiện nhiệm vụ:</w:t>
+      </w:r>
+      <w:r>
+        <w:rPr>
+          <w:b w:val="0"/>
+          <w:i w:val="0"/>
+        </w:rPr>
+        <w:t xml:space="preserve"> HS làm ở nhà.</w:t>
+      </w:r>
+    </w:p>
+    <w:p>
+      <w:pPr>
+        <w:spacing w:before="0" w:after="0"/>
+        <w:jc w:val="both"/>
+      </w:pPr>
+      <w:r>
+        <w:rPr>
+          <w:b/>
+          <w:i w:val="0"/>
+        </w:rPr>
+        <w:t>Bước 3: Báo cáo, thảo luận:</w:t>
+      </w:r>
+      <w:r>
+        <w:rPr>
+          <w:b w:val="0"/>
+          <w:i w:val="0"/>
+        </w:rPr>
+        <w:t xml:space="preserve"> Kiểm tra đầu tiết học bài mới.</w:t>
+      </w:r>
+    </w:p>
+    <w:p>
+      <w:pPr>
+        <w:spacing w:before="0" w:after="0"/>
+        <w:jc w:val="both"/>
+      </w:pPr>
+      <w:r>
+        <w:rPr>
+          <w:b/>
+          <w:i w:val="0"/>
+        </w:rPr>
+        <w:t>Bước 4: Kết luận, nhận định:</w:t>
+      </w:r>
+      <w:r>
+        <w:rPr>
+          <w:b w:val="0"/>
+          <w:i w:val="0"/>
+        </w:rPr>
+        <w:t xml:space="preserve"> GV chiếu sơ đồ tư duy Bài 2.</w:t>
+      </w:r>
+    </w:p>
+    <w:p>
+      <w:pPr>
+        <w:spacing w:before="0" w:after="0"/>
+        <w:jc w:val="both"/>
+      </w:pPr>
+      <w:r>
+        <w:rPr>
+          <w:b/>
+          <w:i w:val="0"/>
+        </w:rPr>
+        <w:t>* CỦNG CỐ CUỐI BÀI – SƠ ĐỒ TƯ DUY</w:t>
       </w:r>
     </w:p>
     <w:p>
@@ -3600,7 +8478,7 @@
         <w:drawing>
           <wp:inline xmlns:a="http://schemas.openxmlformats.org/drawingml/2006/main" xmlns:pic="http://schemas.openxmlformats.org/drawingml/2006/picture">
             <wp:extent cx="5940000" cy="3335425"/>
-            <wp:docPr id="7" name="Picture 7"/>
+            <wp:docPr id="4" name="Picture 4"/>
             <wp:cNvGraphicFramePr>
               <a:graphicFrameLocks noChangeAspect="1"/>
             </wp:cNvGraphicFramePr>
@@ -3608,7 +8486,7 @@
               <a:graphicData uri="http://schemas.openxmlformats.org/drawingml/2006/picture">
                 <pic:pic>
                   <pic:nvPicPr>
-                    <pic:cNvPr id="0" name="image.png"/>
+                    <pic:cNvPr id="0" name="SoDoTuDuy_NGUVAN11_Bai2.png"/>
                     <pic:cNvPicPr/>
                   </pic:nvPicPr>
                   <pic:blipFill>
@@ -3653,7 +8531,7 @@
           <w:b/>
           <w:i w:val="0"/>
         </w:rPr>
-        <w:t>HẾT TIẾT 22</w:t>
+        <w:t>-----------HẾT TIẾT 22-----------</w:t>
       </w:r>
     </w:p>
     <w:p>
